--- a/report_2025CS05017.docx
+++ b/report_2025CS05017.docx
@@ -86,8 +86,8 @@
         <w:rPr>
           <w:noProof/>
         </w:rPr>
-        <w:pict w14:anchorId="2104C428">
-          <v:rect id="_x0000_i1038" alt="" style="width:451.3pt;height:.05pt;mso-width-percent:0;mso-height-percent:0;mso-width-percent:0;mso-height-percent:0" o:hralign="center" o:hrstd="t" o:hr="t"/>
+        <w:pict w14:anchorId="1B803F9A">
+          <v:rect id="_x0000_i1037" alt="" style="width:451.3pt;height:.05pt;mso-width-percent:0;mso-height-percent:0;mso-width-percent:0;mso-height-percent:0" o:hralign="center" o:hrstd="t" o:hr="t"/>
         </w:pict>
       </w:r>
       <w:bookmarkEnd w:id="1"/>
@@ -2750,8 +2750,8 @@
         <w:rPr>
           <w:noProof/>
         </w:rPr>
-        <w:pict w14:anchorId="00139100">
-          <v:rect id="_x0000_i1037" alt="" style="width:451.3pt;height:.05pt;mso-width-percent:0;mso-height-percent:0;mso-width-percent:0;mso-height-percent:0" o:hralign="center" o:hrstd="t" o:hr="t"/>
+        <w:pict w14:anchorId="33DB9839">
+          <v:rect id="_x0000_i1036" alt="" style="width:451.3pt;height:.05pt;mso-width-percent:0;mso-height-percent:0;mso-width-percent:0;mso-height-percent:0" o:hralign="center" o:hrstd="t" o:hr="t"/>
         </w:pict>
       </w:r>
     </w:p>
@@ -2828,15 +2828,10 @@
         <w:rPr>
           <w:noProof/>
         </w:rPr>
-        <w:pict w14:anchorId="6AFA7FC1">
-          <v:rect id="_x0000_i1036" alt="" style="width:451.3pt;height:.05pt;mso-width-percent:0;mso-height-percent:0;mso-width-percent:0;mso-height-percent:0" o:hralign="center" o:hrstd="t" o:hr="t"/>
+        <w:pict w14:anchorId="4DDE0F23">
+          <v:rect id="_x0000_i1035" alt="" style="width:451.3pt;height:.05pt;mso-width-percent:0;mso-height-percent:0;mso-width-percent:0;mso-height-percent:0" o:hralign="center" o:hrstd="t" o:hr="t"/>
         </w:pict>
       </w:r>
-    </w:p>
-    <w:p>
-      <w:pPr>
-        <w:pStyle w:val="Heading2"/>
-      </w:pPr>
       <w:bookmarkStart w:id="5" w:name="_Toc229309723"/>
       <w:bookmarkStart w:id="6" w:name="prerequisites-local-setup"/>
       <w:bookmarkEnd w:id="4"/>
@@ -2846,6 +2841,7 @@
         <w:pStyle w:val="Heading2"/>
       </w:pPr>
       <w:r>
+        <w:lastRenderedPageBreak/>
         <w:t>2. Prerequisites &amp; Local Setup</w:t>
       </w:r>
       <w:bookmarkEnd w:id="5"/>
@@ -3545,8 +3541,8 @@
         <w:rPr>
           <w:noProof/>
         </w:rPr>
-        <w:pict w14:anchorId="19434D9C">
-          <v:rect id="_x0000_i1035" alt="" style="width:451.3pt;height:.05pt;mso-width-percent:0;mso-height-percent:0;mso-width-percent:0;mso-height-percent:0" o:hralign="center" o:hrstd="t" o:hr="t"/>
+        <w:pict w14:anchorId="44EC40BF">
+          <v:rect id="_x0000_i1034" alt="" style="width:451.3pt;height:.05pt;mso-width-percent:0;mso-height-percent:0;mso-width-percent:0;mso-height-percent:0" o:hralign="center" o:hrstd="t" o:hr="t"/>
         </w:pict>
       </w:r>
     </w:p>
@@ -4949,8 +4945,8 @@
         <w:rPr>
           <w:noProof/>
         </w:rPr>
-        <w:pict w14:anchorId="08482AC1">
-          <v:rect id="_x0000_i1034" alt="" style="width:451.3pt;height:.05pt;mso-width-percent:0;mso-height-percent:0;mso-width-percent:0;mso-height-percent:0" o:hralign="center" o:hrstd="t" o:hr="t"/>
+        <w:pict w14:anchorId="2A257380">
+          <v:rect id="_x0000_i1033" alt="" style="width:451.3pt;height:.05pt;mso-width-percent:0;mso-height-percent:0;mso-width-percent:0;mso-height-percent:0" o:hralign="center" o:hrstd="t" o:hr="t"/>
         </w:pict>
       </w:r>
     </w:p>
@@ -5782,8 +5778,8 @@
         <w:rPr>
           <w:noProof/>
         </w:rPr>
-        <w:pict w14:anchorId="301F8715">
-          <v:rect id="_x0000_i1033" alt="" style="width:451.3pt;height:.05pt;mso-width-percent:0;mso-height-percent:0;mso-width-percent:0;mso-height-percent:0" o:hralign="center" o:hrstd="t" o:hr="t"/>
+        <w:pict w14:anchorId="7261796C">
+          <v:rect id="_x0000_i1032" alt="" style="width:451.3pt;height:.05pt;mso-width-percent:0;mso-height-percent:0;mso-width-percent:0;mso-height-percent:0" o:hralign="center" o:hrstd="t" o:hr="t"/>
         </w:pict>
       </w:r>
     </w:p>
@@ -6288,89 +6284,251 @@
         <w:t xml:space="preserve"> confusion matrix (PNG), ROC curve (PNG), serialized sklearn pipeline (joblib), and metrics JSON.</w:t>
       </w:r>
     </w:p>
-    <w:tbl>
-      <w:tblPr>
-        <w:tblStyle w:val="Table"/>
-        <w:tblW w:w="0" w:type="auto"/>
-        <w:jc w:val="center"/>
-        <w:tblLook w:val="0600" w:firstRow="0" w:lastRow="0" w:firstColumn="0" w:lastColumn="0" w:noHBand="1" w:noVBand="1"/>
-      </w:tblPr>
-      <w:tblGrid>
-        <w:gridCol w:w="3041"/>
-      </w:tblGrid>
-      <w:tr>
-        <w:trPr>
-          <w:jc w:val="center"/>
-        </w:trPr>
-        <w:tc>
-          <w:tcPr>
-            <w:tcW w:w="0" w:type="auto"/>
-          </w:tcPr>
-          <w:p>
-            <w:pPr>
-              <w:pStyle w:val="Compact"/>
-              <w:jc w:val="center"/>
-            </w:pPr>
-            <w:r>
-              <w:t>MLflow — Experiment Runs</w:t>
-            </w:r>
-          </w:p>
-        </w:tc>
-      </w:tr>
-    </w:tbl>
-    <w:p>
-      <w:pPr>
-        <w:pStyle w:val="ImageCaption"/>
-      </w:pPr>
-      <w:r>
-        <w:t>MLflow — Experiment Runs</w:t>
-      </w:r>
-    </w:p>
-    <w:tbl>
-      <w:tblPr>
-        <w:tblStyle w:val="Table"/>
-        <w:tblW w:w="0" w:type="auto"/>
-        <w:jc w:val="center"/>
-        <w:tblLook w:val="0600" w:firstRow="0" w:lastRow="0" w:firstColumn="0" w:lastColumn="0" w:noHBand="1" w:noVBand="1"/>
-      </w:tblPr>
-      <w:tblGrid>
-        <w:gridCol w:w="3391"/>
-      </w:tblGrid>
-      <w:tr>
-        <w:trPr>
-          <w:jc w:val="center"/>
-        </w:trPr>
-        <w:tc>
-          <w:tcPr>
-            <w:tcW w:w="0" w:type="auto"/>
-          </w:tcPr>
-          <w:p>
-            <w:pPr>
-              <w:pStyle w:val="Compact"/>
-              <w:jc w:val="center"/>
-            </w:pPr>
-            <w:r>
-              <w:t>MLflow — Metrics Comparison</w:t>
-            </w:r>
-          </w:p>
-        </w:tc>
-      </w:tr>
-    </w:tbl>
-    <w:p>
-      <w:pPr>
-        <w:pStyle w:val="ImageCaption"/>
-      </w:pPr>
-      <w:r>
-        <w:t>MLflow — Metrics Comparison</w:t>
-      </w:r>
-    </w:p>
-    <w:p>
+    <w:p>
+      <w:pPr>
+        <w:pStyle w:val="BodyText"/>
+        <w:rPr>
+          <w:u w:val="single"/>
+        </w:rPr>
+      </w:pPr>
+      <w:r>
+        <w:rPr>
+          <w:u w:val="single"/>
+        </w:rPr>
+        <w:t>Screenshots:</w:t>
+      </w:r>
+    </w:p>
+    <w:p>
+      <w:pPr>
+        <w:pStyle w:val="BodyText"/>
+      </w:pPr>
+      <w:r>
+        <w:t>Experiments:</w:t>
+      </w:r>
+    </w:p>
+    <w:p>
+      <w:pPr>
+        <w:ind w:left="720"/>
+      </w:pPr>
       <w:r>
         <w:rPr>
           <w:noProof/>
         </w:rPr>
-        <w:pict w14:anchorId="27F7FDF0">
-          <v:rect id="_x0000_i1032" alt="" style="width:451.3pt;height:.05pt;mso-width-percent:0;mso-height-percent:0;mso-width-percent:0;mso-height-percent:0" o:hralign="center" o:hrstd="t" o:hr="t"/>
+        <w:drawing>
+          <wp:inline distT="0" distB="0" distL="0" distR="0" wp14:anchorId="2D126C75" wp14:editId="58AFDAB2">
+            <wp:extent cx="5943600" cy="906448"/>
+            <wp:effectExtent l="0" t="0" r="0" b="0"/>
+            <wp:docPr id="672416905" name="Picture 16"/>
+            <wp:cNvGraphicFramePr>
+              <a:graphicFrameLocks xmlns:a="http://schemas.openxmlformats.org/drawingml/2006/main" noChangeAspect="1"/>
+            </wp:cNvGraphicFramePr>
+            <a:graphic xmlns:a="http://schemas.openxmlformats.org/drawingml/2006/main">
+              <a:graphicData uri="http://schemas.openxmlformats.org/drawingml/2006/picture">
+                <pic:pic xmlns:pic="http://schemas.openxmlformats.org/drawingml/2006/picture">
+                  <pic:nvPicPr>
+                    <pic:cNvPr id="672416905" name="Picture 672416905"/>
+                    <pic:cNvPicPr/>
+                  </pic:nvPicPr>
+                  <pic:blipFill>
+                    <a:blip r:embed="rId15" cstate="print">
+                      <a:extLst>
+                        <a:ext uri="{28A0092B-C50C-407E-A947-70E740481C1C}">
+                          <a14:useLocalDpi xmlns:a14="http://schemas.microsoft.com/office/drawing/2010/main" val="0"/>
+                        </a:ext>
+                      </a:extLst>
+                    </a:blip>
+                    <a:stretch>
+                      <a:fillRect/>
+                    </a:stretch>
+                  </pic:blipFill>
+                  <pic:spPr>
+                    <a:xfrm>
+                      <a:off x="0" y="0"/>
+                      <a:ext cx="5955616" cy="908281"/>
+                    </a:xfrm>
+                    <a:prstGeom prst="rect">
+                      <a:avLst/>
+                    </a:prstGeom>
+                  </pic:spPr>
+                </pic:pic>
+              </a:graphicData>
+            </a:graphic>
+          </wp:inline>
+        </w:drawing>
+      </w:r>
+    </w:p>
+    <w:p>
+      <w:r>
+        <w:t>Runs:</w:t>
+      </w:r>
+    </w:p>
+    <w:p>
+      <w:pPr>
+        <w:ind w:left="720"/>
+      </w:pPr>
+      <w:r>
+        <w:rPr>
+          <w:noProof/>
+        </w:rPr>
+        <w:drawing>
+          <wp:inline distT="0" distB="0" distL="0" distR="0" wp14:anchorId="015A27EE" wp14:editId="5833DCF0">
+            <wp:extent cx="5943600" cy="1264257"/>
+            <wp:effectExtent l="0" t="0" r="0" b="6350"/>
+            <wp:docPr id="1357501243" name="Picture 17"/>
+            <wp:cNvGraphicFramePr>
+              <a:graphicFrameLocks xmlns:a="http://schemas.openxmlformats.org/drawingml/2006/main" noChangeAspect="1"/>
+            </wp:cNvGraphicFramePr>
+            <a:graphic xmlns:a="http://schemas.openxmlformats.org/drawingml/2006/main">
+              <a:graphicData uri="http://schemas.openxmlformats.org/drawingml/2006/picture">
+                <pic:pic xmlns:pic="http://schemas.openxmlformats.org/drawingml/2006/picture">
+                  <pic:nvPicPr>
+                    <pic:cNvPr id="1357501243" name="Picture 1357501243"/>
+                    <pic:cNvPicPr/>
+                  </pic:nvPicPr>
+                  <pic:blipFill>
+                    <a:blip r:embed="rId16" cstate="print">
+                      <a:extLst>
+                        <a:ext uri="{28A0092B-C50C-407E-A947-70E740481C1C}">
+                          <a14:useLocalDpi xmlns:a14="http://schemas.microsoft.com/office/drawing/2010/main" val="0"/>
+                        </a:ext>
+                      </a:extLst>
+                    </a:blip>
+                    <a:stretch>
+                      <a:fillRect/>
+                    </a:stretch>
+                  </pic:blipFill>
+                  <pic:spPr>
+                    <a:xfrm>
+                      <a:off x="0" y="0"/>
+                      <a:ext cx="5946455" cy="1264864"/>
+                    </a:xfrm>
+                    <a:prstGeom prst="rect">
+                      <a:avLst/>
+                    </a:prstGeom>
+                  </pic:spPr>
+                </pic:pic>
+              </a:graphicData>
+            </a:graphic>
+          </wp:inline>
+        </w:drawing>
+      </w:r>
+    </w:p>
+    <w:p>
+      <w:pPr>
+        <w:ind w:left="720"/>
+      </w:pPr>
+      <w:r>
+        <w:rPr>
+          <w:noProof/>
+        </w:rPr>
+        <w:lastRenderedPageBreak/>
+        <w:drawing>
+          <wp:inline distT="0" distB="0" distL="0" distR="0" wp14:anchorId="0E910041" wp14:editId="65B7D359">
+            <wp:extent cx="5943600" cy="2926715"/>
+            <wp:effectExtent l="0" t="0" r="0" b="0"/>
+            <wp:docPr id="1064500519" name="Picture 20"/>
+            <wp:cNvGraphicFramePr>
+              <a:graphicFrameLocks xmlns:a="http://schemas.openxmlformats.org/drawingml/2006/main" noChangeAspect="1"/>
+            </wp:cNvGraphicFramePr>
+            <a:graphic xmlns:a="http://schemas.openxmlformats.org/drawingml/2006/main">
+              <a:graphicData uri="http://schemas.openxmlformats.org/drawingml/2006/picture">
+                <pic:pic xmlns:pic="http://schemas.openxmlformats.org/drawingml/2006/picture">
+                  <pic:nvPicPr>
+                    <pic:cNvPr id="1064500519" name="Picture 1064500519"/>
+                    <pic:cNvPicPr/>
+                  </pic:nvPicPr>
+                  <pic:blipFill>
+                    <a:blip r:embed="rId17" cstate="print">
+                      <a:extLst>
+                        <a:ext uri="{28A0092B-C50C-407E-A947-70E740481C1C}">
+                          <a14:useLocalDpi xmlns:a14="http://schemas.microsoft.com/office/drawing/2010/main" val="0"/>
+                        </a:ext>
+                      </a:extLst>
+                    </a:blip>
+                    <a:stretch>
+                      <a:fillRect/>
+                    </a:stretch>
+                  </pic:blipFill>
+                  <pic:spPr>
+                    <a:xfrm>
+                      <a:off x="0" y="0"/>
+                      <a:ext cx="5943600" cy="2926715"/>
+                    </a:xfrm>
+                    <a:prstGeom prst="rect">
+                      <a:avLst/>
+                    </a:prstGeom>
+                  </pic:spPr>
+                </pic:pic>
+              </a:graphicData>
+            </a:graphic>
+          </wp:inline>
+        </w:drawing>
+      </w:r>
+    </w:p>
+    <w:p>
+      <w:r>
+        <w:t>Registry:</w:t>
+      </w:r>
+    </w:p>
+    <w:p>
+      <w:pPr>
+        <w:ind w:left="720"/>
+      </w:pPr>
+      <w:r>
+        <w:rPr>
+          <w:noProof/>
+        </w:rPr>
+        <w:drawing>
+          <wp:inline distT="0" distB="0" distL="0" distR="0" wp14:anchorId="6712E528" wp14:editId="0CC1110D">
+            <wp:extent cx="5943600" cy="1904365"/>
+            <wp:effectExtent l="0" t="0" r="0" b="635"/>
+            <wp:docPr id="1479595134" name="Picture 18"/>
+            <wp:cNvGraphicFramePr>
+              <a:graphicFrameLocks xmlns:a="http://schemas.openxmlformats.org/drawingml/2006/main" noChangeAspect="1"/>
+            </wp:cNvGraphicFramePr>
+            <a:graphic xmlns:a="http://schemas.openxmlformats.org/drawingml/2006/main">
+              <a:graphicData uri="http://schemas.openxmlformats.org/drawingml/2006/picture">
+                <pic:pic xmlns:pic="http://schemas.openxmlformats.org/drawingml/2006/picture">
+                  <pic:nvPicPr>
+                    <pic:cNvPr id="1479595134" name="Picture 1479595134"/>
+                    <pic:cNvPicPr/>
+                  </pic:nvPicPr>
+                  <pic:blipFill>
+                    <a:blip r:embed="rId18" cstate="print">
+                      <a:extLst>
+                        <a:ext uri="{28A0092B-C50C-407E-A947-70E740481C1C}">
+                          <a14:useLocalDpi xmlns:a14="http://schemas.microsoft.com/office/drawing/2010/main" val="0"/>
+                        </a:ext>
+                      </a:extLst>
+                    </a:blip>
+                    <a:stretch>
+                      <a:fillRect/>
+                    </a:stretch>
+                  </pic:blipFill>
+                  <pic:spPr>
+                    <a:xfrm>
+                      <a:off x="0" y="0"/>
+                      <a:ext cx="5943600" cy="1904365"/>
+                    </a:xfrm>
+                    <a:prstGeom prst="rect">
+                      <a:avLst/>
+                    </a:prstGeom>
+                  </pic:spPr>
+                </pic:pic>
+              </a:graphicData>
+            </a:graphic>
+          </wp:inline>
+        </w:drawing>
+      </w:r>
+    </w:p>
+    <w:p/>
+    <w:p>
+      <w:r>
+        <w:rPr>
+          <w:noProof/>
+        </w:rPr>
+        <w:pict w14:anchorId="564E91EA">
+          <v:rect id="_x0000_i1031" alt="" style="width:451.3pt;height:.05pt;mso-width-percent:0;mso-height-percent:0;mso-width-percent:0;mso-height-percent:0" o:hralign="center" o:hrstd="t" o:hr="t"/>
         </w:pict>
       </w:r>
     </w:p>
@@ -6516,13 +6674,106 @@
         <w:rPr>
           <w:rStyle w:val="ExtensionTok"/>
         </w:rPr>
+        <w:t>python3</w:t>
+      </w:r>
+      <w:r>
+        <w:rPr>
+          <w:rStyle w:val="NormalTok"/>
+        </w:rPr>
+        <w:t xml:space="preserve"> </w:t>
+      </w:r>
+      <w:r>
+        <w:rPr>
+          <w:rStyle w:val="AttributeTok"/>
+        </w:rPr>
+        <w:t>-m</w:t>
+      </w:r>
+      <w:r>
+        <w:rPr>
+          <w:rStyle w:val="NormalTok"/>
+        </w:rPr>
+        <w:t xml:space="preserve"> venv venv </w:t>
+      </w:r>
+      <w:r>
+        <w:rPr>
+          <w:rStyle w:val="KeywordTok"/>
+        </w:rPr>
+        <w:t>&amp;&amp;</w:t>
+      </w:r>
+      <w:r>
+        <w:rPr>
+          <w:rStyle w:val="NormalTok"/>
+        </w:rPr>
+        <w:t xml:space="preserve"> </w:t>
+      </w:r>
+      <w:r>
+        <w:rPr>
+          <w:rStyle w:val="BuiltInTok"/>
+        </w:rPr>
+        <w:t>source</w:t>
+      </w:r>
+      <w:r>
+        <w:rPr>
+          <w:rStyle w:val="NormalTok"/>
+        </w:rPr>
+        <w:t xml:space="preserve"> venv/bin/activate</w:t>
+      </w:r>
+      <w:r>
+        <w:br/>
+      </w:r>
+      <w:r>
+        <w:rPr>
+          <w:rStyle w:val="ExtensionTok"/>
+        </w:rPr>
+        <w:t>pip</w:t>
+      </w:r>
+      <w:r>
+        <w:rPr>
+          <w:rStyle w:val="NormalTok"/>
+        </w:rPr>
+        <w:t xml:space="preserve"> install </w:t>
+      </w:r>
+      <w:r>
+        <w:rPr>
+          <w:rStyle w:val="AttributeTok"/>
+        </w:rPr>
+        <w:t>-r</w:t>
+      </w:r>
+      <w:r>
+        <w:rPr>
+          <w:rStyle w:val="NormalTok"/>
+        </w:rPr>
+        <w:t xml:space="preserve"> requirements.txt</w:t>
+      </w:r>
+      <w:r>
+        <w:br/>
+      </w:r>
+      <w:r>
+        <w:rPr>
+          <w:rStyle w:val="ExtensionTok"/>
+        </w:rPr>
         <w:lastRenderedPageBreak/>
-        <w:t>python3</w:t>
+        <w:t>python</w:t>
       </w:r>
       <w:r>
         <w:rPr>
           <w:rStyle w:val="NormalTok"/>
         </w:rPr>
+        <w:t xml:space="preserve"> dataprocessing/process_data.py</w:t>
+      </w:r>
+      <w:r>
+        <w:br/>
+      </w:r>
+      <w:r>
+        <w:rPr>
+          <w:rStyle w:val="ExtensionTok"/>
+        </w:rPr>
+        <w:t>python</w:t>
+      </w:r>
+      <w:r>
+        <w:rPr>
+          <w:rStyle w:val="NormalTok"/>
+        </w:rPr>
         <w:t xml:space="preserve"> </w:t>
       </w:r>
       <w:r>
@@ -6535,99 +6786,6 @@
         <w:rPr>
           <w:rStyle w:val="NormalTok"/>
         </w:rPr>
-        <w:t xml:space="preserve"> venv venv </w:t>
-      </w:r>
-      <w:r>
-        <w:rPr>
-          <w:rStyle w:val="KeywordTok"/>
-        </w:rPr>
-        <w:t>&amp;&amp;</w:t>
-      </w:r>
-      <w:r>
-        <w:rPr>
-          <w:rStyle w:val="NormalTok"/>
-        </w:rPr>
-        <w:t xml:space="preserve"> </w:t>
-      </w:r>
-      <w:r>
-        <w:rPr>
-          <w:rStyle w:val="BuiltInTok"/>
-        </w:rPr>
-        <w:t>source</w:t>
-      </w:r>
-      <w:r>
-        <w:rPr>
-          <w:rStyle w:val="NormalTok"/>
-        </w:rPr>
-        <w:t xml:space="preserve"> venv/bin/activate</w:t>
-      </w:r>
-      <w:r>
-        <w:br/>
-      </w:r>
-      <w:r>
-        <w:rPr>
-          <w:rStyle w:val="ExtensionTok"/>
-        </w:rPr>
-        <w:t>pip</w:t>
-      </w:r>
-      <w:r>
-        <w:rPr>
-          <w:rStyle w:val="NormalTok"/>
-        </w:rPr>
-        <w:t xml:space="preserve"> install </w:t>
-      </w:r>
-      <w:r>
-        <w:rPr>
-          <w:rStyle w:val="AttributeTok"/>
-        </w:rPr>
-        <w:t>-r</w:t>
-      </w:r>
-      <w:r>
-        <w:rPr>
-          <w:rStyle w:val="NormalTok"/>
-        </w:rPr>
-        <w:t xml:space="preserve"> requirements.txt</w:t>
-      </w:r>
-      <w:r>
-        <w:br/>
-      </w:r>
-      <w:r>
-        <w:rPr>
-          <w:rStyle w:val="ExtensionTok"/>
-        </w:rPr>
-        <w:t>python</w:t>
-      </w:r>
-      <w:r>
-        <w:rPr>
-          <w:rStyle w:val="NormalTok"/>
-        </w:rPr>
-        <w:t xml:space="preserve"> dataprocessing/process_data.py</w:t>
-      </w:r>
-      <w:r>
-        <w:br/>
-      </w:r>
-      <w:r>
-        <w:rPr>
-          <w:rStyle w:val="ExtensionTok"/>
-        </w:rPr>
-        <w:t>python</w:t>
-      </w:r>
-      <w:r>
-        <w:rPr>
-          <w:rStyle w:val="NormalTok"/>
-        </w:rPr>
-        <w:t xml:space="preserve"> </w:t>
-      </w:r>
-      <w:r>
-        <w:rPr>
-          <w:rStyle w:val="AttributeTok"/>
-        </w:rPr>
-        <w:t>-m</w:t>
-      </w:r>
-      <w:r>
-        <w:rPr>
-          <w:rStyle w:val="NormalTok"/>
-        </w:rPr>
         <w:t xml:space="preserve"> src.training.train</w:t>
       </w:r>
     </w:p>
@@ -6636,8 +6794,8 @@
         <w:rPr>
           <w:noProof/>
         </w:rPr>
-        <w:pict w14:anchorId="7046B056">
-          <v:rect id="_x0000_i1031" alt="" style="width:451.3pt;height:.05pt;mso-width-percent:0;mso-height-percent:0;mso-width-percent:0;mso-height-percent:0" o:hralign="center" o:hrstd="t" o:hr="t"/>
+        <w:pict w14:anchorId="4E243197">
+          <v:rect id="_x0000_i1030" alt="" style="width:451.3pt;height:.05pt;mso-width-percent:0;mso-height-percent:0;mso-width-percent:0;mso-height-percent:0" o:hralign="center" o:hrstd="t" o:hr="t"/>
         </w:pict>
       </w:r>
     </w:p>
@@ -7078,7 +7236,6 @@
       <w:bookmarkStart w:id="48" w:name="manual-triggers"/>
       <w:bookmarkEnd w:id="46"/>
       <w:r>
-        <w:lastRenderedPageBreak/>
         <w:t>Manual triggers</w:t>
       </w:r>
       <w:bookmarkEnd w:id="47"/>
@@ -7209,6 +7366,7 @@
               <w:rPr>
                 <w:rStyle w:val="VerbatimChar"/>
               </w:rPr>
+              <w:lastRenderedPageBreak/>
               <w:t>skip_cd</w:t>
             </w:r>
           </w:p>
@@ -7640,8 +7798,8 @@
         <w:rPr>
           <w:noProof/>
         </w:rPr>
-        <w:pict w14:anchorId="622288F9">
-          <v:rect id="_x0000_i1030" alt="" style="width:451.3pt;height:.05pt;mso-width-percent:0;mso-height-percent:0;mso-width-percent:0;mso-height-percent:0" o:hralign="center" o:hrstd="t" o:hr="t"/>
+        <w:pict w14:anchorId="084C40E7">
+          <v:rect id="_x0000_i1029" alt="" style="width:451.3pt;height:.05pt;mso-width-percent:0;mso-height-percent:0;mso-width-percent:0;mso-height-percent:0" o:hralign="center" o:hrstd="t" o:hr="t"/>
         </w:pict>
       </w:r>
     </w:p>
@@ -7957,48 +8115,48 @@
         <w:rPr>
           <w:rStyle w:val="VerbatimChar"/>
         </w:rPr>
+        <w:t>Dockerfile</w:t>
+      </w:r>
+      <w:r>
+        <w:t xml:space="preserve"> is a two-stage build on </w:t>
+      </w:r>
+      <w:r>
+        <w:rPr>
+          <w:rStyle w:val="VerbatimChar"/>
+        </w:rPr>
+        <w:t>python:3.12-slim</w:t>
+      </w:r>
+      <w:r>
+        <w:t xml:space="preserve">: dependencies in stage 1, runtime image in stage 2 with non-root </w:t>
+      </w:r>
+      <w:r>
+        <w:rPr>
+          <w:rStyle w:val="VerbatimChar"/>
+        </w:rPr>
+        <w:t>appuser</w:t>
+      </w:r>
+      <w:r>
+        <w:t xml:space="preserve">, </w:t>
+      </w:r>
+      <w:r>
+        <w:rPr>
+          <w:rStyle w:val="VerbatimChar"/>
+        </w:rPr>
+        <w:t>HEALTHCHECK</w:t>
+      </w:r>
+      <w:r>
+        <w:t>, and port 8080 exposed.</w:t>
+      </w:r>
+    </w:p>
+    <w:p>
+      <w:pPr>
+        <w:pStyle w:val="SourceCode"/>
+      </w:pPr>
+      <w:r>
+        <w:rPr>
+          <w:rStyle w:val="ExtensionTok"/>
+        </w:rPr>
         <w:lastRenderedPageBreak/>
-        <w:t>Dockerfile</w:t>
-      </w:r>
-      <w:r>
-        <w:t xml:space="preserve"> is a two-stage build on </w:t>
-      </w:r>
-      <w:r>
-        <w:rPr>
-          <w:rStyle w:val="VerbatimChar"/>
-        </w:rPr>
-        <w:t>python:3.12-slim</w:t>
-      </w:r>
-      <w:r>
-        <w:t xml:space="preserve">: dependencies in stage 1, runtime image in stage 2 with non-root </w:t>
-      </w:r>
-      <w:r>
-        <w:rPr>
-          <w:rStyle w:val="VerbatimChar"/>
-        </w:rPr>
-        <w:t>appuser</w:t>
-      </w:r>
-      <w:r>
-        <w:t xml:space="preserve">, </w:t>
-      </w:r>
-      <w:r>
-        <w:rPr>
-          <w:rStyle w:val="VerbatimChar"/>
-        </w:rPr>
-        <w:t>HEALTHCHECK</w:t>
-      </w:r>
-      <w:r>
-        <w:t>, and port 8080 exposed.</w:t>
-      </w:r>
-    </w:p>
-    <w:p>
-      <w:pPr>
-        <w:pStyle w:val="SourceCode"/>
-      </w:pPr>
-      <w:r>
-        <w:rPr>
-          <w:rStyle w:val="ExtensionTok"/>
-        </w:rPr>
         <w:t>docker</w:t>
       </w:r>
       <w:r>
@@ -8306,51 +8464,322 @@
         <w:t xml:space="preserve"> endpoint accepts JSON input matching the 13 features, validates via Pydantic, and returns the prediction (0/1), confidence, and disease probability.</w:t>
       </w:r>
     </w:p>
-    <w:tbl>
-      <w:tblPr>
-        <w:tblStyle w:val="Table"/>
-        <w:tblW w:w="0" w:type="auto"/>
-        <w:jc w:val="center"/>
-        <w:tblLook w:val="0600" w:firstRow="0" w:lastRow="0" w:firstColumn="0" w:lastColumn="0" w:noHBand="1" w:noVBand="1"/>
-      </w:tblPr>
-      <w:tblGrid>
-        <w:gridCol w:w="3484"/>
-      </w:tblGrid>
-      <w:tr>
-        <w:trPr>
-          <w:jc w:val="center"/>
-        </w:trPr>
-        <w:tc>
-          <w:tcPr>
-            <w:tcW w:w="0" w:type="auto"/>
-          </w:tcPr>
-          <w:p>
-            <w:pPr>
-              <w:pStyle w:val="Compact"/>
-              <w:jc w:val="center"/>
-            </w:pPr>
-            <w:r>
-              <w:t>Docker — Container build &amp; run</w:t>
-            </w:r>
-          </w:p>
-        </w:tc>
-      </w:tr>
-    </w:tbl>
-    <w:p>
-      <w:pPr>
-        <w:pStyle w:val="ImageCaption"/>
-      </w:pPr>
-      <w:r>
-        <w:t>Docker — Container build &amp; run</w:t>
-      </w:r>
-    </w:p>
-    <w:p>
+    <w:p>
+      <w:pPr>
+        <w:rPr>
+          <w:b/>
+          <w:bCs/>
+          <w:u w:val="single"/>
+        </w:rPr>
+      </w:pPr>
+      <w:r>
+        <w:rPr>
+          <w:b/>
+          <w:bCs/>
+          <w:u w:val="single"/>
+        </w:rPr>
+        <w:t>Screenshots:</w:t>
+      </w:r>
+    </w:p>
+    <w:p>
+      <w:pPr>
+        <w:ind w:left="720"/>
+      </w:pPr>
       <w:r>
         <w:rPr>
           <w:noProof/>
         </w:rPr>
-        <w:pict w14:anchorId="5AC9CD81">
-          <v:rect id="_x0000_i1029" alt="" style="width:451.3pt;height:.05pt;mso-width-percent:0;mso-height-percent:0;mso-width-percent:0;mso-height-percent:0" o:hralign="center" o:hrstd="t" o:hr="t"/>
+        <w:drawing>
+          <wp:inline distT="0" distB="0" distL="0" distR="0" wp14:anchorId="4792DECC" wp14:editId="63379DA9">
+            <wp:extent cx="5943600" cy="2425148"/>
+            <wp:effectExtent l="0" t="0" r="0" b="635"/>
+            <wp:docPr id="223372012" name="Picture 9"/>
+            <wp:cNvGraphicFramePr>
+              <a:graphicFrameLocks xmlns:a="http://schemas.openxmlformats.org/drawingml/2006/main" noChangeAspect="1"/>
+            </wp:cNvGraphicFramePr>
+            <a:graphic xmlns:a="http://schemas.openxmlformats.org/drawingml/2006/main">
+              <a:graphicData uri="http://schemas.openxmlformats.org/drawingml/2006/picture">
+                <pic:pic xmlns:pic="http://schemas.openxmlformats.org/drawingml/2006/picture">
+                  <pic:nvPicPr>
+                    <pic:cNvPr id="223372012" name="Picture 223372012"/>
+                    <pic:cNvPicPr/>
+                  </pic:nvPicPr>
+                  <pic:blipFill>
+                    <a:blip r:embed="rId19" cstate="print">
+                      <a:extLst>
+                        <a:ext uri="{28A0092B-C50C-407E-A947-70E740481C1C}">
+                          <a14:useLocalDpi xmlns:a14="http://schemas.microsoft.com/office/drawing/2010/main" val="0"/>
+                        </a:ext>
+                      </a:extLst>
+                    </a:blip>
+                    <a:stretch>
+                      <a:fillRect/>
+                    </a:stretch>
+                  </pic:blipFill>
+                  <pic:spPr>
+                    <a:xfrm>
+                      <a:off x="0" y="0"/>
+                      <a:ext cx="5965768" cy="2434193"/>
+                    </a:xfrm>
+                    <a:prstGeom prst="rect">
+                      <a:avLst/>
+                    </a:prstGeom>
+                  </pic:spPr>
+                </pic:pic>
+              </a:graphicData>
+            </a:graphic>
+          </wp:inline>
+        </w:drawing>
+      </w:r>
+    </w:p>
+    <w:p>
+      <w:r>
+        <w:t>Namespace:</w:t>
+      </w:r>
+    </w:p>
+    <w:p>
+      <w:pPr>
+        <w:ind w:left="720"/>
+      </w:pPr>
+      <w:r>
+        <w:rPr>
+          <w:noProof/>
+        </w:rPr>
+        <w:drawing>
+          <wp:inline distT="0" distB="0" distL="0" distR="0" wp14:anchorId="4D2F4303" wp14:editId="292AB40A">
+            <wp:extent cx="5943600" cy="1017767"/>
+            <wp:effectExtent l="0" t="0" r="0" b="0"/>
+            <wp:docPr id="324502687" name="Picture 1"/>
+            <wp:cNvGraphicFramePr>
+              <a:graphicFrameLocks xmlns:a="http://schemas.openxmlformats.org/drawingml/2006/main" noChangeAspect="1"/>
+            </wp:cNvGraphicFramePr>
+            <a:graphic xmlns:a="http://schemas.openxmlformats.org/drawingml/2006/main">
+              <a:graphicData uri="http://schemas.openxmlformats.org/drawingml/2006/picture">
+                <pic:pic xmlns:pic="http://schemas.openxmlformats.org/drawingml/2006/picture">
+                  <pic:nvPicPr>
+                    <pic:cNvPr id="324502687" name="Picture 324502687"/>
+                    <pic:cNvPicPr/>
+                  </pic:nvPicPr>
+                  <pic:blipFill>
+                    <a:blip r:embed="rId20">
+                      <a:extLst>
+                        <a:ext uri="{28A0092B-C50C-407E-A947-70E740481C1C}">
+                          <a14:useLocalDpi xmlns:a14="http://schemas.microsoft.com/office/drawing/2010/main" val="0"/>
+                        </a:ext>
+                      </a:extLst>
+                    </a:blip>
+                    <a:stretch>
+                      <a:fillRect/>
+                    </a:stretch>
+                  </pic:blipFill>
+                  <pic:spPr>
+                    <a:xfrm>
+                      <a:off x="0" y="0"/>
+                      <a:ext cx="5986889" cy="1025180"/>
+                    </a:xfrm>
+                    <a:prstGeom prst="rect">
+                      <a:avLst/>
+                    </a:prstGeom>
+                  </pic:spPr>
+                </pic:pic>
+              </a:graphicData>
+            </a:graphic>
+          </wp:inline>
+        </w:drawing>
+      </w:r>
+    </w:p>
+    <w:p>
+      <w:pPr>
+        <w:ind w:left="720"/>
+      </w:pPr>
+    </w:p>
+    <w:p>
+      <w:r>
+        <w:t>Pods:</w:t>
+      </w:r>
+    </w:p>
+    <w:p>
+      <w:pPr>
+        <w:ind w:left="720"/>
+      </w:pPr>
+      <w:r>
+        <w:rPr>
+          <w:noProof/>
+        </w:rPr>
+        <w:lastRenderedPageBreak/>
+        <w:drawing>
+          <wp:inline distT="0" distB="0" distL="0" distR="0" wp14:anchorId="6649B753" wp14:editId="350AE73C">
+            <wp:extent cx="5943600" cy="1319917"/>
+            <wp:effectExtent l="0" t="0" r="0" b="1270"/>
+            <wp:docPr id="1788666707" name="Picture 5"/>
+            <wp:cNvGraphicFramePr>
+              <a:graphicFrameLocks xmlns:a="http://schemas.openxmlformats.org/drawingml/2006/main" noChangeAspect="1"/>
+            </wp:cNvGraphicFramePr>
+            <a:graphic xmlns:a="http://schemas.openxmlformats.org/drawingml/2006/main">
+              <a:graphicData uri="http://schemas.openxmlformats.org/drawingml/2006/picture">
+                <pic:pic xmlns:pic="http://schemas.openxmlformats.org/drawingml/2006/picture">
+                  <pic:nvPicPr>
+                    <pic:cNvPr id="1788666707" name="Picture 1788666707"/>
+                    <pic:cNvPicPr/>
+                  </pic:nvPicPr>
+                  <pic:blipFill>
+                    <a:blip r:embed="rId21" cstate="print">
+                      <a:extLst>
+                        <a:ext uri="{28A0092B-C50C-407E-A947-70E740481C1C}">
+                          <a14:useLocalDpi xmlns:a14="http://schemas.microsoft.com/office/drawing/2010/main" val="0"/>
+                        </a:ext>
+                      </a:extLst>
+                    </a:blip>
+                    <a:stretch>
+                      <a:fillRect/>
+                    </a:stretch>
+                  </pic:blipFill>
+                  <pic:spPr>
+                    <a:xfrm>
+                      <a:off x="0" y="0"/>
+                      <a:ext cx="5988251" cy="1329833"/>
+                    </a:xfrm>
+                    <a:prstGeom prst="rect">
+                      <a:avLst/>
+                    </a:prstGeom>
+                  </pic:spPr>
+                </pic:pic>
+              </a:graphicData>
+            </a:graphic>
+          </wp:inline>
+        </w:drawing>
+      </w:r>
+    </w:p>
+    <w:p>
+      <w:r>
+        <w:t>Service:</w:t>
+      </w:r>
+    </w:p>
+    <w:p>
+      <w:pPr>
+        <w:ind w:left="720"/>
+      </w:pPr>
+      <w:r>
+        <w:rPr>
+          <w:noProof/>
+        </w:rPr>
+        <w:drawing>
+          <wp:inline distT="0" distB="0" distL="0" distR="0" wp14:anchorId="7E55BAD7" wp14:editId="39EDC656">
+            <wp:extent cx="5943600" cy="791210"/>
+            <wp:effectExtent l="0" t="0" r="0" b="0"/>
+            <wp:docPr id="1902723405" name="Picture 3"/>
+            <wp:cNvGraphicFramePr>
+              <a:graphicFrameLocks xmlns:a="http://schemas.openxmlformats.org/drawingml/2006/main" noChangeAspect="1"/>
+            </wp:cNvGraphicFramePr>
+            <a:graphic xmlns:a="http://schemas.openxmlformats.org/drawingml/2006/main">
+              <a:graphicData uri="http://schemas.openxmlformats.org/drawingml/2006/picture">
+                <pic:pic xmlns:pic="http://schemas.openxmlformats.org/drawingml/2006/picture">
+                  <pic:nvPicPr>
+                    <pic:cNvPr id="1902723405" name="Picture 1902723405"/>
+                    <pic:cNvPicPr/>
+                  </pic:nvPicPr>
+                  <pic:blipFill>
+                    <a:blip r:embed="rId22" cstate="print">
+                      <a:extLst>
+                        <a:ext uri="{28A0092B-C50C-407E-A947-70E740481C1C}">
+                          <a14:useLocalDpi xmlns:a14="http://schemas.microsoft.com/office/drawing/2010/main" val="0"/>
+                        </a:ext>
+                      </a:extLst>
+                    </a:blip>
+                    <a:stretch>
+                      <a:fillRect/>
+                    </a:stretch>
+                  </pic:blipFill>
+                  <pic:spPr>
+                    <a:xfrm>
+                      <a:off x="0" y="0"/>
+                      <a:ext cx="5954049" cy="792601"/>
+                    </a:xfrm>
+                    <a:prstGeom prst="rect">
+                      <a:avLst/>
+                    </a:prstGeom>
+                  </pic:spPr>
+                </pic:pic>
+              </a:graphicData>
+            </a:graphic>
+          </wp:inline>
+        </w:drawing>
+      </w:r>
+    </w:p>
+    <w:p>
+      <w:pPr>
+        <w:rPr>
+          <w:sz w:val="22"/>
+          <w:szCs w:val="22"/>
+        </w:rPr>
+      </w:pPr>
+      <w:r>
+        <w:rPr>
+          <w:sz w:val="22"/>
+          <w:szCs w:val="22"/>
+        </w:rPr>
+        <w:t>Deployment &amp; Replicas:</w:t>
+      </w:r>
+    </w:p>
+    <w:p>
+      <w:pPr>
+        <w:ind w:left="720"/>
+      </w:pPr>
+      <w:r>
+        <w:rPr>
+          <w:noProof/>
+        </w:rPr>
+        <w:drawing>
+          <wp:inline distT="0" distB="0" distL="0" distR="0" wp14:anchorId="71DEB139" wp14:editId="0741CBB3">
+            <wp:extent cx="5943600" cy="1531620"/>
+            <wp:effectExtent l="0" t="0" r="0" b="5080"/>
+            <wp:docPr id="1293012148" name="Picture 4"/>
+            <wp:cNvGraphicFramePr>
+              <a:graphicFrameLocks xmlns:a="http://schemas.openxmlformats.org/drawingml/2006/main" noChangeAspect="1"/>
+            </wp:cNvGraphicFramePr>
+            <a:graphic xmlns:a="http://schemas.openxmlformats.org/drawingml/2006/main">
+              <a:graphicData uri="http://schemas.openxmlformats.org/drawingml/2006/picture">
+                <pic:pic xmlns:pic="http://schemas.openxmlformats.org/drawingml/2006/picture">
+                  <pic:nvPicPr>
+                    <pic:cNvPr id="1293012148" name="Picture 1293012148"/>
+                    <pic:cNvPicPr/>
+                  </pic:nvPicPr>
+                  <pic:blipFill>
+                    <a:blip r:embed="rId23" cstate="print">
+                      <a:extLst>
+                        <a:ext uri="{28A0092B-C50C-407E-A947-70E740481C1C}">
+                          <a14:useLocalDpi xmlns:a14="http://schemas.microsoft.com/office/drawing/2010/main" val="0"/>
+                        </a:ext>
+                      </a:extLst>
+                    </a:blip>
+                    <a:stretch>
+                      <a:fillRect/>
+                    </a:stretch>
+                  </pic:blipFill>
+                  <pic:spPr>
+                    <a:xfrm>
+                      <a:off x="0" y="0"/>
+                      <a:ext cx="5943600" cy="1531620"/>
+                    </a:xfrm>
+                    <a:prstGeom prst="rect">
+                      <a:avLst/>
+                    </a:prstGeom>
+                  </pic:spPr>
+                </pic:pic>
+              </a:graphicData>
+            </a:graphic>
+          </wp:inline>
+        </w:drawing>
+      </w:r>
+    </w:p>
+    <w:p/>
+    <w:p>
+      <w:r>
+        <w:rPr>
+          <w:noProof/>
+        </w:rPr>
+        <w:pict w14:anchorId="39FCF82E">
+          <v:rect id="_x0000_i1028" alt="" style="width:451.3pt;height:.05pt;mso-width-percent:0;mso-height-percent:0;mso-width-percent:0;mso-height-percent:0" o:hralign="center" o:hrstd="t" o:hr="t"/>
         </w:pict>
       </w:r>
     </w:p>
@@ -8642,6 +9071,7 @@
           <w:b/>
           <w:bCs/>
         </w:rPr>
+        <w:lastRenderedPageBreak/>
         <w:t>Manifests</w:t>
       </w:r>
       <w:r>
@@ -8779,7 +9209,6 @@
               <w:pStyle w:val="Compact"/>
             </w:pPr>
             <w:r>
-              <w:lastRenderedPageBreak/>
               <w:t>Endpoint</w:t>
             </w:r>
           </w:p>
@@ -8820,7 +9249,7 @@
             <w:pPr>
               <w:pStyle w:val="Compact"/>
             </w:pPr>
-            <w:hyperlink r:id="rId15">
+            <w:hyperlink r:id="rId24">
               <w:r>
                 <w:rPr>
                   <w:rStyle w:val="Hyperlink"/>
@@ -8853,7 +9282,7 @@
             <w:pPr>
               <w:pStyle w:val="Compact"/>
             </w:pPr>
-            <w:hyperlink r:id="rId16">
+            <w:hyperlink r:id="rId25">
               <w:r>
                 <w:rPr>
                   <w:rStyle w:val="Hyperlink"/>
@@ -8886,7 +9315,7 @@
             <w:pPr>
               <w:pStyle w:val="Compact"/>
             </w:pPr>
-            <w:hyperlink r:id="rId17">
+            <w:hyperlink r:id="rId26">
               <w:r>
                 <w:rPr>
                   <w:rStyle w:val="Hyperlink"/>
@@ -8919,7 +9348,7 @@
             <w:pPr>
               <w:pStyle w:val="Compact"/>
             </w:pPr>
-            <w:hyperlink r:id="rId18">
+            <w:hyperlink r:id="rId27">
               <w:r>
                 <w:rPr>
                   <w:rStyle w:val="Hyperlink"/>
@@ -8952,7 +9381,7 @@
             <w:pPr>
               <w:pStyle w:val="Compact"/>
             </w:pPr>
-            <w:hyperlink r:id="rId19">
+            <w:hyperlink r:id="rId28">
               <w:r>
                 <w:rPr>
                   <w:rStyle w:val="Hyperlink"/>
@@ -9249,127 +9678,304 @@
         <w:t># Grafana dashboard loads</w:t>
       </w:r>
     </w:p>
-    <w:tbl>
-      <w:tblPr>
-        <w:tblStyle w:val="Table"/>
-        <w:tblW w:w="0" w:type="auto"/>
-        <w:jc w:val="center"/>
-        <w:tblLook w:val="0600" w:firstRow="0" w:lastRow="0" w:firstColumn="0" w:lastColumn="0" w:noHBand="1" w:noVBand="1"/>
-      </w:tblPr>
-      <w:tblGrid>
-        <w:gridCol w:w="4407"/>
-      </w:tblGrid>
-      <w:tr>
-        <w:trPr>
-          <w:jc w:val="center"/>
-        </w:trPr>
-        <w:tc>
-          <w:tcPr>
-            <w:tcW w:w="0" w:type="auto"/>
-          </w:tcPr>
-          <w:p>
-            <w:pPr>
-              <w:pStyle w:val="Compact"/>
-              <w:jc w:val="center"/>
-            </w:pPr>
-            <w:r>
-              <w:t>K8s — Pods running across namespaces</w:t>
-            </w:r>
-          </w:p>
-        </w:tc>
-      </w:tr>
-    </w:tbl>
-    <w:p>
-      <w:pPr>
-        <w:pStyle w:val="ImageCaption"/>
-      </w:pPr>
-      <w:r>
-        <w:t>K8s — Pods running across namespaces</w:t>
-      </w:r>
-    </w:p>
-    <w:tbl>
-      <w:tblPr>
-        <w:tblStyle w:val="Table"/>
-        <w:tblW w:w="0" w:type="auto"/>
-        <w:jc w:val="center"/>
-        <w:tblLook w:val="0600" w:firstRow="0" w:lastRow="0" w:firstColumn="0" w:lastColumn="0" w:noHBand="1" w:noVBand="1"/>
-      </w:tblPr>
-      <w:tblGrid>
-        <w:gridCol w:w="2642"/>
-      </w:tblGrid>
-      <w:tr>
-        <w:trPr>
-          <w:jc w:val="center"/>
-        </w:trPr>
-        <w:tc>
-          <w:tcPr>
-            <w:tcW w:w="0" w:type="auto"/>
-          </w:tcPr>
-          <w:p>
-            <w:pPr>
-              <w:pStyle w:val="Compact"/>
-              <w:jc w:val="center"/>
-            </w:pPr>
-            <w:r>
-              <w:t>K8s — API health check</w:t>
-            </w:r>
-          </w:p>
-        </w:tc>
-      </w:tr>
-    </w:tbl>
-    <w:p>
-      <w:pPr>
-        <w:pStyle w:val="ImageCaption"/>
-      </w:pPr>
-      <w:r>
-        <w:t>K8s — API health check</w:t>
-      </w:r>
-    </w:p>
-    <w:tbl>
-      <w:tblPr>
-        <w:tblStyle w:val="Table"/>
-        <w:tblW w:w="0" w:type="auto"/>
-        <w:jc w:val="center"/>
-        <w:tblLook w:val="0600" w:firstRow="0" w:lastRow="0" w:firstColumn="0" w:lastColumn="0" w:noHBand="1" w:noVBand="1"/>
-      </w:tblPr>
-      <w:tblGrid>
-        <w:gridCol w:w="3094"/>
-      </w:tblGrid>
-      <w:tr>
-        <w:trPr>
-          <w:jc w:val="center"/>
-        </w:trPr>
-        <w:tc>
-          <w:tcPr>
-            <w:tcW w:w="0" w:type="auto"/>
-          </w:tcPr>
-          <w:p>
-            <w:pPr>
-              <w:pStyle w:val="Compact"/>
-              <w:jc w:val="center"/>
-            </w:pPr>
-            <w:r>
-              <w:t>K8s — Ingress configuration</w:t>
-            </w:r>
-          </w:p>
-        </w:tc>
-      </w:tr>
-    </w:tbl>
-    <w:p>
-      <w:pPr>
-        <w:pStyle w:val="ImageCaption"/>
-      </w:pPr>
-      <w:r>
-        <w:t>K8s — Ingress configuration</w:t>
-      </w:r>
-    </w:p>
-    <w:p>
+    <w:p>
+      <w:pPr>
+        <w:rPr>
+          <w:u w:val="single"/>
+        </w:rPr>
+      </w:pPr>
+    </w:p>
+    <w:p>
+      <w:pPr>
+        <w:rPr>
+          <w:u w:val="single"/>
+        </w:rPr>
+      </w:pPr>
+      <w:r>
+        <w:rPr>
+          <w:u w:val="single"/>
+        </w:rPr>
+        <w:t>Screenshots:</w:t>
+      </w:r>
       <w:r>
         <w:rPr>
           <w:noProof/>
         </w:rPr>
-        <w:pict w14:anchorId="574097C8">
-          <v:rect id="_x0000_i1028" alt="" style="width:451.3pt;height:.05pt;mso-width-percent:0;mso-height-percent:0;mso-width-percent:0;mso-height-percent:0" o:hralign="center" o:hrstd="t" o:hr="t"/>
+        <w:drawing>
+          <wp:inline distT="0" distB="0" distL="0" distR="0" wp14:anchorId="392BE3DA" wp14:editId="2D16EABA">
+            <wp:extent cx="5941696" cy="882595"/>
+            <wp:effectExtent l="0" t="0" r="1905" b="0"/>
+            <wp:docPr id="1599151601" name="Picture 11"/>
+            <wp:cNvGraphicFramePr>
+              <a:graphicFrameLocks xmlns:a="http://schemas.openxmlformats.org/drawingml/2006/main" noChangeAspect="1"/>
+            </wp:cNvGraphicFramePr>
+            <a:graphic xmlns:a="http://schemas.openxmlformats.org/drawingml/2006/main">
+              <a:graphicData uri="http://schemas.openxmlformats.org/drawingml/2006/picture">
+                <pic:pic xmlns:pic="http://schemas.openxmlformats.org/drawingml/2006/picture">
+                  <pic:nvPicPr>
+                    <pic:cNvPr id="1599151601" name="Picture 1599151601"/>
+                    <pic:cNvPicPr/>
+                  </pic:nvPicPr>
+                  <pic:blipFill>
+                    <a:blip r:embed="rId29" cstate="print">
+                      <a:extLst>
+                        <a:ext uri="{28A0092B-C50C-407E-A947-70E740481C1C}">
+                          <a14:useLocalDpi xmlns:a14="http://schemas.microsoft.com/office/drawing/2010/main" val="0"/>
+                        </a:ext>
+                      </a:extLst>
+                    </a:blip>
+                    <a:stretch>
+                      <a:fillRect/>
+                    </a:stretch>
+                  </pic:blipFill>
+                  <pic:spPr>
+                    <a:xfrm>
+                      <a:off x="0" y="0"/>
+                      <a:ext cx="5992954" cy="890209"/>
+                    </a:xfrm>
+                    <a:prstGeom prst="rect">
+                      <a:avLst/>
+                    </a:prstGeom>
+                  </pic:spPr>
+                </pic:pic>
+              </a:graphicData>
+            </a:graphic>
+          </wp:inline>
+        </w:drawing>
+      </w:r>
+    </w:p>
+    <w:p>
+      <w:r>
+        <w:lastRenderedPageBreak/>
+        <w:t>/m</w:t>
+      </w:r>
+      <w:r>
+        <w:t>etrics</w:t>
+      </w:r>
+    </w:p>
+    <w:p>
+      <w:pPr>
+        <w:ind w:left="720"/>
+      </w:pPr>
+      <w:r>
+        <w:rPr>
+          <w:noProof/>
+        </w:rPr>
+        <w:drawing>
+          <wp:inline distT="0" distB="0" distL="0" distR="0" wp14:anchorId="6CFFFA79" wp14:editId="558A1365">
+            <wp:extent cx="5943497" cy="2250219"/>
+            <wp:effectExtent l="0" t="0" r="635" b="0"/>
+            <wp:docPr id="974423098" name="Picture 12"/>
+            <wp:cNvGraphicFramePr>
+              <a:graphicFrameLocks xmlns:a="http://schemas.openxmlformats.org/drawingml/2006/main" noChangeAspect="1"/>
+            </wp:cNvGraphicFramePr>
+            <a:graphic xmlns:a="http://schemas.openxmlformats.org/drawingml/2006/main">
+              <a:graphicData uri="http://schemas.openxmlformats.org/drawingml/2006/picture">
+                <pic:pic xmlns:pic="http://schemas.openxmlformats.org/drawingml/2006/picture">
+                  <pic:nvPicPr>
+                    <pic:cNvPr id="974423098" name="Picture 974423098"/>
+                    <pic:cNvPicPr/>
+                  </pic:nvPicPr>
+                  <pic:blipFill>
+                    <a:blip r:embed="rId30" cstate="print">
+                      <a:extLst>
+                        <a:ext uri="{28A0092B-C50C-407E-A947-70E740481C1C}">
+                          <a14:useLocalDpi xmlns:a14="http://schemas.microsoft.com/office/drawing/2010/main" val="0"/>
+                        </a:ext>
+                      </a:extLst>
+                    </a:blip>
+                    <a:stretch>
+                      <a:fillRect/>
+                    </a:stretch>
+                  </pic:blipFill>
+                  <pic:spPr>
+                    <a:xfrm>
+                      <a:off x="0" y="0"/>
+                      <a:ext cx="6002398" cy="2272519"/>
+                    </a:xfrm>
+                    <a:prstGeom prst="rect">
+                      <a:avLst/>
+                    </a:prstGeom>
+                  </pic:spPr>
+                </pic:pic>
+              </a:graphicData>
+            </a:graphic>
+          </wp:inline>
+        </w:drawing>
+      </w:r>
+    </w:p>
+    <w:p>
+      <w:r>
+        <w:t>/health</w:t>
+      </w:r>
+    </w:p>
+    <w:p>
+      <w:pPr>
+        <w:ind w:left="720"/>
+      </w:pPr>
+      <w:r>
+        <w:rPr>
+          <w:noProof/>
+        </w:rPr>
+        <w:drawing>
+          <wp:inline distT="0" distB="0" distL="0" distR="0" wp14:anchorId="3A5EFAC7" wp14:editId="0C391231">
+            <wp:extent cx="5943600" cy="1781092"/>
+            <wp:effectExtent l="0" t="0" r="0" b="0"/>
+            <wp:docPr id="1996344714" name="Picture 13"/>
+            <wp:cNvGraphicFramePr>
+              <a:graphicFrameLocks xmlns:a="http://schemas.openxmlformats.org/drawingml/2006/main" noChangeAspect="1"/>
+            </wp:cNvGraphicFramePr>
+            <a:graphic xmlns:a="http://schemas.openxmlformats.org/drawingml/2006/main">
+              <a:graphicData uri="http://schemas.openxmlformats.org/drawingml/2006/picture">
+                <pic:pic xmlns:pic="http://schemas.openxmlformats.org/drawingml/2006/picture">
+                  <pic:nvPicPr>
+                    <pic:cNvPr id="1996344714" name="Picture 1996344714"/>
+                    <pic:cNvPicPr/>
+                  </pic:nvPicPr>
+                  <pic:blipFill>
+                    <a:blip r:embed="rId31" cstate="print">
+                      <a:extLst>
+                        <a:ext uri="{28A0092B-C50C-407E-A947-70E740481C1C}">
+                          <a14:useLocalDpi xmlns:a14="http://schemas.microsoft.com/office/drawing/2010/main" val="0"/>
+                        </a:ext>
+                      </a:extLst>
+                    </a:blip>
+                    <a:stretch>
+                      <a:fillRect/>
+                    </a:stretch>
+                  </pic:blipFill>
+                  <pic:spPr>
+                    <a:xfrm>
+                      <a:off x="0" y="0"/>
+                      <a:ext cx="5980569" cy="1792170"/>
+                    </a:xfrm>
+                    <a:prstGeom prst="rect">
+                      <a:avLst/>
+                    </a:prstGeom>
+                  </pic:spPr>
+                </pic:pic>
+              </a:graphicData>
+            </a:graphic>
+          </wp:inline>
+        </w:drawing>
+      </w:r>
+    </w:p>
+    <w:p/>
+    <w:p>
+      <w:r>
+        <w:t>Predict 1:</w:t>
+      </w:r>
+      <w:r>
+        <w:rPr>
+          <w:noProof/>
+        </w:rPr>
+        <w:drawing>
+          <wp:inline distT="0" distB="0" distL="0" distR="0" wp14:anchorId="6DBED7A9" wp14:editId="5CEB9A44">
+            <wp:extent cx="5943600" cy="2719346"/>
+            <wp:effectExtent l="0" t="0" r="0" b="0"/>
+            <wp:docPr id="362636652" name="Picture 14"/>
+            <wp:cNvGraphicFramePr>
+              <a:graphicFrameLocks xmlns:a="http://schemas.openxmlformats.org/drawingml/2006/main" noChangeAspect="1"/>
+            </wp:cNvGraphicFramePr>
+            <a:graphic xmlns:a="http://schemas.openxmlformats.org/drawingml/2006/main">
+              <a:graphicData uri="http://schemas.openxmlformats.org/drawingml/2006/picture">
+                <pic:pic xmlns:pic="http://schemas.openxmlformats.org/drawingml/2006/picture">
+                  <pic:nvPicPr>
+                    <pic:cNvPr id="362636652" name="Picture 362636652"/>
+                    <pic:cNvPicPr/>
+                  </pic:nvPicPr>
+                  <pic:blipFill>
+                    <a:blip r:embed="rId32" cstate="print">
+                      <a:extLst>
+                        <a:ext uri="{28A0092B-C50C-407E-A947-70E740481C1C}">
+                          <a14:useLocalDpi xmlns:a14="http://schemas.microsoft.com/office/drawing/2010/main" val="0"/>
+                        </a:ext>
+                      </a:extLst>
+                    </a:blip>
+                    <a:stretch>
+                      <a:fillRect/>
+                    </a:stretch>
+                  </pic:blipFill>
+                  <pic:spPr>
+                    <a:xfrm>
+                      <a:off x="0" y="0"/>
+                      <a:ext cx="5967885" cy="2730457"/>
+                    </a:xfrm>
+                    <a:prstGeom prst="rect">
+                      <a:avLst/>
+                    </a:prstGeom>
+                  </pic:spPr>
+                </pic:pic>
+              </a:graphicData>
+            </a:graphic>
+          </wp:inline>
+        </w:drawing>
+      </w:r>
+    </w:p>
+    <w:p>
+      <w:r>
+        <w:lastRenderedPageBreak/>
+        <w:t>Predict 2:</w:t>
+      </w:r>
+    </w:p>
+    <w:p>
+      <w:pPr>
+        <w:ind w:left="720"/>
+      </w:pPr>
+      <w:r>
+        <w:rPr>
+          <w:noProof/>
+        </w:rPr>
+        <w:drawing>
+          <wp:inline distT="0" distB="0" distL="0" distR="0" wp14:anchorId="093B5A8C" wp14:editId="2AECE3CB">
+            <wp:extent cx="5943600" cy="2981739"/>
+            <wp:effectExtent l="0" t="0" r="0" b="3175"/>
+            <wp:docPr id="1334634743" name="Picture 15"/>
+            <wp:cNvGraphicFramePr>
+              <a:graphicFrameLocks xmlns:a="http://schemas.openxmlformats.org/drawingml/2006/main" noChangeAspect="1"/>
+            </wp:cNvGraphicFramePr>
+            <a:graphic xmlns:a="http://schemas.openxmlformats.org/drawingml/2006/main">
+              <a:graphicData uri="http://schemas.openxmlformats.org/drawingml/2006/picture">
+                <pic:pic xmlns:pic="http://schemas.openxmlformats.org/drawingml/2006/picture">
+                  <pic:nvPicPr>
+                    <pic:cNvPr id="1334634743" name="Picture 1334634743"/>
+                    <pic:cNvPicPr/>
+                  </pic:nvPicPr>
+                  <pic:blipFill>
+                    <a:blip r:embed="rId33" cstate="print">
+                      <a:extLst>
+                        <a:ext uri="{28A0092B-C50C-407E-A947-70E740481C1C}">
+                          <a14:useLocalDpi xmlns:a14="http://schemas.microsoft.com/office/drawing/2010/main" val="0"/>
+                        </a:ext>
+                      </a:extLst>
+                    </a:blip>
+                    <a:stretch>
+                      <a:fillRect/>
+                    </a:stretch>
+                  </pic:blipFill>
+                  <pic:spPr>
+                    <a:xfrm>
+                      <a:off x="0" y="0"/>
+                      <a:ext cx="5951281" cy="2985593"/>
+                    </a:xfrm>
+                    <a:prstGeom prst="rect">
+                      <a:avLst/>
+                    </a:prstGeom>
+                  </pic:spPr>
+                </pic:pic>
+              </a:graphicData>
+            </a:graphic>
+          </wp:inline>
+        </w:drawing>
+      </w:r>
+    </w:p>
+    <w:p>
+      <w:r>
+        <w:rPr>
+          <w:noProof/>
+        </w:rPr>
+        <w:pict w14:anchorId="74BEDFBF">
+          <v:rect id="_x0000_i1027" alt="" style="width:451.3pt;height:.05pt;mso-width-percent:0;mso-height-percent:0;mso-width-percent:0;mso-height-percent:0" o:hralign="center" o:hrstd="t" o:hr="t"/>
         </w:pict>
       </w:r>
     </w:p>
@@ -9382,7 +9988,6 @@
       <w:bookmarkEnd w:id="56"/>
       <w:bookmarkEnd w:id="58"/>
       <w:r>
-        <w:lastRenderedPageBreak/>
         <w:t>10. Monitoring &amp; Logging</w:t>
       </w:r>
       <w:bookmarkEnd w:id="59"/>
@@ -9748,6 +10353,7 @@
           <w:b/>
           <w:bCs/>
         </w:rPr>
+        <w:lastRenderedPageBreak/>
         <w:t>Dashboard</w:t>
       </w:r>
       <w:r>
@@ -9782,7 +10388,7 @@
       <w:r>
         <w:t xml:space="preserve">, open </w:t>
       </w:r>
-      <w:hyperlink r:id="rId20">
+      <w:hyperlink r:id="rId34">
         <w:r>
           <w:rPr>
             <w:rStyle w:val="Hyperlink"/>
@@ -9794,637 +10400,204 @@
         <w:t xml:space="preserve"> (admin/admin) — the dashboard is already there.</w:t>
       </w:r>
     </w:p>
-    <w:tbl>
-      <w:tblPr>
-        <w:tblStyle w:val="Table"/>
-        <w:tblW w:w="0" w:type="auto"/>
-        <w:jc w:val="center"/>
-        <w:tblLook w:val="0600" w:firstRow="0" w:lastRow="0" w:firstColumn="0" w:lastColumn="0" w:noHBand="1" w:noVBand="1"/>
-      </w:tblPr>
-      <w:tblGrid>
-        <w:gridCol w:w="2914"/>
-      </w:tblGrid>
-      <w:tr>
-        <w:trPr>
-          <w:jc w:val="center"/>
-        </w:trPr>
-        <w:tc>
-          <w:tcPr>
-            <w:tcW w:w="0" w:type="auto"/>
-          </w:tcPr>
-          <w:p>
-            <w:pPr>
-              <w:pStyle w:val="Compact"/>
-              <w:jc w:val="center"/>
-            </w:pPr>
-            <w:r>
-              <w:t>Prometheus — Targets UP</w:t>
-            </w:r>
-          </w:p>
-        </w:tc>
-      </w:tr>
-    </w:tbl>
-    <w:p>
-      <w:pPr>
-        <w:pStyle w:val="ImageCaption"/>
-      </w:pPr>
-      <w:r>
-        <w:t>Prometheus — Targets UP</w:t>
-      </w:r>
-    </w:p>
-    <w:tbl>
-      <w:tblPr>
-        <w:tblStyle w:val="Table"/>
-        <w:tblW w:w="0" w:type="auto"/>
-        <w:jc w:val="center"/>
-        <w:tblLook w:val="0600" w:firstRow="0" w:lastRow="0" w:firstColumn="0" w:lastColumn="0" w:noHBand="1" w:noVBand="1"/>
-      </w:tblPr>
-      <w:tblGrid>
-        <w:gridCol w:w="5585"/>
-      </w:tblGrid>
-      <w:tr>
-        <w:trPr>
-          <w:jc w:val="center"/>
-        </w:trPr>
-        <w:tc>
-          <w:tcPr>
-            <w:tcW w:w="0" w:type="auto"/>
-          </w:tcPr>
-          <w:p>
-            <w:pPr>
-              <w:pStyle w:val="Compact"/>
-              <w:jc w:val="center"/>
-            </w:pPr>
-            <w:r>
-              <w:t>Grafana — Heart Disease API Monitoring Dashboard</w:t>
-            </w:r>
-          </w:p>
-        </w:tc>
-      </w:tr>
-    </w:tbl>
-    <w:p>
-      <w:pPr>
-        <w:pStyle w:val="ImageCaption"/>
-      </w:pPr>
-      <w:r>
-        <w:t>Grafana — Heart Disease API Monitoring Dashboard</w:t>
-      </w:r>
-    </w:p>
-    <w:p>
+    <w:p>
+      <w:pPr>
+        <w:pStyle w:val="BodyText"/>
+        <w:rPr>
+          <w:b/>
+          <w:bCs/>
+        </w:rPr>
+      </w:pPr>
+      <w:r>
+        <w:rPr>
+          <w:b/>
+          <w:bCs/>
+        </w:rPr>
+        <w:t>Screenshots:</w:t>
+      </w:r>
+    </w:p>
+    <w:p>
+      <w:pPr>
+        <w:pStyle w:val="BodyText"/>
+      </w:pPr>
+      <w:r>
+        <w:t>Prometheus:</w:t>
+      </w:r>
+    </w:p>
+    <w:p>
+      <w:pPr>
+        <w:ind w:left="720"/>
+      </w:pPr>
       <w:r>
         <w:rPr>
           <w:noProof/>
         </w:rPr>
-        <w:pict w14:anchorId="7BED8FE9">
-          <v:rect id="_x0000_i1027" alt="" style="width:451.3pt;height:.05pt;mso-width-percent:0;mso-height-percent:0;mso-width-percent:0;mso-height-percent:0" o:hralign="center" o:hrstd="t" o:hr="t"/>
-        </w:pict>
-      </w:r>
-    </w:p>
-    <w:p>
-      <w:pPr>
-        <w:pStyle w:val="Heading2"/>
-      </w:pPr>
+        <w:drawing>
+          <wp:inline distT="0" distB="0" distL="0" distR="0" wp14:anchorId="5644F379" wp14:editId="742BE782">
+            <wp:extent cx="5943600" cy="1298575"/>
+            <wp:effectExtent l="0" t="0" r="0" b="0"/>
+            <wp:docPr id="1832519556" name="Picture 6"/>
+            <wp:cNvGraphicFramePr>
+              <a:graphicFrameLocks xmlns:a="http://schemas.openxmlformats.org/drawingml/2006/main" noChangeAspect="1"/>
+            </wp:cNvGraphicFramePr>
+            <a:graphic xmlns:a="http://schemas.openxmlformats.org/drawingml/2006/main">
+              <a:graphicData uri="http://schemas.openxmlformats.org/drawingml/2006/picture">
+                <pic:pic xmlns:pic="http://schemas.openxmlformats.org/drawingml/2006/picture">
+                  <pic:nvPicPr>
+                    <pic:cNvPr id="1832519556" name="Picture 1832519556"/>
+                    <pic:cNvPicPr/>
+                  </pic:nvPicPr>
+                  <pic:blipFill>
+                    <a:blip r:embed="rId35" cstate="print">
+                      <a:extLst>
+                        <a:ext uri="{28A0092B-C50C-407E-A947-70E740481C1C}">
+                          <a14:useLocalDpi xmlns:a14="http://schemas.microsoft.com/office/drawing/2010/main" val="0"/>
+                        </a:ext>
+                      </a:extLst>
+                    </a:blip>
+                    <a:stretch>
+                      <a:fillRect/>
+                    </a:stretch>
+                  </pic:blipFill>
+                  <pic:spPr>
+                    <a:xfrm>
+                      <a:off x="0" y="0"/>
+                      <a:ext cx="5943600" cy="1298575"/>
+                    </a:xfrm>
+                    <a:prstGeom prst="rect">
+                      <a:avLst/>
+                    </a:prstGeom>
+                  </pic:spPr>
+                </pic:pic>
+              </a:graphicData>
+            </a:graphic>
+          </wp:inline>
+        </w:drawing>
+      </w:r>
+    </w:p>
+    <w:p>
+      <w:r>
+        <w:t>Grafana:</w:t>
+      </w:r>
+    </w:p>
+    <w:p>
+      <w:pPr>
+        <w:ind w:left="720"/>
+      </w:pPr>
+      <w:r>
+        <w:rPr>
+          <w:noProof/>
+        </w:rPr>
+        <w:drawing>
+          <wp:inline distT="0" distB="0" distL="0" distR="0" wp14:anchorId="7F39D5D1" wp14:editId="0547B4BA">
+            <wp:extent cx="5943600" cy="1160890"/>
+            <wp:effectExtent l="0" t="0" r="0" b="0"/>
+            <wp:docPr id="214357802" name="Picture 7"/>
+            <wp:cNvGraphicFramePr>
+              <a:graphicFrameLocks xmlns:a="http://schemas.openxmlformats.org/drawingml/2006/main" noChangeAspect="1"/>
+            </wp:cNvGraphicFramePr>
+            <a:graphic xmlns:a="http://schemas.openxmlformats.org/drawingml/2006/main">
+              <a:graphicData uri="http://schemas.openxmlformats.org/drawingml/2006/picture">
+                <pic:pic xmlns:pic="http://schemas.openxmlformats.org/drawingml/2006/picture">
+                  <pic:nvPicPr>
+                    <pic:cNvPr id="214357802" name="Picture 214357802"/>
+                    <pic:cNvPicPr/>
+                  </pic:nvPicPr>
+                  <pic:blipFill>
+                    <a:blip r:embed="rId36" cstate="print">
+                      <a:extLst>
+                        <a:ext uri="{28A0092B-C50C-407E-A947-70E740481C1C}">
+                          <a14:useLocalDpi xmlns:a14="http://schemas.microsoft.com/office/drawing/2010/main" val="0"/>
+                        </a:ext>
+                      </a:extLst>
+                    </a:blip>
+                    <a:stretch>
+                      <a:fillRect/>
+                    </a:stretch>
+                  </pic:blipFill>
+                  <pic:spPr>
+                    <a:xfrm>
+                      <a:off x="0" y="0"/>
+                      <a:ext cx="5963856" cy="1164846"/>
+                    </a:xfrm>
+                    <a:prstGeom prst="rect">
+                      <a:avLst/>
+                    </a:prstGeom>
+                  </pic:spPr>
+                </pic:pic>
+              </a:graphicData>
+            </a:graphic>
+          </wp:inline>
+        </w:drawing>
+      </w:r>
+    </w:p>
+    <w:p>
+      <w:r>
+        <w:t>Metrics:</w:t>
+      </w:r>
+    </w:p>
+    <w:p>
+      <w:pPr>
+        <w:ind w:left="720"/>
+      </w:pPr>
+      <w:r>
+        <w:rPr>
+          <w:noProof/>
+        </w:rPr>
+        <w:drawing>
+          <wp:inline distT="0" distB="0" distL="0" distR="0" wp14:anchorId="5A6FFC6A" wp14:editId="4BAB4A21">
+            <wp:extent cx="5943600" cy="2759102"/>
+            <wp:effectExtent l="0" t="0" r="0" b="0"/>
+            <wp:docPr id="1082433380" name="Picture 8"/>
+            <wp:cNvGraphicFramePr>
+              <a:graphicFrameLocks xmlns:a="http://schemas.openxmlformats.org/drawingml/2006/main" noChangeAspect="1"/>
+            </wp:cNvGraphicFramePr>
+            <a:graphic xmlns:a="http://schemas.openxmlformats.org/drawingml/2006/main">
+              <a:graphicData uri="http://schemas.openxmlformats.org/drawingml/2006/picture">
+                <pic:pic xmlns:pic="http://schemas.openxmlformats.org/drawingml/2006/picture">
+                  <pic:nvPicPr>
+                    <pic:cNvPr id="1082433380" name="Picture 1082433380"/>
+                    <pic:cNvPicPr/>
+                  </pic:nvPicPr>
+                  <pic:blipFill>
+                    <a:blip r:embed="rId37" cstate="print">
+                      <a:extLst>
+                        <a:ext uri="{28A0092B-C50C-407E-A947-70E740481C1C}">
+                          <a14:useLocalDpi xmlns:a14="http://schemas.microsoft.com/office/drawing/2010/main" val="0"/>
+                        </a:ext>
+                      </a:extLst>
+                    </a:blip>
+                    <a:stretch>
+                      <a:fillRect/>
+                    </a:stretch>
+                  </pic:blipFill>
+                  <pic:spPr>
+                    <a:xfrm>
+                      <a:off x="0" y="0"/>
+                      <a:ext cx="5959097" cy="2766296"/>
+                    </a:xfrm>
+                    <a:prstGeom prst="rect">
+                      <a:avLst/>
+                    </a:prstGeom>
+                  </pic:spPr>
+                </pic:pic>
+              </a:graphicData>
+            </a:graphic>
+          </wp:inline>
+        </w:drawing>
+      </w:r>
       <w:bookmarkStart w:id="67" w:name="_Toc229309754"/>
       <w:bookmarkStart w:id="68" w:name="screenshots-evidence"/>
       <w:bookmarkEnd w:id="60"/>
       <w:bookmarkEnd w:id="66"/>
     </w:p>
-    <w:p>
-      <w:pPr>
-        <w:pStyle w:val="Heading2"/>
-      </w:pPr>
-    </w:p>
-    <w:p>
-      <w:pPr>
-        <w:pStyle w:val="Heading2"/>
-      </w:pPr>
-      <w:r>
-        <w:t>11. Screenshots &amp; Evidence</w:t>
-      </w:r>
-      <w:bookmarkEnd w:id="67"/>
-    </w:p>
-    <w:p>
-      <w:pPr>
-        <w:pStyle w:val="FirstParagraph"/>
-      </w:pPr>
-      <w:r>
-        <w:t xml:space="preserve">All screenshots are stored in the </w:t>
-      </w:r>
-      <w:r>
-        <w:rPr>
-          <w:rStyle w:val="VerbatimChar"/>
-        </w:rPr>
-        <w:t>screenshots/</w:t>
-      </w:r>
-      <w:r>
-        <w:t xml:space="preserve"> folder. Below is the index for quick reference:</w:t>
-      </w:r>
-    </w:p>
-    <w:tbl>
-      <w:tblPr>
-        <w:tblStyle w:val="Table"/>
-        <w:tblW w:w="5000" w:type="pct"/>
-        <w:tblLayout w:type="fixed"/>
-        <w:tblLook w:val="0020" w:firstRow="1" w:lastRow="0" w:firstColumn="0" w:lastColumn="0" w:noHBand="0" w:noVBand="0"/>
-      </w:tblPr>
-      <w:tblGrid>
-        <w:gridCol w:w="3120"/>
-        <w:gridCol w:w="3120"/>
-        <w:gridCol w:w="3120"/>
-      </w:tblGrid>
-      <w:tr>
-        <w:trPr>
-          <w:cnfStyle w:val="100000000000" w:firstRow="1" w:lastRow="0" w:firstColumn="0" w:lastColumn="0" w:oddVBand="0" w:evenVBand="0" w:oddHBand="0" w:evenHBand="0" w:firstRowFirstColumn="0" w:firstRowLastColumn="0" w:lastRowFirstColumn="0" w:lastRowLastColumn="0"/>
-          <w:tblHeader/>
-        </w:trPr>
-        <w:tc>
-          <w:tcPr>
-            <w:tcW w:w="3192" w:type="dxa"/>
-          </w:tcPr>
-          <w:p>
-            <w:pPr>
-              <w:pStyle w:val="Compact"/>
-            </w:pPr>
-            <w:r>
-              <w:lastRenderedPageBreak/>
-              <w:t>Screenshot</w:t>
-            </w:r>
-          </w:p>
-        </w:tc>
-        <w:tc>
-          <w:tcPr>
-            <w:tcW w:w="3192" w:type="dxa"/>
-          </w:tcPr>
-          <w:p>
-            <w:pPr>
-              <w:pStyle w:val="Compact"/>
-            </w:pPr>
-            <w:r>
-              <w:t>Description</w:t>
-            </w:r>
-          </w:p>
-        </w:tc>
-        <w:tc>
-          <w:tcPr>
-            <w:tcW w:w="3192" w:type="dxa"/>
-          </w:tcPr>
-          <w:p>
-            <w:pPr>
-              <w:pStyle w:val="Compact"/>
-            </w:pPr>
-            <w:r>
-              <w:t>Report Section</w:t>
-            </w:r>
-          </w:p>
-        </w:tc>
-      </w:tr>
-      <w:tr>
-        <w:tc>
-          <w:tcPr>
-            <w:tcW w:w="3192" w:type="dxa"/>
-          </w:tcPr>
-          <w:p>
-            <w:pPr>
-              <w:pStyle w:val="Compact"/>
-            </w:pPr>
-            <w:r>
-              <w:rPr>
-                <w:rStyle w:val="VerbatimChar"/>
-              </w:rPr>
-              <w:t>mlflow_experiment_runs.png</w:t>
-            </w:r>
-          </w:p>
-        </w:tc>
-        <w:tc>
-          <w:tcPr>
-            <w:tcW w:w="3192" w:type="dxa"/>
-          </w:tcPr>
-          <w:p>
-            <w:pPr>
-              <w:pStyle w:val="Compact"/>
-            </w:pPr>
-            <w:r>
-              <w:t>MLflow UI showing experiment runs</w:t>
-            </w:r>
-          </w:p>
-        </w:tc>
-        <w:tc>
-          <w:tcPr>
-            <w:tcW w:w="3192" w:type="dxa"/>
-          </w:tcPr>
-          <w:p>
-            <w:pPr>
-              <w:pStyle w:val="Compact"/>
-            </w:pPr>
-            <w:r>
-              <w:t>§5 Experiment Tracking</w:t>
-            </w:r>
-          </w:p>
-        </w:tc>
-      </w:tr>
-      <w:tr>
-        <w:tc>
-          <w:tcPr>
-            <w:tcW w:w="3192" w:type="dxa"/>
-          </w:tcPr>
-          <w:p>
-            <w:pPr>
-              <w:pStyle w:val="Compact"/>
-            </w:pPr>
-            <w:r>
-              <w:rPr>
-                <w:rStyle w:val="VerbatimChar"/>
-              </w:rPr>
-              <w:t>mlflow_metrics_comparison.png</w:t>
-            </w:r>
-          </w:p>
-        </w:tc>
-        <w:tc>
-          <w:tcPr>
-            <w:tcW w:w="3192" w:type="dxa"/>
-          </w:tcPr>
-          <w:p>
-            <w:pPr>
-              <w:pStyle w:val="Compact"/>
-            </w:pPr>
-            <w:r>
-              <w:t>Side-by-side metric comparison in MLflow</w:t>
-            </w:r>
-          </w:p>
-        </w:tc>
-        <w:tc>
-          <w:tcPr>
-            <w:tcW w:w="3192" w:type="dxa"/>
-          </w:tcPr>
-          <w:p>
-            <w:pPr>
-              <w:pStyle w:val="Compact"/>
-            </w:pPr>
-            <w:r>
-              <w:t>§5 Experiment Tracking</w:t>
-            </w:r>
-          </w:p>
-        </w:tc>
-      </w:tr>
-      <w:tr>
-        <w:tc>
-          <w:tcPr>
-            <w:tcW w:w="3192" w:type="dxa"/>
-          </w:tcPr>
-          <w:p>
-            <w:pPr>
-              <w:pStyle w:val="Compact"/>
-            </w:pPr>
-            <w:r>
-              <w:rPr>
-                <w:rStyle w:val="VerbatimChar"/>
-              </w:rPr>
-              <w:t>ci_pipeline_passing.png</w:t>
-            </w:r>
-          </w:p>
-        </w:tc>
-        <w:tc>
-          <w:tcPr>
-            <w:tcW w:w="3192" w:type="dxa"/>
-          </w:tcPr>
-          <w:p>
-            <w:pPr>
-              <w:pStyle w:val="Compact"/>
-            </w:pPr>
-            <w:r>
-              <w:t>GitHub Actions CI job (lint, test, train)</w:t>
-            </w:r>
-          </w:p>
-        </w:tc>
-        <w:tc>
-          <w:tcPr>
-            <w:tcW w:w="3192" w:type="dxa"/>
-          </w:tcPr>
-          <w:p>
-            <w:pPr>
-              <w:pStyle w:val="Compact"/>
-            </w:pPr>
-            <w:r>
-              <w:t>§7 CI/CD</w:t>
-            </w:r>
-          </w:p>
-        </w:tc>
-      </w:tr>
-      <w:tr>
-        <w:tc>
-          <w:tcPr>
-            <w:tcW w:w="3192" w:type="dxa"/>
-          </w:tcPr>
-          <w:p>
-            <w:pPr>
-              <w:pStyle w:val="Compact"/>
-            </w:pPr>
-            <w:r>
-              <w:rPr>
-                <w:rStyle w:val="VerbatimChar"/>
-              </w:rPr>
-              <w:t>cd_pipeline_smoke_test.png</w:t>
-            </w:r>
-          </w:p>
-        </w:tc>
-        <w:tc>
-          <w:tcPr>
-            <w:tcW w:w="3192" w:type="dxa"/>
-          </w:tcPr>
-          <w:p>
-            <w:pPr>
-              <w:pStyle w:val="Compact"/>
-            </w:pPr>
-            <w:r>
-              <w:t>GitHub Actions CD job (Docker build + smoke test)</w:t>
-            </w:r>
-          </w:p>
-        </w:tc>
-        <w:tc>
-          <w:tcPr>
-            <w:tcW w:w="3192" w:type="dxa"/>
-          </w:tcPr>
-          <w:p>
-            <w:pPr>
-              <w:pStyle w:val="Compact"/>
-            </w:pPr>
-            <w:r>
-              <w:t>§7 CI/CD</w:t>
-            </w:r>
-          </w:p>
-        </w:tc>
-      </w:tr>
-      <w:tr>
-        <w:tc>
-          <w:tcPr>
-            <w:tcW w:w="3192" w:type="dxa"/>
-          </w:tcPr>
-          <w:p>
-            <w:pPr>
-              <w:pStyle w:val="Compact"/>
-            </w:pPr>
-            <w:r>
-              <w:rPr>
-                <w:rStyle w:val="VerbatimChar"/>
-              </w:rPr>
-              <w:t>docker_build_run.png</w:t>
-            </w:r>
-          </w:p>
-        </w:tc>
-        <w:tc>
-          <w:tcPr>
-            <w:tcW w:w="3192" w:type="dxa"/>
-          </w:tcPr>
-          <w:p>
-            <w:pPr>
-              <w:pStyle w:val="Compact"/>
-            </w:pPr>
-            <w:r>
-              <w:t>Docker image build and local container run</w:t>
-            </w:r>
-          </w:p>
-        </w:tc>
-        <w:tc>
-          <w:tcPr>
-            <w:tcW w:w="3192" w:type="dxa"/>
-          </w:tcPr>
-          <w:p>
-            <w:pPr>
-              <w:pStyle w:val="Compact"/>
-            </w:pPr>
-            <w:r>
-              <w:t>§8 Containerization</w:t>
-            </w:r>
-          </w:p>
-        </w:tc>
-      </w:tr>
-      <w:tr>
-        <w:tc>
-          <w:tcPr>
-            <w:tcW w:w="3192" w:type="dxa"/>
-          </w:tcPr>
-          <w:p>
-            <w:pPr>
-              <w:pStyle w:val="Compact"/>
-            </w:pPr>
-            <w:r>
-              <w:rPr>
-                <w:rStyle w:val="VerbatimChar"/>
-              </w:rPr>
-              <w:t>k8s_pods_running.png</w:t>
-            </w:r>
-          </w:p>
-        </w:tc>
-        <w:tc>
-          <w:tcPr>
-            <w:tcW w:w="3192" w:type="dxa"/>
-          </w:tcPr>
-          <w:p>
-            <w:pPr>
-              <w:pStyle w:val="Compact"/>
-            </w:pPr>
-            <w:r>
-              <w:t>kubectl get pods across all namespaces</w:t>
-            </w:r>
-          </w:p>
-        </w:tc>
-        <w:tc>
-          <w:tcPr>
-            <w:tcW w:w="3192" w:type="dxa"/>
-          </w:tcPr>
-          <w:p>
-            <w:pPr>
-              <w:pStyle w:val="Compact"/>
-            </w:pPr>
-            <w:r>
-              <w:t>§9 Deployment</w:t>
-            </w:r>
-          </w:p>
-        </w:tc>
-      </w:tr>
-      <w:tr>
-        <w:tc>
-          <w:tcPr>
-            <w:tcW w:w="3192" w:type="dxa"/>
-          </w:tcPr>
-          <w:p>
-            <w:pPr>
-              <w:pStyle w:val="Compact"/>
-            </w:pPr>
-            <w:r>
-              <w:rPr>
-                <w:rStyle w:val="VerbatimChar"/>
-              </w:rPr>
-              <w:t>k8s_api_health.png</w:t>
-            </w:r>
-          </w:p>
-        </w:tc>
-        <w:tc>
-          <w:tcPr>
-            <w:tcW w:w="3192" w:type="dxa"/>
-          </w:tcPr>
-          <w:p>
-            <w:pPr>
-              <w:pStyle w:val="Compact"/>
-            </w:pPr>
-            <w:r>
-              <w:t>curl health check on deployed API</w:t>
-            </w:r>
-          </w:p>
-        </w:tc>
-        <w:tc>
-          <w:tcPr>
-            <w:tcW w:w="3192" w:type="dxa"/>
-          </w:tcPr>
-          <w:p>
-            <w:pPr>
-              <w:pStyle w:val="Compact"/>
-            </w:pPr>
-            <w:r>
-              <w:t>§9 Deployment</w:t>
-            </w:r>
-          </w:p>
-        </w:tc>
-      </w:tr>
-      <w:tr>
-        <w:tc>
-          <w:tcPr>
-            <w:tcW w:w="3192" w:type="dxa"/>
-          </w:tcPr>
-          <w:p>
-            <w:pPr>
-              <w:pStyle w:val="Compact"/>
-            </w:pPr>
-            <w:r>
-              <w:rPr>
-                <w:rStyle w:val="VerbatimChar"/>
-              </w:rPr>
-              <w:t>k8s_ingress.png</w:t>
-            </w:r>
-          </w:p>
-        </w:tc>
-        <w:tc>
-          <w:tcPr>
-            <w:tcW w:w="3192" w:type="dxa"/>
-          </w:tcPr>
-          <w:p>
-            <w:pPr>
-              <w:pStyle w:val="Compact"/>
-            </w:pPr>
-            <w:r>
-              <w:t>Ingress resource configuration</w:t>
-            </w:r>
-          </w:p>
-        </w:tc>
-        <w:tc>
-          <w:tcPr>
-            <w:tcW w:w="3192" w:type="dxa"/>
-          </w:tcPr>
-          <w:p>
-            <w:pPr>
-              <w:pStyle w:val="Compact"/>
-            </w:pPr>
-            <w:r>
-              <w:t>§9 Deployment</w:t>
-            </w:r>
-          </w:p>
-        </w:tc>
-      </w:tr>
-      <w:tr>
-        <w:tc>
-          <w:tcPr>
-            <w:tcW w:w="3192" w:type="dxa"/>
-          </w:tcPr>
-          <w:p>
-            <w:pPr>
-              <w:pStyle w:val="Compact"/>
-            </w:pPr>
-            <w:r>
-              <w:rPr>
-                <w:rStyle w:val="VerbatimChar"/>
-              </w:rPr>
-              <w:t>prometheus_targets.png</w:t>
-            </w:r>
-          </w:p>
-        </w:tc>
-        <w:tc>
-          <w:tcPr>
-            <w:tcW w:w="3192" w:type="dxa"/>
-          </w:tcPr>
-          <w:p>
-            <w:pPr>
-              <w:pStyle w:val="Compact"/>
-            </w:pPr>
-            <w:r>
-              <w:t>Prometheus targets page showing API UP</w:t>
-            </w:r>
-          </w:p>
-        </w:tc>
-        <w:tc>
-          <w:tcPr>
-            <w:tcW w:w="3192" w:type="dxa"/>
-          </w:tcPr>
-          <w:p>
-            <w:pPr>
-              <w:pStyle w:val="Compact"/>
-            </w:pPr>
-            <w:r>
-              <w:t>§10 Monitoring</w:t>
-            </w:r>
-          </w:p>
-        </w:tc>
-      </w:tr>
-      <w:tr>
-        <w:tc>
-          <w:tcPr>
-            <w:tcW w:w="3192" w:type="dxa"/>
-          </w:tcPr>
-          <w:p>
-            <w:pPr>
-              <w:pStyle w:val="Compact"/>
-            </w:pPr>
-            <w:r>
-              <w:rPr>
-                <w:rStyle w:val="VerbatimChar"/>
-              </w:rPr>
-              <w:t>grafana_dashboard.png</w:t>
-            </w:r>
-          </w:p>
-        </w:tc>
-        <w:tc>
-          <w:tcPr>
-            <w:tcW w:w="3192" w:type="dxa"/>
-          </w:tcPr>
-          <w:p>
-            <w:pPr>
-              <w:pStyle w:val="Compact"/>
-            </w:pPr>
-            <w:r>
-              <w:t>Grafana dashboard with six monitoring panels</w:t>
-            </w:r>
-          </w:p>
-        </w:tc>
-        <w:tc>
-          <w:tcPr>
-            <w:tcW w:w="3192" w:type="dxa"/>
-          </w:tcPr>
-          <w:p>
-            <w:pPr>
-              <w:pStyle w:val="Compact"/>
-            </w:pPr>
-            <w:r>
-              <w:t>§10 Monitoring</w:t>
-            </w:r>
-          </w:p>
-        </w:tc>
-      </w:tr>
-    </w:tbl>
+    <w:bookmarkEnd w:id="67"/>
     <w:p>
       <w:r>
         <w:rPr>
           <w:noProof/>
         </w:rPr>
-        <w:pict w14:anchorId="39293F02">
+        <w:pict w14:anchorId="206E847B">
           <v:rect id="_x0000_i1026" alt="" style="width:451.3pt;height:.05pt;mso-width-percent:0;mso-height-percent:0;mso-width-percent:0;mso-height-percent:0" o:hralign="center" o:hrstd="t" o:hr="t"/>
         </w:pict>
       </w:r>
@@ -10437,7 +10610,14 @@
       <w:bookmarkStart w:id="70" w:name="conclusion"/>
       <w:bookmarkEnd w:id="68"/>
       <w:r>
-        <w:t>12. Conclusion</w:t>
+        <w:lastRenderedPageBreak/>
+        <w:t>1</w:t>
+      </w:r>
+      <w:r>
+        <w:t>1</w:t>
+      </w:r>
+      <w:r>
+        <w:t>. Conclusion</w:t>
       </w:r>
       <w:bookmarkEnd w:id="69"/>
     </w:p>
@@ -10547,7 +10727,7 @@
         <w:rPr>
           <w:noProof/>
         </w:rPr>
-        <w:pict w14:anchorId="17AFB48E">
+        <w:pict w14:anchorId="183C9916">
           <v:rect id="_x0000_i1025" alt="" style="width:451.3pt;height:.05pt;mso-width-percent:0;mso-height-percent:0;mso-width-percent:0;mso-height-percent:0" o:hralign="center" o:hrstd="t" o:hr="t"/>
         </w:pict>
       </w:r>
@@ -10562,9 +10742,9 @@
       <w:bookmarkEnd w:id="71"/>
     </w:p>
     <w:sectPr>
-      <w:footerReference w:type="even" r:id="rId21"/>
-      <w:footerReference w:type="default" r:id="rId22"/>
-      <w:footerReference w:type="first" r:id="rId23"/>
+      <w:footerReference w:type="even" r:id="rId38"/>
+      <w:footerReference w:type="default" r:id="rId39"/>
+      <w:footerReference w:type="first" r:id="rId40"/>
       <w:footnotePr>
         <w:numRestart w:val="eachSect"/>
       </w:footnotePr>

--- a/report_2025CS05017.docx
+++ b/report_2025CS05017.docx
@@ -5,9 +5,15 @@
     <w:p>
       <w:pPr>
         <w:pStyle w:val="Heading1"/>
-      </w:pPr>
-      <w:bookmarkStart w:id="0" w:name="_Toc229309720"/>
-      <w:r>
+        <w:rPr>
+          <w:rFonts w:asciiTheme="minorHAnsi" w:eastAsiaTheme="minorEastAsia" w:hAnsiTheme="minorHAnsi" w:cstheme="minorBidi"/>
+        </w:rPr>
+      </w:pPr>
+      <w:bookmarkStart w:id="0" w:name="_Toc459897054"/>
+      <w:r>
+        <w:rPr>
+          <w:rFonts w:asciiTheme="minorHAnsi" w:eastAsiaTheme="minorEastAsia" w:hAnsiTheme="minorHAnsi" w:cstheme="minorBidi"/>
+        </w:rPr>
         <w:t>MLOps Assignment — Heart Disease Prediction Pipeline</w:t>
       </w:r>
       <w:bookmarkEnd w:id="0"/>
@@ -15,60 +21,75 @@
     <w:p>
       <w:pPr>
         <w:pStyle w:val="FirstParagraph"/>
-      </w:pPr>
-      <w:r>
         <w:rPr>
           <w:b/>
           <w:bCs/>
         </w:rPr>
-        <w:t>Student:</w:t>
-      </w:r>
-      <w:r>
-        <w:t xml:space="preserve"> Appana Santosh</w:t>
-      </w:r>
-    </w:p>
-    <w:p>
-      <w:pPr>
-        <w:pStyle w:val="BodyText"/>
-      </w:pPr>
-      <w:r>
-        <w:t xml:space="preserve">ID: </w:t>
-      </w:r>
+      </w:pPr>
       <w:r>
         <w:rPr>
           <w:b/>
           <w:bCs/>
         </w:rPr>
-        <w:t>2025CS05017</w:t>
-      </w:r>
-    </w:p>
-    <w:p>
-      <w:pPr>
-        <w:pStyle w:val="FirstParagraph"/>
-      </w:pPr>
+        <w:t>Student:</w:t>
+      </w:r>
+      <w:r>
+        <w:t xml:space="preserve"> </w:t>
+      </w:r>
       <w:r>
         <w:rPr>
           <w:b/>
           <w:bCs/>
         </w:rPr>
-        <w:t xml:space="preserve">Git Repo </w:t>
-      </w:r>
-      <w:r>
+        <w:t>Appana Santosh</w:t>
+      </w:r>
+    </w:p>
+    <w:p>
+      <w:pPr>
+        <w:pStyle w:val="BodyText"/>
         <w:rPr>
           <w:b/>
           <w:bCs/>
         </w:rPr>
+      </w:pPr>
+      <w:r>
+        <w:t xml:space="preserve">ID: </w:t>
+      </w:r>
+      <w:r>
+        <w:rPr>
+          <w:b/>
+          <w:bCs/>
+        </w:rPr>
+        <w:t>2025CS05017</w:t>
+      </w:r>
+    </w:p>
+    <w:p>
+      <w:pPr>
+        <w:pStyle w:val="FirstParagraph"/>
+      </w:pPr>
+      <w:r>
+        <w:rPr>
+          <w:b/>
+          <w:bCs/>
+        </w:rPr>
+        <w:t xml:space="preserve">Git Repo </w:t>
+      </w:r>
+      <w:r>
+        <w:rPr>
+          <w:b/>
+          <w:bCs/>
+        </w:rPr>
         <w:t>:</w:t>
       </w:r>
       <w:r>
         <w:t xml:space="preserve"> </w:t>
       </w:r>
-      <w:hyperlink r:id="rId7" w:history="1">
+      <w:hyperlink r:id="rId7">
         <w:r>
           <w:rPr>
             <w:rStyle w:val="Hyperlink"/>
           </w:rPr>
-          <w:t>MLOPS_Pipeline</w:t>
+          <w:t>https://github.com/Santosh-src/MLOPS_Pipeline</w:t>
         </w:r>
       </w:hyperlink>
     </w:p>
@@ -77,8 +98,35 @@
         <w:pStyle w:val="BodyText"/>
       </w:pPr>
       <w:r>
+        <w:t xml:space="preserve">Demo </w:t>
+      </w:r>
+      <w:r>
         <w:t xml:space="preserve">Video : </w:t>
       </w:r>
+      <w:hyperlink r:id="rId8" w:history="1">
+        <w:r>
+          <w:rPr>
+            <w:rStyle w:val="Hyperlink"/>
+          </w:rPr>
+          <w:t>https://wilpbitspilaniacin0-my.sharepoint.com/:v:/g/personal/2025cs05017_wilp_bits-pilani_ac_in/IQBINnpv1h_lTKW0V1n8sHPRAc9L-uOy7cEIJo7w5ReAMOo?nav=eyJyZWZlcnJhbEluZm8iOnsicmVmZXJyYWxBcHAiOiJPbmVEcml2ZUZvckJ1c2luZXNzIiwicmVmZXJyYWxBcHBQbGF0Zm9ybSI6IldlYiIsInJlZmVycmFsTW9kZSI6InZpZXciLCJyZWZlcnJhbFZpZXciOiJNeUZpbGVzTGlua0NvcHkifX0&amp;e=wEQ0yk</w:t>
+        </w:r>
+      </w:hyperlink>
+    </w:p>
+    <w:p>
+      <w:pPr>
+        <w:pStyle w:val="BodyText"/>
+      </w:pPr>
+      <w:r>
+        <w:t xml:space="preserve">Document - </w:t>
+      </w:r>
+      <w:hyperlink r:id="rId9" w:history="1">
+        <w:r>
+          <w:rPr>
+            <w:rStyle w:val="Hyperlink"/>
+          </w:rPr>
+          <w:t>https://wilpbitspilaniacin0-my.sharepoint.com/:w:/g/personal/2025cs05017_wilp_bits-pilani_ac_in/IQA1V646MyEwRrhZ7u-wwxc-AQQdFtLHG8KtFddnwgDv8Ms?e=lLg8T6</w:t>
+        </w:r>
+      </w:hyperlink>
     </w:p>
     <w:p>
       <w:bookmarkStart w:id="1" w:name="contents"/>
@@ -86,8 +134,8 @@
         <w:rPr>
           <w:noProof/>
         </w:rPr>
-        <w:pict w14:anchorId="1B803F9A">
-          <v:rect id="_x0000_i1037" alt="" style="width:451.3pt;height:.05pt;mso-width-percent:0;mso-height-percent:0;mso-width-percent:0;mso-height-percent:0" o:hralign="center" o:hrstd="t" o:hr="t"/>
+        <w:pict w14:anchorId="1425A436">
+          <v:rect id="_x0000_i1036" alt="" style="width:451.3pt;height:.05pt;mso-width-percent:0;mso-height-percent:0;mso-width-percent:0;mso-height-percent:0" o:hralign="center" o:hrstd="t" o:hr="t"/>
         </w:pict>
       </w:r>
       <w:bookmarkEnd w:id="1"/>
@@ -119,7 +167,7 @@
           <w:pPr>
             <w:pStyle w:val="TOC1"/>
             <w:tabs>
-              <w:tab w:val="right" w:leader="dot" w:pos="9350"/>
+              <w:tab w:val="right" w:leader="dot" w:pos="9345"/>
             </w:tabs>
             <w:rPr>
               <w:noProof/>
@@ -129,65 +177,37 @@
             <w:fldChar w:fldCharType="begin"/>
           </w:r>
           <w:r>
-            <w:instrText>TOC \o "1-3" \h \z \u</w:instrText>
+            <w:instrText>TOC \o "1-6" \z \u \h</w:instrText>
           </w:r>
           <w:r>
             <w:fldChar w:fldCharType="separate"/>
           </w:r>
-          <w:hyperlink w:anchor="_Toc229309720" w:history="1">
+          <w:hyperlink w:anchor="_Toc459897054">
             <w:r>
               <w:rPr>
                 <w:rStyle w:val="Hyperlink"/>
-                <w:noProof/>
-              </w:rPr>
-              <w:t>MLOps Assignment 1 — Heart Disease Prediction Pipeline</w:t>
-            </w:r>
-            <w:r>
-              <w:rPr>
-                <w:noProof/>
-                <w:webHidden/>
-              </w:rPr>
+              </w:rPr>
+              <w:t>MLOps Assignment — Heart Disease Prediction Pipeline</w:t>
+            </w:r>
+            <w:r>
               <w:tab/>
             </w:r>
             <w:r>
-              <w:rPr>
-                <w:noProof/>
-                <w:webHidden/>
-              </w:rPr>
               <w:fldChar w:fldCharType="begin"/>
             </w:r>
             <w:r>
-              <w:rPr>
-                <w:noProof/>
-                <w:webHidden/>
-              </w:rPr>
-              <w:instrText xml:space="preserve"> PAGEREF _Toc229309720 \h </w:instrText>
-            </w:r>
-            <w:r>
-              <w:rPr>
-                <w:noProof/>
-                <w:webHidden/>
-              </w:rPr>
-            </w:r>
-            <w:r>
-              <w:rPr>
-                <w:noProof/>
-                <w:webHidden/>
-              </w:rPr>
+              <w:instrText>PAGEREF _Toc459897054 \h</w:instrText>
+            </w:r>
+            <w:r>
               <w:fldChar w:fldCharType="separate"/>
             </w:r>
             <w:r>
               <w:rPr>
-                <w:noProof/>
-                <w:webHidden/>
-              </w:rPr>
-              <w:t>2</w:t>
-            </w:r>
-            <w:r>
-              <w:rPr>
-                <w:noProof/>
-                <w:webHidden/>
-              </w:rPr>
+                <w:rStyle w:val="Hyperlink"/>
+              </w:rPr>
+              <w:t>1</w:t>
+            </w:r>
+            <w:r>
               <w:fldChar w:fldCharType="end"/>
             </w:r>
           </w:hyperlink>
@@ -196,66 +216,38 @@
           <w:pPr>
             <w:pStyle w:val="TOC2"/>
             <w:tabs>
-              <w:tab w:val="right" w:leader="dot" w:pos="9350"/>
+              <w:tab w:val="right" w:leader="dot" w:pos="9345"/>
             </w:tabs>
             <w:rPr>
               <w:noProof/>
             </w:rPr>
           </w:pPr>
-          <w:hyperlink w:anchor="_Toc229309721" w:history="1">
+          <w:hyperlink w:anchor="_Toc160134941">
             <w:r>
               <w:rPr>
                 <w:rStyle w:val="Hyperlink"/>
-                <w:noProof/>
-              </w:rPr>
-              <w:t>Contents</w:t>
-            </w:r>
-            <w:r>
-              <w:rPr>
-                <w:noProof/>
-                <w:webHidden/>
-              </w:rPr>
+              </w:rPr>
+              <w:t>1. Overview</w:t>
+            </w:r>
+            <w:r>
               <w:tab/>
             </w:r>
             <w:r>
-              <w:rPr>
-                <w:noProof/>
-                <w:webHidden/>
-              </w:rPr>
               <w:fldChar w:fldCharType="begin"/>
             </w:r>
             <w:r>
-              <w:rPr>
-                <w:noProof/>
-                <w:webHidden/>
-              </w:rPr>
-              <w:instrText xml:space="preserve"> PAGEREF _Toc229309721 \h </w:instrText>
-            </w:r>
-            <w:r>
-              <w:rPr>
-                <w:noProof/>
-                <w:webHidden/>
-              </w:rPr>
-            </w:r>
-            <w:r>
-              <w:rPr>
-                <w:noProof/>
-                <w:webHidden/>
-              </w:rPr>
+              <w:instrText>PAGEREF _Toc160134941 \h</w:instrText>
+            </w:r>
+            <w:r>
               <w:fldChar w:fldCharType="separate"/>
             </w:r>
             <w:r>
               <w:rPr>
-                <w:noProof/>
-                <w:webHidden/>
-              </w:rPr>
-              <w:t>2</w:t>
-            </w:r>
-            <w:r>
-              <w:rPr>
-                <w:noProof/>
-                <w:webHidden/>
-              </w:rPr>
+                <w:rStyle w:val="Hyperlink"/>
+              </w:rPr>
+              <w:t>1</w:t>
+            </w:r>
+            <w:r>
               <w:fldChar w:fldCharType="end"/>
             </w:r>
           </w:hyperlink>
@@ -264,66 +256,198 @@
           <w:pPr>
             <w:pStyle w:val="TOC2"/>
             <w:tabs>
-              <w:tab w:val="right" w:leader="dot" w:pos="9350"/>
+              <w:tab w:val="right" w:leader="dot" w:pos="9345"/>
             </w:tabs>
             <w:rPr>
               <w:noProof/>
             </w:rPr>
           </w:pPr>
-          <w:hyperlink w:anchor="_Toc229309722" w:history="1">
+          <w:hyperlink w:anchor="_Toc1879465497">
             <w:r>
               <w:rPr>
                 <w:rStyle w:val="Hyperlink"/>
-                <w:noProof/>
-              </w:rPr>
-              <w:t>1. Overview</w:t>
-            </w:r>
-            <w:r>
-              <w:rPr>
-                <w:noProof/>
-                <w:webHidden/>
-              </w:rPr>
+              </w:rPr>
+              <w:t>2. Prerequisites &amp; Local Setup</w:t>
+            </w:r>
+            <w:r>
               <w:tab/>
             </w:r>
             <w:r>
-              <w:rPr>
-                <w:noProof/>
-                <w:webHidden/>
-              </w:rPr>
               <w:fldChar w:fldCharType="begin"/>
             </w:r>
             <w:r>
-              <w:rPr>
-                <w:noProof/>
-                <w:webHidden/>
-              </w:rPr>
-              <w:instrText xml:space="preserve"> PAGEREF _Toc229309722 \h </w:instrText>
-            </w:r>
-            <w:r>
-              <w:rPr>
-                <w:noProof/>
-                <w:webHidden/>
-              </w:rPr>
-            </w:r>
-            <w:r>
-              <w:rPr>
-                <w:noProof/>
-                <w:webHidden/>
-              </w:rPr>
+              <w:instrText>PAGEREF _Toc1879465497 \h</w:instrText>
+            </w:r>
+            <w:r>
               <w:fldChar w:fldCharType="separate"/>
             </w:r>
             <w:r>
               <w:rPr>
-                <w:noProof/>
-                <w:webHidden/>
+                <w:rStyle w:val="Hyperlink"/>
+              </w:rPr>
+              <w:t>1</w:t>
+            </w:r>
+            <w:r>
+              <w:fldChar w:fldCharType="end"/>
+            </w:r>
+          </w:hyperlink>
+        </w:p>
+        <w:p>
+          <w:pPr>
+            <w:pStyle w:val="TOC3"/>
+            <w:tabs>
+              <w:tab w:val="right" w:leader="dot" w:pos="9345"/>
+            </w:tabs>
+            <w:rPr>
+              <w:noProof/>
+            </w:rPr>
+          </w:pPr>
+          <w:hyperlink w:anchor="_Toc456322039">
+            <w:r>
+              <w:rPr>
+                <w:rStyle w:val="Hyperlink"/>
+              </w:rPr>
+              <w:t>Prerequisites</w:t>
+            </w:r>
+            <w:r>
+              <w:tab/>
+            </w:r>
+            <w:r>
+              <w:fldChar w:fldCharType="begin"/>
+            </w:r>
+            <w:r>
+              <w:instrText>PAGEREF _Toc456322039 \h</w:instrText>
+            </w:r>
+            <w:r>
+              <w:fldChar w:fldCharType="separate"/>
+            </w:r>
+            <w:r>
+              <w:rPr>
+                <w:rStyle w:val="Hyperlink"/>
               </w:rPr>
               <w:t>2</w:t>
             </w:r>
             <w:r>
-              <w:rPr>
-                <w:noProof/>
-                <w:webHidden/>
-              </w:rPr>
+              <w:fldChar w:fldCharType="end"/>
+            </w:r>
+          </w:hyperlink>
+        </w:p>
+        <w:p>
+          <w:pPr>
+            <w:pStyle w:val="TOC3"/>
+            <w:tabs>
+              <w:tab w:val="right" w:leader="dot" w:pos="9345"/>
+            </w:tabs>
+            <w:rPr>
+              <w:noProof/>
+            </w:rPr>
+          </w:pPr>
+          <w:hyperlink w:anchor="_Toc195671147">
+            <w:r>
+              <w:rPr>
+                <w:rStyle w:val="Hyperlink"/>
+              </w:rPr>
+              <w:t>Reproducible setup (Local Setup)</w:t>
+            </w:r>
+            <w:r>
+              <w:tab/>
+            </w:r>
+            <w:r>
+              <w:fldChar w:fldCharType="begin"/>
+            </w:r>
+            <w:r>
+              <w:instrText>PAGEREF _Toc195671147 \h</w:instrText>
+            </w:r>
+            <w:r>
+              <w:fldChar w:fldCharType="separate"/>
+            </w:r>
+            <w:r>
+              <w:rPr>
+                <w:rStyle w:val="Hyperlink"/>
+              </w:rPr>
+              <w:t>2</w:t>
+            </w:r>
+            <w:r>
+              <w:fldChar w:fldCharType="end"/>
+            </w:r>
+          </w:hyperlink>
+        </w:p>
+        <w:p>
+          <w:pPr>
+            <w:pStyle w:val="TOC3"/>
+            <w:tabs>
+              <w:tab w:val="right" w:leader="dot" w:pos="9345"/>
+            </w:tabs>
+            <w:rPr>
+              <w:noProof/>
+            </w:rPr>
+          </w:pPr>
+          <w:hyperlink w:anchor="_Toc481760948">
+            <w:r>
+              <w:rPr>
+                <w:rStyle w:val="Hyperlink"/>
+              </w:rPr>
+              <w:t>Run the API locally</w:t>
+            </w:r>
+            <w:r>
+              <w:tab/>
+            </w:r>
+            <w:r>
+              <w:fldChar w:fldCharType="begin"/>
+            </w:r>
+            <w:r>
+              <w:instrText>PAGEREF _Toc481760948 \h</w:instrText>
+            </w:r>
+            <w:r>
+              <w:fldChar w:fldCharType="separate"/>
+            </w:r>
+            <w:r>
+              <w:rPr>
+                <w:rStyle w:val="Hyperlink"/>
+              </w:rPr>
+              <w:t>2</w:t>
+            </w:r>
+            <w:r>
+              <w:fldChar w:fldCharType="end"/>
+            </w:r>
+          </w:hyperlink>
+        </w:p>
+        <w:p>
+          <w:pPr>
+            <w:pStyle w:val="TOC3"/>
+            <w:tabs>
+              <w:tab w:val="right" w:leader="dot" w:pos="9345"/>
+            </w:tabs>
+            <w:rPr>
+              <w:noProof/>
+            </w:rPr>
+          </w:pPr>
+          <w:hyperlink w:anchor="_Toc1716365925">
+            <w:r>
+              <w:rPr>
+                <w:rStyle w:val="Hyperlink"/>
+              </w:rPr>
+              <w:t>Deploy the full stack to local Kubernetes</w:t>
+            </w:r>
+            <w:r>
+              <w:tab/>
+            </w:r>
+            <w:r>
+              <w:fldChar w:fldCharType="begin"/>
+            </w:r>
+            <w:r>
+              <w:instrText>PAGEREF _Toc1716365925 \h</w:instrText>
+            </w:r>
+            <w:r>
+              <w:fldChar w:fldCharType="separate"/>
+            </w:r>
+            <w:r>
+              <w:rPr>
+                <w:rStyle w:val="Hyperlink"/>
+              </w:rPr>
+              <w:t>2</w:t>
+            </w:r>
+            <w:r>
               <w:fldChar w:fldCharType="end"/>
             </w:r>
           </w:hyperlink>
@@ -332,66 +456,38 @@
           <w:pPr>
             <w:pStyle w:val="TOC2"/>
             <w:tabs>
-              <w:tab w:val="right" w:leader="dot" w:pos="9350"/>
+              <w:tab w:val="right" w:leader="dot" w:pos="9345"/>
             </w:tabs>
             <w:rPr>
               <w:noProof/>
             </w:rPr>
           </w:pPr>
-          <w:hyperlink w:anchor="_Toc229309723" w:history="1">
+          <w:hyperlink w:anchor="_Toc243437653">
             <w:r>
               <w:rPr>
                 <w:rStyle w:val="Hyperlink"/>
-                <w:noProof/>
-              </w:rPr>
-              <w:t>2. Prerequisites &amp; Local Setup</w:t>
-            </w:r>
-            <w:r>
-              <w:rPr>
-                <w:noProof/>
-                <w:webHidden/>
-              </w:rPr>
+              </w:rPr>
+              <w:t>3. Data Acquisition &amp; EDA</w:t>
+            </w:r>
+            <w:r>
               <w:tab/>
             </w:r>
             <w:r>
-              <w:rPr>
-                <w:noProof/>
-                <w:webHidden/>
-              </w:rPr>
               <w:fldChar w:fldCharType="begin"/>
             </w:r>
             <w:r>
-              <w:rPr>
-                <w:noProof/>
-                <w:webHidden/>
-              </w:rPr>
-              <w:instrText xml:space="preserve"> PAGEREF _Toc229309723 \h </w:instrText>
-            </w:r>
-            <w:r>
-              <w:rPr>
-                <w:noProof/>
-                <w:webHidden/>
-              </w:rPr>
-            </w:r>
-            <w:r>
-              <w:rPr>
-                <w:noProof/>
-                <w:webHidden/>
-              </w:rPr>
+              <w:instrText>PAGEREF _Toc243437653 \h</w:instrText>
+            </w:r>
+            <w:r>
               <w:fldChar w:fldCharType="separate"/>
             </w:r>
             <w:r>
               <w:rPr>
-                <w:noProof/>
-                <w:webHidden/>
-              </w:rPr>
-              <w:t>3</w:t>
-            </w:r>
-            <w:r>
-              <w:rPr>
-                <w:noProof/>
-                <w:webHidden/>
-              </w:rPr>
+                <w:rStyle w:val="Hyperlink"/>
+              </w:rPr>
+              <w:t>2</w:t>
+            </w:r>
+            <w:r>
               <w:fldChar w:fldCharType="end"/>
             </w:r>
           </w:hyperlink>
@@ -400,66 +496,38 @@
           <w:pPr>
             <w:pStyle w:val="TOC3"/>
             <w:tabs>
-              <w:tab w:val="right" w:leader="dot" w:pos="9350"/>
+              <w:tab w:val="right" w:leader="dot" w:pos="9345"/>
             </w:tabs>
             <w:rPr>
               <w:noProof/>
             </w:rPr>
           </w:pPr>
-          <w:hyperlink w:anchor="_Toc229309724" w:history="1">
+          <w:hyperlink w:anchor="_Toc895947344">
             <w:r>
               <w:rPr>
                 <w:rStyle w:val="Hyperlink"/>
-                <w:noProof/>
-              </w:rPr>
-              <w:t>Prerequisites</w:t>
-            </w:r>
-            <w:r>
-              <w:rPr>
-                <w:noProof/>
-                <w:webHidden/>
-              </w:rPr>
+              </w:rPr>
+              <w:t>Dataset</w:t>
+            </w:r>
+            <w:r>
               <w:tab/>
             </w:r>
             <w:r>
-              <w:rPr>
-                <w:noProof/>
-                <w:webHidden/>
-              </w:rPr>
               <w:fldChar w:fldCharType="begin"/>
             </w:r>
             <w:r>
-              <w:rPr>
-                <w:noProof/>
-                <w:webHidden/>
-              </w:rPr>
-              <w:instrText xml:space="preserve"> PAGEREF _Toc229309724 \h </w:instrText>
-            </w:r>
-            <w:r>
-              <w:rPr>
-                <w:noProof/>
-                <w:webHidden/>
-              </w:rPr>
-            </w:r>
-            <w:r>
-              <w:rPr>
-                <w:noProof/>
-                <w:webHidden/>
-              </w:rPr>
+              <w:instrText>PAGEREF _Toc895947344 \h</w:instrText>
+            </w:r>
+            <w:r>
               <w:fldChar w:fldCharType="separate"/>
             </w:r>
             <w:r>
               <w:rPr>
-                <w:noProof/>
-                <w:webHidden/>
+                <w:rStyle w:val="Hyperlink"/>
               </w:rPr>
               <w:t>3</w:t>
             </w:r>
             <w:r>
-              <w:rPr>
-                <w:noProof/>
-                <w:webHidden/>
-              </w:rPr>
               <w:fldChar w:fldCharType="end"/>
             </w:r>
           </w:hyperlink>
@@ -468,66 +536,38 @@
           <w:pPr>
             <w:pStyle w:val="TOC3"/>
             <w:tabs>
-              <w:tab w:val="right" w:leader="dot" w:pos="9350"/>
+              <w:tab w:val="right" w:leader="dot" w:pos="9345"/>
             </w:tabs>
             <w:rPr>
               <w:noProof/>
             </w:rPr>
           </w:pPr>
-          <w:hyperlink w:anchor="_Toc229309725" w:history="1">
+          <w:hyperlink w:anchor="_Toc1542082397">
             <w:r>
               <w:rPr>
                 <w:rStyle w:val="Hyperlink"/>
-                <w:noProof/>
-              </w:rPr>
-              <w:t>Reproducible setup</w:t>
-            </w:r>
-            <w:r>
-              <w:rPr>
-                <w:noProof/>
-                <w:webHidden/>
-              </w:rPr>
+              </w:rPr>
+              <w:t>Cleaning (dataprocessing/process_data.py)</w:t>
+            </w:r>
+            <w:r>
               <w:tab/>
             </w:r>
             <w:r>
-              <w:rPr>
-                <w:noProof/>
-                <w:webHidden/>
-              </w:rPr>
               <w:fldChar w:fldCharType="begin"/>
             </w:r>
             <w:r>
-              <w:rPr>
-                <w:noProof/>
-                <w:webHidden/>
-              </w:rPr>
-              <w:instrText xml:space="preserve"> PAGEREF _Toc229309725 \h </w:instrText>
-            </w:r>
-            <w:r>
-              <w:rPr>
-                <w:noProof/>
-                <w:webHidden/>
-              </w:rPr>
-            </w:r>
-            <w:r>
-              <w:rPr>
-                <w:noProof/>
-                <w:webHidden/>
-              </w:rPr>
+              <w:instrText>PAGEREF _Toc1542082397 \h</w:instrText>
+            </w:r>
+            <w:r>
               <w:fldChar w:fldCharType="separate"/>
             </w:r>
             <w:r>
               <w:rPr>
-                <w:noProof/>
-                <w:webHidden/>
+                <w:rStyle w:val="Hyperlink"/>
               </w:rPr>
               <w:t>3</w:t>
             </w:r>
             <w:r>
-              <w:rPr>
-                <w:noProof/>
-                <w:webHidden/>
-              </w:rPr>
               <w:fldChar w:fldCharType="end"/>
             </w:r>
           </w:hyperlink>
@@ -536,66 +576,38 @@
           <w:pPr>
             <w:pStyle w:val="TOC3"/>
             <w:tabs>
-              <w:tab w:val="right" w:leader="dot" w:pos="9350"/>
+              <w:tab w:val="right" w:leader="dot" w:pos="9345"/>
             </w:tabs>
             <w:rPr>
               <w:noProof/>
             </w:rPr>
           </w:pPr>
-          <w:hyperlink w:anchor="_Toc229309726" w:history="1">
+          <w:hyperlink w:anchor="_Toc2008249184">
             <w:r>
               <w:rPr>
                 <w:rStyle w:val="Hyperlink"/>
-                <w:noProof/>
-              </w:rPr>
-              <w:t>Run the API locally</w:t>
-            </w:r>
-            <w:r>
-              <w:rPr>
-                <w:noProof/>
-                <w:webHidden/>
-              </w:rPr>
+              </w:rPr>
+              <w:t>EDA (notebooks/eda.ipynb)</w:t>
+            </w:r>
+            <w:r>
               <w:tab/>
             </w:r>
             <w:r>
-              <w:rPr>
-                <w:noProof/>
-                <w:webHidden/>
-              </w:rPr>
               <w:fldChar w:fldCharType="begin"/>
             </w:r>
             <w:r>
-              <w:rPr>
-                <w:noProof/>
-                <w:webHidden/>
-              </w:rPr>
-              <w:instrText xml:space="preserve"> PAGEREF _Toc229309726 \h </w:instrText>
-            </w:r>
-            <w:r>
-              <w:rPr>
-                <w:noProof/>
-                <w:webHidden/>
-              </w:rPr>
-            </w:r>
-            <w:r>
-              <w:rPr>
-                <w:noProof/>
-                <w:webHidden/>
-              </w:rPr>
+              <w:instrText>PAGEREF _Toc2008249184 \h</w:instrText>
+            </w:r>
+            <w:r>
               <w:fldChar w:fldCharType="separate"/>
             </w:r>
             <w:r>
               <w:rPr>
-                <w:noProof/>
-                <w:webHidden/>
-              </w:rPr>
-              <w:t>4</w:t>
-            </w:r>
-            <w:r>
-              <w:rPr>
-                <w:noProof/>
-                <w:webHidden/>
-              </w:rPr>
+                <w:rStyle w:val="Hyperlink"/>
+              </w:rPr>
+              <w:t>3</w:t>
+            </w:r>
+            <w:r>
               <w:fldChar w:fldCharType="end"/>
             </w:r>
           </w:hyperlink>
@@ -604,66 +616,38 @@
           <w:pPr>
             <w:pStyle w:val="TOC3"/>
             <w:tabs>
-              <w:tab w:val="right" w:leader="dot" w:pos="9350"/>
+              <w:tab w:val="right" w:leader="dot" w:pos="9345"/>
             </w:tabs>
             <w:rPr>
               <w:noProof/>
             </w:rPr>
           </w:pPr>
-          <w:hyperlink w:anchor="_Toc229309727" w:history="1">
+          <w:hyperlink w:anchor="_Toc1608564858">
             <w:r>
               <w:rPr>
                 <w:rStyle w:val="Hyperlink"/>
-                <w:noProof/>
-              </w:rPr>
-              <w:t>Deploy the full stack to local Kubernetes</w:t>
-            </w:r>
-            <w:r>
-              <w:rPr>
-                <w:noProof/>
-                <w:webHidden/>
-              </w:rPr>
+              </w:rPr>
+              <w:t>EDA Visualisations</w:t>
+            </w:r>
+            <w:r>
               <w:tab/>
             </w:r>
             <w:r>
-              <w:rPr>
-                <w:noProof/>
-                <w:webHidden/>
-              </w:rPr>
               <w:fldChar w:fldCharType="begin"/>
             </w:r>
             <w:r>
-              <w:rPr>
-                <w:noProof/>
-                <w:webHidden/>
-              </w:rPr>
-              <w:instrText xml:space="preserve"> PAGEREF _Toc229309727 \h </w:instrText>
-            </w:r>
-            <w:r>
-              <w:rPr>
-                <w:noProof/>
-                <w:webHidden/>
-              </w:rPr>
-            </w:r>
-            <w:r>
-              <w:rPr>
-                <w:noProof/>
-                <w:webHidden/>
-              </w:rPr>
+              <w:instrText>PAGEREF _Toc1608564858 \h</w:instrText>
+            </w:r>
+            <w:r>
               <w:fldChar w:fldCharType="separate"/>
             </w:r>
             <w:r>
               <w:rPr>
-                <w:noProof/>
-                <w:webHidden/>
-              </w:rPr>
-              <w:t>4</w:t>
-            </w:r>
-            <w:r>
-              <w:rPr>
-                <w:noProof/>
-                <w:webHidden/>
-              </w:rPr>
+                <w:rStyle w:val="Hyperlink"/>
+              </w:rPr>
+              <w:t>3</w:t>
+            </w:r>
+            <w:r>
               <w:fldChar w:fldCharType="end"/>
             </w:r>
           </w:hyperlink>
@@ -672,66 +656,38 @@
           <w:pPr>
             <w:pStyle w:val="TOC2"/>
             <w:tabs>
-              <w:tab w:val="right" w:leader="dot" w:pos="9350"/>
+              <w:tab w:val="right" w:leader="dot" w:pos="9345"/>
             </w:tabs>
             <w:rPr>
               <w:noProof/>
             </w:rPr>
           </w:pPr>
-          <w:hyperlink w:anchor="_Toc229309728" w:history="1">
+          <w:hyperlink w:anchor="_Toc2121637830">
             <w:r>
               <w:rPr>
                 <w:rStyle w:val="Hyperlink"/>
-                <w:noProof/>
-              </w:rPr>
-              <w:t>3. Data Acquisition &amp; EDA</w:t>
-            </w:r>
-            <w:r>
-              <w:rPr>
-                <w:noProof/>
-                <w:webHidden/>
-              </w:rPr>
+              </w:rPr>
+              <w:t>4. Feature Engineering &amp; Model Development</w:t>
+            </w:r>
+            <w:r>
               <w:tab/>
             </w:r>
             <w:r>
-              <w:rPr>
-                <w:noProof/>
-                <w:webHidden/>
-              </w:rPr>
               <w:fldChar w:fldCharType="begin"/>
             </w:r>
             <w:r>
-              <w:rPr>
-                <w:noProof/>
-                <w:webHidden/>
-              </w:rPr>
-              <w:instrText xml:space="preserve"> PAGEREF _Toc229309728 \h </w:instrText>
-            </w:r>
-            <w:r>
-              <w:rPr>
-                <w:noProof/>
-                <w:webHidden/>
-              </w:rPr>
-            </w:r>
-            <w:r>
-              <w:rPr>
-                <w:noProof/>
-                <w:webHidden/>
-              </w:rPr>
+              <w:instrText>PAGEREF _Toc2121637830 \h</w:instrText>
+            </w:r>
+            <w:r>
               <w:fldChar w:fldCharType="separate"/>
             </w:r>
             <w:r>
               <w:rPr>
-                <w:noProof/>
-                <w:webHidden/>
-              </w:rPr>
-              <w:t>4</w:t>
-            </w:r>
-            <w:r>
-              <w:rPr>
-                <w:noProof/>
-                <w:webHidden/>
-              </w:rPr>
+                <w:rStyle w:val="Hyperlink"/>
+              </w:rPr>
+              <w:t>5</w:t>
+            </w:r>
+            <w:r>
               <w:fldChar w:fldCharType="end"/>
             </w:r>
           </w:hyperlink>
@@ -740,66 +696,38 @@
           <w:pPr>
             <w:pStyle w:val="TOC3"/>
             <w:tabs>
-              <w:tab w:val="right" w:leader="dot" w:pos="9350"/>
+              <w:tab w:val="right" w:leader="dot" w:pos="9345"/>
             </w:tabs>
             <w:rPr>
               <w:noProof/>
             </w:rPr>
           </w:pPr>
-          <w:hyperlink w:anchor="_Toc229309729" w:history="1">
+          <w:hyperlink w:anchor="_Toc365726548">
             <w:r>
               <w:rPr>
                 <w:rStyle w:val="Hyperlink"/>
-                <w:noProof/>
-              </w:rPr>
-              <w:t>Dataset</w:t>
-            </w:r>
-            <w:r>
-              <w:rPr>
-                <w:noProof/>
-                <w:webHidden/>
-              </w:rPr>
+              </w:rPr>
+              <w:t>Preprocessing pipeline (src/data_prep/preprocess.py)</w:t>
+            </w:r>
+            <w:r>
               <w:tab/>
             </w:r>
             <w:r>
-              <w:rPr>
-                <w:noProof/>
-                <w:webHidden/>
-              </w:rPr>
               <w:fldChar w:fldCharType="begin"/>
             </w:r>
             <w:r>
-              <w:rPr>
-                <w:noProof/>
-                <w:webHidden/>
-              </w:rPr>
-              <w:instrText xml:space="preserve"> PAGEREF _Toc229309729 \h </w:instrText>
-            </w:r>
-            <w:r>
-              <w:rPr>
-                <w:noProof/>
-                <w:webHidden/>
-              </w:rPr>
-            </w:r>
-            <w:r>
-              <w:rPr>
-                <w:noProof/>
-                <w:webHidden/>
-              </w:rPr>
+              <w:instrText>PAGEREF _Toc365726548 \h</w:instrText>
+            </w:r>
+            <w:r>
               <w:fldChar w:fldCharType="separate"/>
             </w:r>
             <w:r>
               <w:rPr>
-                <w:noProof/>
-                <w:webHidden/>
-              </w:rPr>
-              <w:t>4</w:t>
-            </w:r>
-            <w:r>
-              <w:rPr>
-                <w:noProof/>
-                <w:webHidden/>
-              </w:rPr>
+                <w:rStyle w:val="Hyperlink"/>
+              </w:rPr>
+              <w:t>5</w:t>
+            </w:r>
+            <w:r>
               <w:fldChar w:fldCharType="end"/>
             </w:r>
           </w:hyperlink>
@@ -808,81 +736,38 @@
           <w:pPr>
             <w:pStyle w:val="TOC3"/>
             <w:tabs>
-              <w:tab w:val="right" w:leader="dot" w:pos="9350"/>
+              <w:tab w:val="right" w:leader="dot" w:pos="9345"/>
             </w:tabs>
             <w:rPr>
               <w:noProof/>
             </w:rPr>
           </w:pPr>
-          <w:hyperlink w:anchor="_Toc229309730" w:history="1">
+          <w:hyperlink w:anchor="_Toc1087763355">
             <w:r>
               <w:rPr>
                 <w:rStyle w:val="Hyperlink"/>
-                <w:noProof/>
-              </w:rPr>
-              <w:t>Cleaning (</w:t>
+              </w:rPr>
+              <w:t>Models (src/training/train.py)</w:t>
+            </w:r>
+            <w:r>
+              <w:tab/>
+            </w:r>
+            <w:r>
+              <w:fldChar w:fldCharType="begin"/>
+            </w:r>
+            <w:r>
+              <w:instrText>PAGEREF _Toc1087763355 \h</w:instrText>
+            </w:r>
+            <w:r>
+              <w:fldChar w:fldCharType="separate"/>
             </w:r>
             <w:r>
               <w:rPr>
                 <w:rStyle w:val="Hyperlink"/>
-                <w:rFonts w:ascii="Consolas" w:hAnsi="Consolas"/>
-                <w:noProof/>
-              </w:rPr>
-              <w:t>dataprocessing/process_data.py</w:t>
-            </w:r>
-            <w:r>
-              <w:rPr>
-                <w:rStyle w:val="Hyperlink"/>
-                <w:noProof/>
-              </w:rPr>
-              <w:t>)</w:t>
-            </w:r>
-            <w:r>
-              <w:rPr>
-                <w:noProof/>
-                <w:webHidden/>
-              </w:rPr>
-              <w:tab/>
-            </w:r>
-            <w:r>
-              <w:rPr>
-                <w:noProof/>
-                <w:webHidden/>
-              </w:rPr>
-              <w:fldChar w:fldCharType="begin"/>
-            </w:r>
-            <w:r>
-              <w:rPr>
-                <w:noProof/>
-                <w:webHidden/>
-              </w:rPr>
-              <w:instrText xml:space="preserve"> PAGEREF _Toc229309730 \h </w:instrText>
-            </w:r>
-            <w:r>
-              <w:rPr>
-                <w:noProof/>
-                <w:webHidden/>
-              </w:rPr>
-            </w:r>
-            <w:r>
-              <w:rPr>
-                <w:noProof/>
-                <w:webHidden/>
-              </w:rPr>
-              <w:fldChar w:fldCharType="separate"/>
-            </w:r>
-            <w:r>
-              <w:rPr>
-                <w:noProof/>
-                <w:webHidden/>
               </w:rPr>
               <w:t>5</w:t>
             </w:r>
             <w:r>
-              <w:rPr>
-                <w:noProof/>
-                <w:webHidden/>
-              </w:rPr>
               <w:fldChar w:fldCharType="end"/>
             </w:r>
           </w:hyperlink>
@@ -891,81 +776,38 @@
           <w:pPr>
             <w:pStyle w:val="TOC3"/>
             <w:tabs>
-              <w:tab w:val="right" w:leader="dot" w:pos="9350"/>
+              <w:tab w:val="right" w:leader="dot" w:pos="9345"/>
             </w:tabs>
             <w:rPr>
               <w:noProof/>
             </w:rPr>
           </w:pPr>
-          <w:hyperlink w:anchor="_Toc229309731" w:history="1">
+          <w:hyperlink w:anchor="_Toc1855038514">
             <w:r>
               <w:rPr>
                 <w:rStyle w:val="Hyperlink"/>
-                <w:noProof/>
-              </w:rPr>
-              <w:t>EDA (</w:t>
+              </w:rPr>
+              <w:t>Cross-validation results</w:t>
+            </w:r>
+            <w:r>
+              <w:tab/>
+            </w:r>
+            <w:r>
+              <w:fldChar w:fldCharType="begin"/>
+            </w:r>
+            <w:r>
+              <w:instrText>PAGEREF _Toc1855038514 \h</w:instrText>
+            </w:r>
+            <w:r>
+              <w:fldChar w:fldCharType="separate"/>
             </w:r>
             <w:r>
               <w:rPr>
                 <w:rStyle w:val="Hyperlink"/>
-                <w:rFonts w:ascii="Consolas" w:hAnsi="Consolas"/>
-                <w:noProof/>
-              </w:rPr>
-              <w:t>notebooks/eda.ipynb</w:t>
-            </w:r>
-            <w:r>
-              <w:rPr>
-                <w:rStyle w:val="Hyperlink"/>
-                <w:noProof/>
-              </w:rPr>
-              <w:t>)</w:t>
-            </w:r>
-            <w:r>
-              <w:rPr>
-                <w:noProof/>
-                <w:webHidden/>
-              </w:rPr>
-              <w:tab/>
-            </w:r>
-            <w:r>
-              <w:rPr>
-                <w:noProof/>
-                <w:webHidden/>
-              </w:rPr>
-              <w:fldChar w:fldCharType="begin"/>
-            </w:r>
-            <w:r>
-              <w:rPr>
-                <w:noProof/>
-                <w:webHidden/>
-              </w:rPr>
-              <w:instrText xml:space="preserve"> PAGEREF _Toc229309731 \h </w:instrText>
-            </w:r>
-            <w:r>
-              <w:rPr>
-                <w:noProof/>
-                <w:webHidden/>
-              </w:rPr>
-            </w:r>
-            <w:r>
-              <w:rPr>
-                <w:noProof/>
-                <w:webHidden/>
-              </w:rPr>
-              <w:fldChar w:fldCharType="separate"/>
-            </w:r>
-            <w:r>
-              <w:rPr>
-                <w:noProof/>
-                <w:webHidden/>
-              </w:rPr>
-              <w:t>5</w:t>
-            </w:r>
-            <w:r>
-              <w:rPr>
-                <w:noProof/>
-                <w:webHidden/>
-              </w:rPr>
+              </w:rPr>
+              <w:t>6</w:t>
+            </w:r>
+            <w:r>
               <w:fldChar w:fldCharType="end"/>
             </w:r>
           </w:hyperlink>
@@ -974,66 +816,38 @@
           <w:pPr>
             <w:pStyle w:val="TOC3"/>
             <w:tabs>
-              <w:tab w:val="right" w:leader="dot" w:pos="9350"/>
+              <w:tab w:val="right" w:leader="dot" w:pos="9345"/>
             </w:tabs>
             <w:rPr>
               <w:noProof/>
             </w:rPr>
           </w:pPr>
-          <w:hyperlink w:anchor="_Toc229309732" w:history="1">
+          <w:hyperlink w:anchor="_Toc2089447678">
             <w:r>
               <w:rPr>
                 <w:rStyle w:val="Hyperlink"/>
-                <w:noProof/>
-              </w:rPr>
-              <w:t>EDA Visualisations</w:t>
-            </w:r>
-            <w:r>
-              <w:rPr>
-                <w:noProof/>
-                <w:webHidden/>
-              </w:rPr>
+              </w:rPr>
+              <w:t>Model selection rationale</w:t>
+            </w:r>
+            <w:r>
               <w:tab/>
             </w:r>
             <w:r>
-              <w:rPr>
-                <w:noProof/>
-                <w:webHidden/>
-              </w:rPr>
               <w:fldChar w:fldCharType="begin"/>
             </w:r>
             <w:r>
-              <w:rPr>
-                <w:noProof/>
-                <w:webHidden/>
-              </w:rPr>
-              <w:instrText xml:space="preserve"> PAGEREF _Toc229309732 \h </w:instrText>
-            </w:r>
-            <w:r>
-              <w:rPr>
-                <w:noProof/>
-                <w:webHidden/>
-              </w:rPr>
-            </w:r>
-            <w:r>
-              <w:rPr>
-                <w:noProof/>
-                <w:webHidden/>
-              </w:rPr>
+              <w:instrText>PAGEREF _Toc2089447678 \h</w:instrText>
+            </w:r>
+            <w:r>
               <w:fldChar w:fldCharType="separate"/>
             </w:r>
             <w:r>
               <w:rPr>
-                <w:noProof/>
-                <w:webHidden/>
-              </w:rPr>
-              <w:t>5</w:t>
-            </w:r>
-            <w:r>
-              <w:rPr>
-                <w:noProof/>
-                <w:webHidden/>
-              </w:rPr>
+                <w:rStyle w:val="Hyperlink"/>
+              </w:rPr>
+              <w:t>6</w:t>
+            </w:r>
+            <w:r>
               <w:fldChar w:fldCharType="end"/>
             </w:r>
           </w:hyperlink>
@@ -1042,66 +856,38 @@
           <w:pPr>
             <w:pStyle w:val="TOC2"/>
             <w:tabs>
-              <w:tab w:val="right" w:leader="dot" w:pos="9350"/>
+              <w:tab w:val="right" w:leader="dot" w:pos="9345"/>
             </w:tabs>
             <w:rPr>
               <w:noProof/>
             </w:rPr>
           </w:pPr>
-          <w:hyperlink w:anchor="_Toc229309733" w:history="1">
+          <w:hyperlink w:anchor="_Toc277274214">
             <w:r>
               <w:rPr>
                 <w:rStyle w:val="Hyperlink"/>
-                <w:noProof/>
-              </w:rPr>
-              <w:t>4. Feature Engineering &amp; Model Development</w:t>
-            </w:r>
-            <w:r>
-              <w:rPr>
-                <w:noProof/>
-                <w:webHidden/>
-              </w:rPr>
+              </w:rPr>
+              <w:t>5. Experiment Tracking</w:t>
+            </w:r>
+            <w:r>
               <w:tab/>
             </w:r>
             <w:r>
-              <w:rPr>
-                <w:noProof/>
-                <w:webHidden/>
-              </w:rPr>
               <w:fldChar w:fldCharType="begin"/>
             </w:r>
             <w:r>
-              <w:rPr>
-                <w:noProof/>
-                <w:webHidden/>
-              </w:rPr>
-              <w:instrText xml:space="preserve"> PAGEREF _Toc229309733 \h </w:instrText>
-            </w:r>
-            <w:r>
-              <w:rPr>
-                <w:noProof/>
-                <w:webHidden/>
-              </w:rPr>
-            </w:r>
-            <w:r>
-              <w:rPr>
-                <w:noProof/>
-                <w:webHidden/>
-              </w:rPr>
+              <w:instrText>PAGEREF _Toc277274214 \h</w:instrText>
+            </w:r>
+            <w:r>
               <w:fldChar w:fldCharType="separate"/>
             </w:r>
             <w:r>
               <w:rPr>
-                <w:noProof/>
-                <w:webHidden/>
-              </w:rPr>
-              <w:t>5</w:t>
-            </w:r>
-            <w:r>
-              <w:rPr>
-                <w:noProof/>
-                <w:webHidden/>
-              </w:rPr>
+                <w:rStyle w:val="Hyperlink"/>
+              </w:rPr>
+              <w:t>6</w:t>
+            </w:r>
+            <w:r>
               <w:fldChar w:fldCharType="end"/>
             </w:r>
           </w:hyperlink>
@@ -1110,81 +896,118 @@
           <w:pPr>
             <w:pStyle w:val="TOC3"/>
             <w:tabs>
-              <w:tab w:val="right" w:leader="dot" w:pos="9350"/>
+              <w:tab w:val="right" w:leader="dot" w:pos="9345"/>
             </w:tabs>
             <w:rPr>
               <w:noProof/>
             </w:rPr>
           </w:pPr>
-          <w:hyperlink w:anchor="_Toc229309734" w:history="1">
+          <w:hyperlink w:anchor="_Toc105953097">
             <w:r>
               <w:rPr>
                 <w:rStyle w:val="Hyperlink"/>
-                <w:noProof/>
-              </w:rPr>
-              <w:t>Preprocessing pipeline (</w:t>
+              </w:rPr>
+              <w:t>Experiment tracking summary</w:t>
+            </w:r>
+            <w:r>
+              <w:tab/>
+            </w:r>
+            <w:r>
+              <w:fldChar w:fldCharType="begin"/>
+            </w:r>
+            <w:r>
+              <w:instrText>PAGEREF _Toc105953097 \h</w:instrText>
+            </w:r>
+            <w:r>
+              <w:fldChar w:fldCharType="separate"/>
             </w:r>
             <w:r>
               <w:rPr>
                 <w:rStyle w:val="Hyperlink"/>
-                <w:rFonts w:ascii="Consolas" w:hAnsi="Consolas"/>
-                <w:noProof/>
-              </w:rPr>
-              <w:t>src/data_prep/preprocess.py</w:t>
-            </w:r>
+              </w:rPr>
+              <w:t>7</w:t>
+            </w:r>
+            <w:r>
+              <w:fldChar w:fldCharType="end"/>
+            </w:r>
+          </w:hyperlink>
+        </w:p>
+        <w:p>
+          <w:pPr>
+            <w:pStyle w:val="TOC2"/>
+            <w:tabs>
+              <w:tab w:val="right" w:leader="dot" w:pos="9345"/>
+            </w:tabs>
+            <w:rPr>
+              <w:noProof/>
+            </w:rPr>
+          </w:pPr>
+          <w:hyperlink w:anchor="_Toc1514776621">
             <w:r>
               <w:rPr>
                 <w:rStyle w:val="Hyperlink"/>
-                <w:noProof/>
-              </w:rPr>
-              <w:t>)</w:t>
-            </w:r>
-            <w:r>
-              <w:rPr>
-                <w:noProof/>
-                <w:webHidden/>
-              </w:rPr>
+              </w:rPr>
+              <w:t>6. Model Packaging &amp; Reproducibility</w:t>
+            </w:r>
+            <w:r>
               <w:tab/>
             </w:r>
             <w:r>
-              <w:rPr>
-                <w:noProof/>
-                <w:webHidden/>
-              </w:rPr>
               <w:fldChar w:fldCharType="begin"/>
             </w:r>
             <w:r>
-              <w:rPr>
-                <w:noProof/>
-                <w:webHidden/>
-              </w:rPr>
-              <w:instrText xml:space="preserve"> PAGEREF _Toc229309734 \h </w:instrText>
-            </w:r>
-            <w:r>
-              <w:rPr>
-                <w:noProof/>
-                <w:webHidden/>
-              </w:rPr>
-            </w:r>
-            <w:r>
-              <w:rPr>
-                <w:noProof/>
-                <w:webHidden/>
-              </w:rPr>
+              <w:instrText>PAGEREF _Toc1514776621 \h</w:instrText>
+            </w:r>
+            <w:r>
               <w:fldChar w:fldCharType="separate"/>
             </w:r>
             <w:r>
               <w:rPr>
-                <w:noProof/>
-                <w:webHidden/>
-              </w:rPr>
-              <w:t>5</w:t>
-            </w:r>
-            <w:r>
-              <w:rPr>
-                <w:noProof/>
-                <w:webHidden/>
-              </w:rPr>
+                <w:rStyle w:val="Hyperlink"/>
+              </w:rPr>
+              <w:t>8</w:t>
+            </w:r>
+            <w:r>
+              <w:fldChar w:fldCharType="end"/>
+            </w:r>
+          </w:hyperlink>
+        </w:p>
+        <w:p>
+          <w:pPr>
+            <w:pStyle w:val="TOC2"/>
+            <w:tabs>
+              <w:tab w:val="right" w:leader="dot" w:pos="9345"/>
+            </w:tabs>
+            <w:rPr>
+              <w:noProof/>
+            </w:rPr>
+          </w:pPr>
+          <w:hyperlink w:anchor="_Toc1218509845">
+            <w:r>
+              <w:rPr>
+                <w:rStyle w:val="Hyperlink"/>
+              </w:rPr>
+              <w:t>7. CI/CD Pipeline &amp; Automated Testing</w:t>
+            </w:r>
+            <w:r>
+              <w:tab/>
+            </w:r>
+            <w:r>
+              <w:fldChar w:fldCharType="begin"/>
+            </w:r>
+            <w:r>
+              <w:instrText>PAGEREF _Toc1218509845 \h</w:instrText>
+            </w:r>
+            <w:r>
+              <w:fldChar w:fldCharType="separate"/>
+            </w:r>
+            <w:r>
+              <w:rPr>
+                <w:rStyle w:val="Hyperlink"/>
+              </w:rPr>
+              <w:t>9</w:t>
+            </w:r>
+            <w:r>
               <w:fldChar w:fldCharType="end"/>
             </w:r>
           </w:hyperlink>
@@ -1193,81 +1016,38 @@
           <w:pPr>
             <w:pStyle w:val="TOC3"/>
             <w:tabs>
-              <w:tab w:val="right" w:leader="dot" w:pos="9350"/>
+              <w:tab w:val="right" w:leader="dot" w:pos="9345"/>
             </w:tabs>
             <w:rPr>
               <w:noProof/>
             </w:rPr>
           </w:pPr>
-          <w:hyperlink w:anchor="_Toc229309735" w:history="1">
+          <w:hyperlink w:anchor="_Toc61093555">
             <w:r>
               <w:rPr>
                 <w:rStyle w:val="Hyperlink"/>
-                <w:noProof/>
-              </w:rPr>
-              <w:t>Models (</w:t>
+              </w:rPr>
+              <w:t>Tests (17 total)</w:t>
+            </w:r>
+            <w:r>
+              <w:tab/>
+            </w:r>
+            <w:r>
+              <w:fldChar w:fldCharType="begin"/>
+            </w:r>
+            <w:r>
+              <w:instrText>PAGEREF _Toc61093555 \h</w:instrText>
+            </w:r>
+            <w:r>
+              <w:fldChar w:fldCharType="separate"/>
             </w:r>
             <w:r>
               <w:rPr>
                 <w:rStyle w:val="Hyperlink"/>
-                <w:rFonts w:ascii="Consolas" w:hAnsi="Consolas"/>
-                <w:noProof/>
-              </w:rPr>
-              <w:t>src/training/train.py</w:t>
-            </w:r>
-            <w:r>
-              <w:rPr>
-                <w:rStyle w:val="Hyperlink"/>
-                <w:noProof/>
-              </w:rPr>
-              <w:t>)</w:t>
-            </w:r>
-            <w:r>
-              <w:rPr>
-                <w:noProof/>
-                <w:webHidden/>
-              </w:rPr>
-              <w:tab/>
-            </w:r>
-            <w:r>
-              <w:rPr>
-                <w:noProof/>
-                <w:webHidden/>
-              </w:rPr>
-              <w:fldChar w:fldCharType="begin"/>
-            </w:r>
-            <w:r>
-              <w:rPr>
-                <w:noProof/>
-                <w:webHidden/>
-              </w:rPr>
-              <w:instrText xml:space="preserve"> PAGEREF _Toc229309735 \h </w:instrText>
-            </w:r>
-            <w:r>
-              <w:rPr>
-                <w:noProof/>
-                <w:webHidden/>
-              </w:rPr>
-            </w:r>
-            <w:r>
-              <w:rPr>
-                <w:noProof/>
-                <w:webHidden/>
-              </w:rPr>
-              <w:fldChar w:fldCharType="separate"/>
-            </w:r>
-            <w:r>
-              <w:rPr>
-                <w:noProof/>
-                <w:webHidden/>
-              </w:rPr>
-              <w:t>6</w:t>
-            </w:r>
-            <w:r>
-              <w:rPr>
-                <w:noProof/>
-                <w:webHidden/>
-              </w:rPr>
+              </w:rPr>
+              <w:t>9</w:t>
+            </w:r>
+            <w:r>
               <w:fldChar w:fldCharType="end"/>
             </w:r>
           </w:hyperlink>
@@ -1276,66 +1056,38 @@
           <w:pPr>
             <w:pStyle w:val="TOC3"/>
             <w:tabs>
-              <w:tab w:val="right" w:leader="dot" w:pos="9350"/>
+              <w:tab w:val="right" w:leader="dot" w:pos="9345"/>
             </w:tabs>
             <w:rPr>
               <w:noProof/>
             </w:rPr>
           </w:pPr>
-          <w:hyperlink w:anchor="_Toc229309736" w:history="1">
+          <w:hyperlink w:anchor="_Toc602717584">
             <w:r>
               <w:rPr>
                 <w:rStyle w:val="Hyperlink"/>
-                <w:noProof/>
-              </w:rPr>
-              <w:t>Cross-validation results</w:t>
-            </w:r>
-            <w:r>
-              <w:rPr>
-                <w:noProof/>
-                <w:webHidden/>
-              </w:rPr>
+              </w:rPr>
+              <w:t>GitHub Actions (.github/workflows/ci.yml)</w:t>
+            </w:r>
+            <w:r>
               <w:tab/>
             </w:r>
             <w:r>
-              <w:rPr>
-                <w:noProof/>
-                <w:webHidden/>
-              </w:rPr>
               <w:fldChar w:fldCharType="begin"/>
             </w:r>
             <w:r>
-              <w:rPr>
-                <w:noProof/>
-                <w:webHidden/>
-              </w:rPr>
-              <w:instrText xml:space="preserve"> PAGEREF _Toc229309736 \h </w:instrText>
-            </w:r>
-            <w:r>
-              <w:rPr>
-                <w:noProof/>
-                <w:webHidden/>
-              </w:rPr>
-            </w:r>
-            <w:r>
-              <w:rPr>
-                <w:noProof/>
-                <w:webHidden/>
-              </w:rPr>
+              <w:instrText>PAGEREF _Toc602717584 \h</w:instrText>
+            </w:r>
+            <w:r>
               <w:fldChar w:fldCharType="separate"/>
             </w:r>
             <w:r>
               <w:rPr>
-                <w:noProof/>
-                <w:webHidden/>
-              </w:rPr>
-              <w:t>6</w:t>
-            </w:r>
-            <w:r>
-              <w:rPr>
-                <w:noProof/>
-                <w:webHidden/>
-              </w:rPr>
+                <w:rStyle w:val="Hyperlink"/>
+              </w:rPr>
+              <w:t>9</w:t>
+            </w:r>
+            <w:r>
               <w:fldChar w:fldCharType="end"/>
             </w:r>
           </w:hyperlink>
@@ -1344,66 +1096,118 @@
           <w:pPr>
             <w:pStyle w:val="TOC3"/>
             <w:tabs>
-              <w:tab w:val="right" w:leader="dot" w:pos="9350"/>
+              <w:tab w:val="right" w:leader="dot" w:pos="9345"/>
             </w:tabs>
             <w:rPr>
               <w:noProof/>
             </w:rPr>
           </w:pPr>
-          <w:hyperlink w:anchor="_Toc229309737" w:history="1">
+          <w:hyperlink w:anchor="_Toc321146838">
             <w:r>
               <w:rPr>
                 <w:rStyle w:val="Hyperlink"/>
-                <w:noProof/>
-              </w:rPr>
-              <w:t>Model selection rationale</w:t>
-            </w:r>
-            <w:r>
-              <w:rPr>
-                <w:noProof/>
-                <w:webHidden/>
-              </w:rPr>
+              </w:rPr>
+              <w:t>Manual triggers</w:t>
+            </w:r>
+            <w:r>
               <w:tab/>
             </w:r>
             <w:r>
-              <w:rPr>
-                <w:noProof/>
-                <w:webHidden/>
-              </w:rPr>
               <w:fldChar w:fldCharType="begin"/>
             </w:r>
             <w:r>
-              <w:rPr>
-                <w:noProof/>
-                <w:webHidden/>
-              </w:rPr>
-              <w:instrText xml:space="preserve"> PAGEREF _Toc229309737 \h </w:instrText>
-            </w:r>
-            <w:r>
-              <w:rPr>
-                <w:noProof/>
-                <w:webHidden/>
-              </w:rPr>
-            </w:r>
-            <w:r>
-              <w:rPr>
-                <w:noProof/>
-                <w:webHidden/>
-              </w:rPr>
+              <w:instrText>PAGEREF _Toc321146838 \h</w:instrText>
+            </w:r>
+            <w:r>
               <w:fldChar w:fldCharType="separate"/>
             </w:r>
             <w:r>
               <w:rPr>
-                <w:noProof/>
-                <w:webHidden/>
-              </w:rPr>
-              <w:t>6</w:t>
-            </w:r>
-            <w:r>
-              <w:rPr>
-                <w:noProof/>
-                <w:webHidden/>
-              </w:rPr>
+                <w:rStyle w:val="Hyperlink"/>
+              </w:rPr>
+              <w:t>9</w:t>
+            </w:r>
+            <w:r>
+              <w:fldChar w:fldCharType="end"/>
+            </w:r>
+          </w:hyperlink>
+        </w:p>
+        <w:p>
+          <w:pPr>
+            <w:pStyle w:val="TOC3"/>
+            <w:tabs>
+              <w:tab w:val="right" w:leader="dot" w:pos="9345"/>
+            </w:tabs>
+            <w:rPr>
+              <w:noProof/>
+            </w:rPr>
+          </w:pPr>
+          <w:hyperlink w:anchor="_Toc1568878946">
+            <w:r>
+              <w:rPr>
+                <w:rStyle w:val="Hyperlink"/>
+              </w:rPr>
+              <w:t>Local execution with act</w:t>
+            </w:r>
+            <w:r>
+              <w:tab/>
+            </w:r>
+            <w:r>
+              <w:fldChar w:fldCharType="begin"/>
+            </w:r>
+            <w:r>
+              <w:instrText>PAGEREF _Toc1568878946 \h</w:instrText>
+            </w:r>
+            <w:r>
+              <w:fldChar w:fldCharType="separate"/>
+            </w:r>
+            <w:r>
+              <w:rPr>
+                <w:rStyle w:val="Hyperlink"/>
+              </w:rPr>
+              <w:t>10</w:t>
+            </w:r>
+            <w:r>
+              <w:fldChar w:fldCharType="end"/>
+            </w:r>
+          </w:hyperlink>
+        </w:p>
+        <w:p>
+          <w:pPr>
+            <w:pStyle w:val="TOC3"/>
+            <w:tabs>
+              <w:tab w:val="right" w:leader="dot" w:pos="9345"/>
+            </w:tabs>
+            <w:rPr>
+              <w:noProof/>
+            </w:rPr>
+          </w:pPr>
+          <w:hyperlink w:anchor="_Toc2144017405">
+            <w:r>
+              <w:rPr>
+                <w:rStyle w:val="Hyperlink"/>
+              </w:rPr>
+              <w:t>CI/CD workflow screenshots</w:t>
+            </w:r>
+            <w:r>
+              <w:tab/>
+            </w:r>
+            <w:r>
+              <w:fldChar w:fldCharType="begin"/>
+            </w:r>
+            <w:r>
+              <w:instrText>PAGEREF _Toc2144017405 \h</w:instrText>
+            </w:r>
+            <w:r>
+              <w:fldChar w:fldCharType="separate"/>
+            </w:r>
+            <w:r>
+              <w:rPr>
+                <w:rStyle w:val="Hyperlink"/>
+              </w:rPr>
+              <w:t>10</w:t>
+            </w:r>
+            <w:r>
               <w:fldChar w:fldCharType="end"/>
             </w:r>
           </w:hyperlink>
@@ -1412,66 +1216,78 @@
           <w:pPr>
             <w:pStyle w:val="TOC2"/>
             <w:tabs>
-              <w:tab w:val="right" w:leader="dot" w:pos="9350"/>
+              <w:tab w:val="right" w:leader="dot" w:pos="9345"/>
             </w:tabs>
             <w:rPr>
               <w:noProof/>
             </w:rPr>
           </w:pPr>
-          <w:hyperlink w:anchor="_Toc229309738" w:history="1">
+          <w:hyperlink w:anchor="_Toc748760353">
             <w:r>
               <w:rPr>
                 <w:rStyle w:val="Hyperlink"/>
-                <w:noProof/>
-              </w:rPr>
-              <w:t>5. Experiment Tracking</w:t>
-            </w:r>
-            <w:r>
-              <w:rPr>
-                <w:noProof/>
-                <w:webHidden/>
-              </w:rPr>
+              </w:rPr>
+              <w:t>8. Containerization</w:t>
+            </w:r>
+            <w:r>
               <w:tab/>
             </w:r>
             <w:r>
-              <w:rPr>
-                <w:noProof/>
-                <w:webHidden/>
-              </w:rPr>
               <w:fldChar w:fldCharType="begin"/>
             </w:r>
             <w:r>
-              <w:rPr>
-                <w:noProof/>
-                <w:webHidden/>
-              </w:rPr>
-              <w:instrText xml:space="preserve"> PAGEREF _Toc229309738 \h </w:instrText>
-            </w:r>
-            <w:r>
-              <w:rPr>
-                <w:noProof/>
-                <w:webHidden/>
-              </w:rPr>
-            </w:r>
-            <w:r>
-              <w:rPr>
-                <w:noProof/>
-                <w:webHidden/>
-              </w:rPr>
+              <w:instrText>PAGEREF _Toc748760353 \h</w:instrText>
+            </w:r>
+            <w:r>
               <w:fldChar w:fldCharType="separate"/>
             </w:r>
             <w:r>
               <w:rPr>
-                <w:noProof/>
-                <w:webHidden/>
-              </w:rPr>
-              <w:t>7</w:t>
-            </w:r>
-            <w:r>
-              <w:rPr>
-                <w:noProof/>
-                <w:webHidden/>
-              </w:rPr>
+                <w:rStyle w:val="Hyperlink"/>
+              </w:rPr>
+              <w:t>11</w:t>
+            </w:r>
+            <w:r>
+              <w:fldChar w:fldCharType="end"/>
+            </w:r>
+          </w:hyperlink>
+        </w:p>
+        <w:p>
+          <w:pPr>
+            <w:pStyle w:val="TOC2"/>
+            <w:tabs>
+              <w:tab w:val="right" w:leader="dot" w:pos="9345"/>
+            </w:tabs>
+            <w:rPr>
+              <w:noProof/>
+            </w:rPr>
+          </w:pPr>
+          <w:hyperlink w:anchor="_Toc1706017025">
+            <w:r>
+              <w:rPr>
+                <w:rStyle w:val="Hyperlink"/>
+              </w:rPr>
+              <w:t>9. Production Deployment</w:t>
+            </w:r>
+            <w:r>
+              <w:tab/>
+            </w:r>
+            <w:r>
+              <w:fldChar w:fldCharType="begin"/>
+            </w:r>
+            <w:r>
+              <w:instrText>PAGEREF _Toc1706017025 \h</w:instrText>
+            </w:r>
+            <w:r>
+              <w:fldChar w:fldCharType="separate"/>
+            </w:r>
+            <w:r>
+              <w:rPr>
+                <w:rStyle w:val="Hyperlink"/>
+              </w:rPr>
+              <w:t>12</w:t>
+            </w:r>
+            <w:r>
               <w:fldChar w:fldCharType="end"/>
             </w:r>
           </w:hyperlink>
@@ -1480,66 +1296,38 @@
           <w:pPr>
             <w:pStyle w:val="TOC3"/>
             <w:tabs>
-              <w:tab w:val="right" w:leader="dot" w:pos="9350"/>
+              <w:tab w:val="right" w:leader="dot" w:pos="9345"/>
             </w:tabs>
             <w:rPr>
               <w:noProof/>
             </w:rPr>
           </w:pPr>
-          <w:hyperlink w:anchor="_Toc229309739" w:history="1">
+          <w:hyperlink w:anchor="_Toc454662535">
             <w:r>
               <w:rPr>
                 <w:rStyle w:val="Hyperlink"/>
-                <w:noProof/>
-              </w:rPr>
-              <w:t>Experiment tracking summary</w:t>
-            </w:r>
-            <w:r>
-              <w:rPr>
-                <w:noProof/>
-                <w:webHidden/>
-              </w:rPr>
+              </w:rPr>
+              <w:t>Deployment verification</w:t>
+            </w:r>
+            <w:r>
               <w:tab/>
             </w:r>
             <w:r>
-              <w:rPr>
-                <w:noProof/>
-                <w:webHidden/>
-              </w:rPr>
               <w:fldChar w:fldCharType="begin"/>
             </w:r>
             <w:r>
-              <w:rPr>
-                <w:noProof/>
-                <w:webHidden/>
-              </w:rPr>
-              <w:instrText xml:space="preserve"> PAGEREF _Toc229309739 \h </w:instrText>
-            </w:r>
-            <w:r>
-              <w:rPr>
-                <w:noProof/>
-                <w:webHidden/>
-              </w:rPr>
-            </w:r>
-            <w:r>
-              <w:rPr>
-                <w:noProof/>
-                <w:webHidden/>
-              </w:rPr>
+              <w:instrText>PAGEREF _Toc454662535 \h</w:instrText>
+            </w:r>
+            <w:r>
               <w:fldChar w:fldCharType="separate"/>
             </w:r>
             <w:r>
               <w:rPr>
-                <w:noProof/>
-                <w:webHidden/>
-              </w:rPr>
-              <w:t>7</w:t>
-            </w:r>
-            <w:r>
-              <w:rPr>
-                <w:noProof/>
-                <w:webHidden/>
-              </w:rPr>
+                <w:rStyle w:val="Hyperlink"/>
+              </w:rPr>
+              <w:t>13</w:t>
+            </w:r>
+            <w:r>
               <w:fldChar w:fldCharType="end"/>
             </w:r>
           </w:hyperlink>
@@ -1548,66 +1336,158 @@
           <w:pPr>
             <w:pStyle w:val="TOC2"/>
             <w:tabs>
-              <w:tab w:val="right" w:leader="dot" w:pos="9350"/>
+              <w:tab w:val="right" w:leader="dot" w:pos="9345"/>
             </w:tabs>
             <w:rPr>
               <w:noProof/>
             </w:rPr>
           </w:pPr>
-          <w:hyperlink w:anchor="_Toc229309740" w:history="1">
+          <w:hyperlink w:anchor="_Toc344296179">
             <w:r>
               <w:rPr>
                 <w:rStyle w:val="Hyperlink"/>
-                <w:noProof/>
-              </w:rPr>
-              <w:t>6. Model Packaging &amp; Reproducibility</w:t>
-            </w:r>
-            <w:r>
-              <w:rPr>
-                <w:noProof/>
-                <w:webHidden/>
-              </w:rPr>
+              </w:rPr>
+              <w:t>10. Monitoring &amp; Logging</w:t>
+            </w:r>
+            <w:r>
               <w:tab/>
             </w:r>
             <w:r>
-              <w:rPr>
-                <w:noProof/>
-                <w:webHidden/>
-              </w:rPr>
               <w:fldChar w:fldCharType="begin"/>
             </w:r>
             <w:r>
-              <w:rPr>
-                <w:noProof/>
-                <w:webHidden/>
-              </w:rPr>
-              <w:instrText xml:space="preserve"> PAGEREF _Toc229309740 \h </w:instrText>
-            </w:r>
-            <w:r>
-              <w:rPr>
-                <w:noProof/>
-                <w:webHidden/>
-              </w:rPr>
-            </w:r>
-            <w:r>
-              <w:rPr>
-                <w:noProof/>
-                <w:webHidden/>
-              </w:rPr>
+              <w:instrText>PAGEREF _Toc344296179 \h</w:instrText>
+            </w:r>
+            <w:r>
               <w:fldChar w:fldCharType="separate"/>
             </w:r>
             <w:r>
               <w:rPr>
-                <w:noProof/>
-                <w:webHidden/>
-              </w:rPr>
-              <w:t>7</w:t>
-            </w:r>
-            <w:r>
-              <w:rPr>
-                <w:noProof/>
-                <w:webHidden/>
-              </w:rPr>
+                <w:rStyle w:val="Hyperlink"/>
+              </w:rPr>
+              <w:t>15</w:t>
+            </w:r>
+            <w:r>
+              <w:fldChar w:fldCharType="end"/>
+            </w:r>
+          </w:hyperlink>
+        </w:p>
+        <w:p>
+          <w:pPr>
+            <w:pStyle w:val="TOC3"/>
+            <w:tabs>
+              <w:tab w:val="right" w:leader="dot" w:pos="9345"/>
+            </w:tabs>
+            <w:rPr>
+              <w:noProof/>
+            </w:rPr>
+          </w:pPr>
+          <w:hyperlink w:anchor="_Toc1537739344">
+            <w:r>
+              <w:rPr>
+                <w:rStyle w:val="Hyperlink"/>
+              </w:rPr>
+              <w:t>Structured request logs</w:t>
+            </w:r>
+            <w:r>
+              <w:tab/>
+            </w:r>
+            <w:r>
+              <w:fldChar w:fldCharType="begin"/>
+            </w:r>
+            <w:r>
+              <w:instrText>PAGEREF _Toc1537739344 \h</w:instrText>
+            </w:r>
+            <w:r>
+              <w:fldChar w:fldCharType="separate"/>
+            </w:r>
+            <w:r>
+              <w:rPr>
+                <w:rStyle w:val="Hyperlink"/>
+              </w:rPr>
+              <w:t>16</w:t>
+            </w:r>
+            <w:r>
+              <w:fldChar w:fldCharType="end"/>
+            </w:r>
+          </w:hyperlink>
+        </w:p>
+        <w:p>
+          <w:pPr>
+            <w:pStyle w:val="TOC3"/>
+            <w:tabs>
+              <w:tab w:val="right" w:leader="dot" w:pos="9345"/>
+            </w:tabs>
+            <w:rPr>
+              <w:noProof/>
+            </w:rPr>
+          </w:pPr>
+          <w:hyperlink w:anchor="_Toc1917435062">
+            <w:r>
+              <w:rPr>
+                <w:rStyle w:val="Hyperlink"/>
+              </w:rPr>
+              <w:t>Prometheus (pull model)</w:t>
+            </w:r>
+            <w:r>
+              <w:tab/>
+            </w:r>
+            <w:r>
+              <w:fldChar w:fldCharType="begin"/>
+            </w:r>
+            <w:r>
+              <w:instrText>PAGEREF _Toc1917435062 \h</w:instrText>
+            </w:r>
+            <w:r>
+              <w:fldChar w:fldCharType="separate"/>
+            </w:r>
+            <w:r>
+              <w:rPr>
+                <w:rStyle w:val="Hyperlink"/>
+              </w:rPr>
+              <w:t>16</w:t>
+            </w:r>
+            <w:r>
+              <w:fldChar w:fldCharType="end"/>
+            </w:r>
+          </w:hyperlink>
+        </w:p>
+        <w:p>
+          <w:pPr>
+            <w:pStyle w:val="TOC3"/>
+            <w:tabs>
+              <w:tab w:val="right" w:leader="dot" w:pos="9345"/>
+            </w:tabs>
+            <w:rPr>
+              <w:noProof/>
+            </w:rPr>
+          </w:pPr>
+          <w:hyperlink w:anchor="_Toc2130528189">
+            <w:r>
+              <w:rPr>
+                <w:rStyle w:val="Hyperlink"/>
+              </w:rPr>
+              <w:t>Grafana (auto-provisioned)</w:t>
+            </w:r>
+            <w:r>
+              <w:tab/>
+            </w:r>
+            <w:r>
+              <w:fldChar w:fldCharType="begin"/>
+            </w:r>
+            <w:r>
+              <w:instrText>PAGEREF _Toc2130528189 \h</w:instrText>
+            </w:r>
+            <w:r>
+              <w:fldChar w:fldCharType="separate"/>
+            </w:r>
+            <w:r>
+              <w:rPr>
+                <w:rStyle w:val="Hyperlink"/>
+              </w:rPr>
+              <w:t>16</w:t>
+            </w:r>
+            <w:r>
               <w:fldChar w:fldCharType="end"/>
             </w:r>
           </w:hyperlink>
@@ -1616,1123 +1496,38 @@
           <w:pPr>
             <w:pStyle w:val="TOC2"/>
             <w:tabs>
-              <w:tab w:val="right" w:leader="dot" w:pos="9350"/>
+              <w:tab w:val="right" w:leader="dot" w:pos="9345"/>
             </w:tabs>
             <w:rPr>
               <w:noProof/>
             </w:rPr>
           </w:pPr>
-          <w:hyperlink w:anchor="_Toc229309741" w:history="1">
+          <w:hyperlink w:anchor="_Toc563395995">
             <w:r>
               <w:rPr>
                 <w:rStyle w:val="Hyperlink"/>
-                <w:noProof/>
-              </w:rPr>
-              <w:t>7. CI/CD Pipeline &amp; Automated</w:t>
+              </w:rPr>
+              <w:t>11. Conclusion</w:t>
+            </w:r>
+            <w:r>
+              <w:tab/>
+            </w:r>
+            <w:r>
+              <w:fldChar w:fldCharType="begin"/>
+            </w:r>
+            <w:r>
+              <w:instrText>PAGEREF _Toc563395995 \h</w:instrText>
+            </w:r>
+            <w:r>
+              <w:fldChar w:fldCharType="separate"/>
             </w:r>
             <w:r>
               <w:rPr>
                 <w:rStyle w:val="Hyperlink"/>
-                <w:noProof/>
-              </w:rPr>
-              <w:t xml:space="preserve"> </w:t>
-            </w:r>
-            <w:r>
-              <w:rPr>
-                <w:rStyle w:val="Hyperlink"/>
-                <w:noProof/>
-              </w:rPr>
-              <w:t>Testing</w:t>
-            </w:r>
-            <w:r>
-              <w:rPr>
-                <w:noProof/>
-                <w:webHidden/>
-              </w:rPr>
-              <w:tab/>
-            </w:r>
-            <w:r>
-              <w:rPr>
-                <w:noProof/>
-                <w:webHidden/>
-              </w:rPr>
-              <w:fldChar w:fldCharType="begin"/>
-            </w:r>
-            <w:r>
-              <w:rPr>
-                <w:noProof/>
-                <w:webHidden/>
-              </w:rPr>
-              <w:instrText xml:space="preserve"> PAGEREF _Toc229309741 \h </w:instrText>
-            </w:r>
-            <w:r>
-              <w:rPr>
-                <w:noProof/>
-                <w:webHidden/>
-              </w:rPr>
-            </w:r>
-            <w:r>
-              <w:rPr>
-                <w:noProof/>
-                <w:webHidden/>
-              </w:rPr>
-              <w:fldChar w:fldCharType="separate"/>
-            </w:r>
-            <w:r>
-              <w:rPr>
-                <w:noProof/>
-                <w:webHidden/>
-              </w:rPr>
-              <w:t>8</w:t>
-            </w:r>
-            <w:r>
-              <w:rPr>
-                <w:noProof/>
-                <w:webHidden/>
-              </w:rPr>
-              <w:fldChar w:fldCharType="end"/>
-            </w:r>
-          </w:hyperlink>
-        </w:p>
-        <w:p>
-          <w:pPr>
-            <w:pStyle w:val="TOC3"/>
-            <w:tabs>
-              <w:tab w:val="right" w:leader="dot" w:pos="9350"/>
-            </w:tabs>
-            <w:rPr>
-              <w:noProof/>
-            </w:rPr>
-          </w:pPr>
-          <w:hyperlink w:anchor="_Toc229309742" w:history="1">
-            <w:r>
-              <w:rPr>
-                <w:rStyle w:val="Hyperlink"/>
-                <w:noProof/>
-              </w:rPr>
-              <w:t>Tests (17 total)</w:t>
-            </w:r>
-            <w:r>
-              <w:rPr>
-                <w:noProof/>
-                <w:webHidden/>
-              </w:rPr>
-              <w:tab/>
-            </w:r>
-            <w:r>
-              <w:rPr>
-                <w:noProof/>
-                <w:webHidden/>
-              </w:rPr>
-              <w:fldChar w:fldCharType="begin"/>
-            </w:r>
-            <w:r>
-              <w:rPr>
-                <w:noProof/>
-                <w:webHidden/>
-              </w:rPr>
-              <w:instrText xml:space="preserve"> PAGEREF _Toc229309742 \h </w:instrText>
-            </w:r>
-            <w:r>
-              <w:rPr>
-                <w:noProof/>
-                <w:webHidden/>
-              </w:rPr>
-            </w:r>
-            <w:r>
-              <w:rPr>
-                <w:noProof/>
-                <w:webHidden/>
-              </w:rPr>
-              <w:fldChar w:fldCharType="separate"/>
-            </w:r>
-            <w:r>
-              <w:rPr>
-                <w:noProof/>
-                <w:webHidden/>
-              </w:rPr>
-              <w:t>8</w:t>
-            </w:r>
-            <w:r>
-              <w:rPr>
-                <w:noProof/>
-                <w:webHidden/>
-              </w:rPr>
-              <w:fldChar w:fldCharType="end"/>
-            </w:r>
-          </w:hyperlink>
-        </w:p>
-        <w:p>
-          <w:pPr>
-            <w:pStyle w:val="TOC3"/>
-            <w:tabs>
-              <w:tab w:val="right" w:leader="dot" w:pos="9350"/>
-            </w:tabs>
-            <w:rPr>
-              <w:noProof/>
-            </w:rPr>
-          </w:pPr>
-          <w:hyperlink w:anchor="_Toc229309743" w:history="1">
-            <w:r>
-              <w:rPr>
-                <w:rStyle w:val="Hyperlink"/>
-                <w:noProof/>
-              </w:rPr>
-              <w:t>GitHub Actions (</w:t>
-            </w:r>
-            <w:r>
-              <w:rPr>
-                <w:rStyle w:val="Hyperlink"/>
-                <w:rFonts w:ascii="Consolas" w:hAnsi="Consolas"/>
-                <w:noProof/>
-              </w:rPr>
-              <w:t>.github/workflows/ci.yml</w:t>
-            </w:r>
-            <w:r>
-              <w:rPr>
-                <w:rStyle w:val="Hyperlink"/>
-                <w:noProof/>
-              </w:rPr>
-              <w:t>)</w:t>
-            </w:r>
-            <w:r>
-              <w:rPr>
-                <w:noProof/>
-                <w:webHidden/>
-              </w:rPr>
-              <w:tab/>
-            </w:r>
-            <w:r>
-              <w:rPr>
-                <w:noProof/>
-                <w:webHidden/>
-              </w:rPr>
-              <w:fldChar w:fldCharType="begin"/>
-            </w:r>
-            <w:r>
-              <w:rPr>
-                <w:noProof/>
-                <w:webHidden/>
-              </w:rPr>
-              <w:instrText xml:space="preserve"> PAGEREF _Toc229309743 \h </w:instrText>
-            </w:r>
-            <w:r>
-              <w:rPr>
-                <w:noProof/>
-                <w:webHidden/>
-              </w:rPr>
-            </w:r>
-            <w:r>
-              <w:rPr>
-                <w:noProof/>
-                <w:webHidden/>
-              </w:rPr>
-              <w:fldChar w:fldCharType="separate"/>
-            </w:r>
-            <w:r>
-              <w:rPr>
-                <w:noProof/>
-                <w:webHidden/>
-              </w:rPr>
-              <w:t>8</w:t>
-            </w:r>
-            <w:r>
-              <w:rPr>
-                <w:noProof/>
-                <w:webHidden/>
-              </w:rPr>
-              <w:fldChar w:fldCharType="end"/>
-            </w:r>
-          </w:hyperlink>
-        </w:p>
-        <w:p>
-          <w:pPr>
-            <w:pStyle w:val="TOC3"/>
-            <w:tabs>
-              <w:tab w:val="right" w:leader="dot" w:pos="9350"/>
-            </w:tabs>
-            <w:rPr>
-              <w:noProof/>
-            </w:rPr>
-          </w:pPr>
-          <w:hyperlink w:anchor="_Toc229309744" w:history="1">
-            <w:r>
-              <w:rPr>
-                <w:rStyle w:val="Hyperlink"/>
-                <w:noProof/>
-              </w:rPr>
-              <w:t>Manual triggers</w:t>
-            </w:r>
-            <w:r>
-              <w:rPr>
-                <w:noProof/>
-                <w:webHidden/>
-              </w:rPr>
-              <w:tab/>
-            </w:r>
-            <w:r>
-              <w:rPr>
-                <w:noProof/>
-                <w:webHidden/>
-              </w:rPr>
-              <w:fldChar w:fldCharType="begin"/>
-            </w:r>
-            <w:r>
-              <w:rPr>
-                <w:noProof/>
-                <w:webHidden/>
-              </w:rPr>
-              <w:instrText xml:space="preserve"> PAGEREF _Toc229309744 \h </w:instrText>
-            </w:r>
-            <w:r>
-              <w:rPr>
-                <w:noProof/>
-                <w:webHidden/>
-              </w:rPr>
-            </w:r>
-            <w:r>
-              <w:rPr>
-                <w:noProof/>
-                <w:webHidden/>
-              </w:rPr>
-              <w:fldChar w:fldCharType="separate"/>
-            </w:r>
-            <w:r>
-              <w:rPr>
-                <w:noProof/>
-                <w:webHidden/>
-              </w:rPr>
-              <w:t>9</w:t>
-            </w:r>
-            <w:r>
-              <w:rPr>
-                <w:noProof/>
-                <w:webHidden/>
-              </w:rPr>
-              <w:fldChar w:fldCharType="end"/>
-            </w:r>
-          </w:hyperlink>
-        </w:p>
-        <w:p>
-          <w:pPr>
-            <w:pStyle w:val="TOC3"/>
-            <w:tabs>
-              <w:tab w:val="right" w:leader="dot" w:pos="9350"/>
-            </w:tabs>
-            <w:rPr>
-              <w:noProof/>
-            </w:rPr>
-          </w:pPr>
-          <w:hyperlink w:anchor="_Toc229309745" w:history="1">
-            <w:r>
-              <w:rPr>
-                <w:rStyle w:val="Hyperlink"/>
-                <w:noProof/>
-              </w:rPr>
-              <w:t xml:space="preserve">Local execution with </w:t>
-            </w:r>
-            <w:r>
-              <w:rPr>
-                <w:rStyle w:val="Hyperlink"/>
-                <w:rFonts w:ascii="Consolas" w:hAnsi="Consolas"/>
-                <w:noProof/>
-              </w:rPr>
-              <w:t>act</w:t>
-            </w:r>
-            <w:r>
-              <w:rPr>
-                <w:noProof/>
-                <w:webHidden/>
-              </w:rPr>
-              <w:tab/>
-            </w:r>
-            <w:r>
-              <w:rPr>
-                <w:noProof/>
-                <w:webHidden/>
-              </w:rPr>
-              <w:fldChar w:fldCharType="begin"/>
-            </w:r>
-            <w:r>
-              <w:rPr>
-                <w:noProof/>
-                <w:webHidden/>
-              </w:rPr>
-              <w:instrText xml:space="preserve"> PAGEREF _Toc229309745 \h </w:instrText>
-            </w:r>
-            <w:r>
-              <w:rPr>
-                <w:noProof/>
-                <w:webHidden/>
-              </w:rPr>
-            </w:r>
-            <w:r>
-              <w:rPr>
-                <w:noProof/>
-                <w:webHidden/>
-              </w:rPr>
-              <w:fldChar w:fldCharType="separate"/>
-            </w:r>
-            <w:r>
-              <w:rPr>
-                <w:noProof/>
-                <w:webHidden/>
-              </w:rPr>
-              <w:t>9</w:t>
-            </w:r>
-            <w:r>
-              <w:rPr>
-                <w:noProof/>
-                <w:webHidden/>
-              </w:rPr>
-              <w:fldChar w:fldCharType="end"/>
-            </w:r>
-          </w:hyperlink>
-        </w:p>
-        <w:p>
-          <w:pPr>
-            <w:pStyle w:val="TOC3"/>
-            <w:tabs>
-              <w:tab w:val="right" w:leader="dot" w:pos="9350"/>
-            </w:tabs>
-            <w:rPr>
-              <w:noProof/>
-            </w:rPr>
-          </w:pPr>
-          <w:hyperlink w:anchor="_Toc229309746" w:history="1">
-            <w:r>
-              <w:rPr>
-                <w:rStyle w:val="Hyperlink"/>
-                <w:noProof/>
-              </w:rPr>
-              <w:t>CI/CD workflow screenshots</w:t>
-            </w:r>
-            <w:r>
-              <w:rPr>
-                <w:noProof/>
-                <w:webHidden/>
-              </w:rPr>
-              <w:tab/>
-            </w:r>
-            <w:r>
-              <w:rPr>
-                <w:noProof/>
-                <w:webHidden/>
-              </w:rPr>
-              <w:fldChar w:fldCharType="begin"/>
-            </w:r>
-            <w:r>
-              <w:rPr>
-                <w:noProof/>
-                <w:webHidden/>
-              </w:rPr>
-              <w:instrText xml:space="preserve"> PAGEREF _Toc229309746 \h </w:instrText>
-            </w:r>
-            <w:r>
-              <w:rPr>
-                <w:noProof/>
-                <w:webHidden/>
-              </w:rPr>
-            </w:r>
-            <w:r>
-              <w:rPr>
-                <w:noProof/>
-                <w:webHidden/>
-              </w:rPr>
-              <w:fldChar w:fldCharType="separate"/>
-            </w:r>
-            <w:r>
-              <w:rPr>
-                <w:noProof/>
-                <w:webHidden/>
-              </w:rPr>
-              <w:t>9</w:t>
-            </w:r>
-            <w:r>
-              <w:rPr>
-                <w:noProof/>
-                <w:webHidden/>
-              </w:rPr>
-              <w:fldChar w:fldCharType="end"/>
-            </w:r>
-          </w:hyperlink>
-        </w:p>
-        <w:p>
-          <w:pPr>
-            <w:pStyle w:val="TOC2"/>
-            <w:tabs>
-              <w:tab w:val="right" w:leader="dot" w:pos="9350"/>
-            </w:tabs>
-            <w:rPr>
-              <w:noProof/>
-            </w:rPr>
-          </w:pPr>
-          <w:hyperlink w:anchor="_Toc229309747" w:history="1">
-            <w:r>
-              <w:rPr>
-                <w:rStyle w:val="Hyperlink"/>
-                <w:noProof/>
-              </w:rPr>
-              <w:t>8. Containerization</w:t>
-            </w:r>
-            <w:r>
-              <w:rPr>
-                <w:noProof/>
-                <w:webHidden/>
-              </w:rPr>
-              <w:tab/>
-            </w:r>
-            <w:r>
-              <w:rPr>
-                <w:noProof/>
-                <w:webHidden/>
-              </w:rPr>
-              <w:fldChar w:fldCharType="begin"/>
-            </w:r>
-            <w:r>
-              <w:rPr>
-                <w:noProof/>
-                <w:webHidden/>
-              </w:rPr>
-              <w:instrText xml:space="preserve"> PAGEREF _Toc229309747 \h </w:instrText>
-            </w:r>
-            <w:r>
-              <w:rPr>
-                <w:noProof/>
-                <w:webHidden/>
-              </w:rPr>
-            </w:r>
-            <w:r>
-              <w:rPr>
-                <w:noProof/>
-                <w:webHidden/>
-              </w:rPr>
-              <w:fldChar w:fldCharType="separate"/>
-            </w:r>
-            <w:r>
-              <w:rPr>
-                <w:noProof/>
-                <w:webHidden/>
-              </w:rPr>
-              <w:t>9</w:t>
-            </w:r>
-            <w:r>
-              <w:rPr>
-                <w:noProof/>
-                <w:webHidden/>
-              </w:rPr>
-              <w:fldChar w:fldCharType="end"/>
-            </w:r>
-          </w:hyperlink>
-        </w:p>
-        <w:p>
-          <w:pPr>
-            <w:pStyle w:val="TOC2"/>
-            <w:tabs>
-              <w:tab w:val="right" w:leader="dot" w:pos="9350"/>
-            </w:tabs>
-            <w:rPr>
-              <w:noProof/>
-            </w:rPr>
-          </w:pPr>
-          <w:hyperlink w:anchor="_Toc229309748" w:history="1">
-            <w:r>
-              <w:rPr>
-                <w:rStyle w:val="Hyperlink"/>
-                <w:noProof/>
-              </w:rPr>
-              <w:t>9. Production Deployment</w:t>
-            </w:r>
-            <w:r>
-              <w:rPr>
-                <w:noProof/>
-                <w:webHidden/>
-              </w:rPr>
-              <w:tab/>
-            </w:r>
-            <w:r>
-              <w:rPr>
-                <w:noProof/>
-                <w:webHidden/>
-              </w:rPr>
-              <w:fldChar w:fldCharType="begin"/>
-            </w:r>
-            <w:r>
-              <w:rPr>
-                <w:noProof/>
-                <w:webHidden/>
-              </w:rPr>
-              <w:instrText xml:space="preserve"> PAGEREF _Toc229309748 \h </w:instrText>
-            </w:r>
-            <w:r>
-              <w:rPr>
-                <w:noProof/>
-                <w:webHidden/>
-              </w:rPr>
-            </w:r>
-            <w:r>
-              <w:rPr>
-                <w:noProof/>
-                <w:webHidden/>
-              </w:rPr>
-              <w:fldChar w:fldCharType="separate"/>
-            </w:r>
-            <w:r>
-              <w:rPr>
-                <w:noProof/>
-                <w:webHidden/>
-              </w:rPr>
-              <w:t>10</w:t>
-            </w:r>
-            <w:r>
-              <w:rPr>
-                <w:noProof/>
-                <w:webHidden/>
-              </w:rPr>
-              <w:fldChar w:fldCharType="end"/>
-            </w:r>
-          </w:hyperlink>
-        </w:p>
-        <w:p>
-          <w:pPr>
-            <w:pStyle w:val="TOC3"/>
-            <w:tabs>
-              <w:tab w:val="right" w:leader="dot" w:pos="9350"/>
-            </w:tabs>
-            <w:rPr>
-              <w:noProof/>
-            </w:rPr>
-          </w:pPr>
-          <w:hyperlink w:anchor="_Toc229309749" w:history="1">
-            <w:r>
-              <w:rPr>
-                <w:rStyle w:val="Hyperlink"/>
-                <w:noProof/>
-              </w:rPr>
-              <w:t>Deployment verification</w:t>
-            </w:r>
-            <w:r>
-              <w:rPr>
-                <w:noProof/>
-                <w:webHidden/>
-              </w:rPr>
-              <w:tab/>
-            </w:r>
-            <w:r>
-              <w:rPr>
-                <w:noProof/>
-                <w:webHidden/>
-              </w:rPr>
-              <w:fldChar w:fldCharType="begin"/>
-            </w:r>
-            <w:r>
-              <w:rPr>
-                <w:noProof/>
-                <w:webHidden/>
-              </w:rPr>
-              <w:instrText xml:space="preserve"> PAGEREF _Toc229309749 \h </w:instrText>
-            </w:r>
-            <w:r>
-              <w:rPr>
-                <w:noProof/>
-                <w:webHidden/>
-              </w:rPr>
-            </w:r>
-            <w:r>
-              <w:rPr>
-                <w:noProof/>
-                <w:webHidden/>
-              </w:rPr>
-              <w:fldChar w:fldCharType="separate"/>
-            </w:r>
-            <w:r>
-              <w:rPr>
-                <w:noProof/>
-                <w:webHidden/>
-              </w:rPr>
-              <w:t>11</w:t>
-            </w:r>
-            <w:r>
-              <w:rPr>
-                <w:noProof/>
-                <w:webHidden/>
-              </w:rPr>
-              <w:fldChar w:fldCharType="end"/>
-            </w:r>
-          </w:hyperlink>
-        </w:p>
-        <w:p>
-          <w:pPr>
-            <w:pStyle w:val="TOC2"/>
-            <w:tabs>
-              <w:tab w:val="right" w:leader="dot" w:pos="9350"/>
-            </w:tabs>
-            <w:rPr>
-              <w:noProof/>
-            </w:rPr>
-          </w:pPr>
-          <w:hyperlink w:anchor="_Toc229309750" w:history="1">
-            <w:r>
-              <w:rPr>
-                <w:rStyle w:val="Hyperlink"/>
-                <w:noProof/>
-              </w:rPr>
-              <w:t>10. Monitoring &amp; Logging</w:t>
-            </w:r>
-            <w:r>
-              <w:rPr>
-                <w:noProof/>
-                <w:webHidden/>
-              </w:rPr>
-              <w:tab/>
-            </w:r>
-            <w:r>
-              <w:rPr>
-                <w:noProof/>
-                <w:webHidden/>
-              </w:rPr>
-              <w:fldChar w:fldCharType="begin"/>
-            </w:r>
-            <w:r>
-              <w:rPr>
-                <w:noProof/>
-                <w:webHidden/>
-              </w:rPr>
-              <w:instrText xml:space="preserve"> PAGEREF _Toc229309750 \h </w:instrText>
-            </w:r>
-            <w:r>
-              <w:rPr>
-                <w:noProof/>
-                <w:webHidden/>
-              </w:rPr>
-            </w:r>
-            <w:r>
-              <w:rPr>
-                <w:noProof/>
-                <w:webHidden/>
-              </w:rPr>
-              <w:fldChar w:fldCharType="separate"/>
-            </w:r>
-            <w:r>
-              <w:rPr>
-                <w:noProof/>
-                <w:webHidden/>
-              </w:rPr>
-              <w:t>12</w:t>
-            </w:r>
-            <w:r>
-              <w:rPr>
-                <w:noProof/>
-                <w:webHidden/>
-              </w:rPr>
-              <w:fldChar w:fldCharType="end"/>
-            </w:r>
-          </w:hyperlink>
-        </w:p>
-        <w:p>
-          <w:pPr>
-            <w:pStyle w:val="TOC3"/>
-            <w:tabs>
-              <w:tab w:val="right" w:leader="dot" w:pos="9350"/>
-            </w:tabs>
-            <w:rPr>
-              <w:noProof/>
-            </w:rPr>
-          </w:pPr>
-          <w:hyperlink w:anchor="_Toc229309751" w:history="1">
-            <w:r>
-              <w:rPr>
-                <w:rStyle w:val="Hyperlink"/>
-                <w:noProof/>
-              </w:rPr>
-              <w:t>Structured request logs</w:t>
-            </w:r>
-            <w:r>
-              <w:rPr>
-                <w:noProof/>
-                <w:webHidden/>
-              </w:rPr>
-              <w:tab/>
-            </w:r>
-            <w:r>
-              <w:rPr>
-                <w:noProof/>
-                <w:webHidden/>
-              </w:rPr>
-              <w:fldChar w:fldCharType="begin"/>
-            </w:r>
-            <w:r>
-              <w:rPr>
-                <w:noProof/>
-                <w:webHidden/>
-              </w:rPr>
-              <w:instrText xml:space="preserve"> PAGEREF _Toc229309751 \h </w:instrText>
-            </w:r>
-            <w:r>
-              <w:rPr>
-                <w:noProof/>
-                <w:webHidden/>
-              </w:rPr>
-            </w:r>
-            <w:r>
-              <w:rPr>
-                <w:noProof/>
-                <w:webHidden/>
-              </w:rPr>
-              <w:fldChar w:fldCharType="separate"/>
-            </w:r>
-            <w:r>
-              <w:rPr>
-                <w:noProof/>
-                <w:webHidden/>
-              </w:rPr>
-              <w:t>12</w:t>
-            </w:r>
-            <w:r>
-              <w:rPr>
-                <w:noProof/>
-                <w:webHidden/>
-              </w:rPr>
-              <w:fldChar w:fldCharType="end"/>
-            </w:r>
-          </w:hyperlink>
-        </w:p>
-        <w:p>
-          <w:pPr>
-            <w:pStyle w:val="TOC3"/>
-            <w:tabs>
-              <w:tab w:val="right" w:leader="dot" w:pos="9350"/>
-            </w:tabs>
-            <w:rPr>
-              <w:noProof/>
-            </w:rPr>
-          </w:pPr>
-          <w:hyperlink w:anchor="_Toc229309752" w:history="1">
-            <w:r>
-              <w:rPr>
-                <w:rStyle w:val="Hyperlink"/>
-                <w:noProof/>
-              </w:rPr>
-              <w:t>Prometheus (pull model)</w:t>
-            </w:r>
-            <w:r>
-              <w:rPr>
-                <w:noProof/>
-                <w:webHidden/>
-              </w:rPr>
-              <w:tab/>
-            </w:r>
-            <w:r>
-              <w:rPr>
-                <w:noProof/>
-                <w:webHidden/>
-              </w:rPr>
-              <w:fldChar w:fldCharType="begin"/>
-            </w:r>
-            <w:r>
-              <w:rPr>
-                <w:noProof/>
-                <w:webHidden/>
-              </w:rPr>
-              <w:instrText xml:space="preserve"> PAGEREF _Toc229309752 \h </w:instrText>
-            </w:r>
-            <w:r>
-              <w:rPr>
-                <w:noProof/>
-                <w:webHidden/>
-              </w:rPr>
-            </w:r>
-            <w:r>
-              <w:rPr>
-                <w:noProof/>
-                <w:webHidden/>
-              </w:rPr>
-              <w:fldChar w:fldCharType="separate"/>
-            </w:r>
-            <w:r>
-              <w:rPr>
-                <w:noProof/>
-                <w:webHidden/>
-              </w:rPr>
-              <w:t>12</w:t>
-            </w:r>
-            <w:r>
-              <w:rPr>
-                <w:noProof/>
-                <w:webHidden/>
-              </w:rPr>
-              <w:fldChar w:fldCharType="end"/>
-            </w:r>
-          </w:hyperlink>
-        </w:p>
-        <w:p>
-          <w:pPr>
-            <w:pStyle w:val="TOC3"/>
-            <w:tabs>
-              <w:tab w:val="right" w:leader="dot" w:pos="9350"/>
-            </w:tabs>
-            <w:rPr>
-              <w:noProof/>
-            </w:rPr>
-          </w:pPr>
-          <w:hyperlink w:anchor="_Toc229309753" w:history="1">
-            <w:r>
-              <w:rPr>
-                <w:rStyle w:val="Hyperlink"/>
-                <w:noProof/>
-              </w:rPr>
-              <w:t>Grafana (auto-provisioned)</w:t>
-            </w:r>
-            <w:r>
-              <w:rPr>
-                <w:noProof/>
-                <w:webHidden/>
-              </w:rPr>
-              <w:tab/>
-            </w:r>
-            <w:r>
-              <w:rPr>
-                <w:noProof/>
-                <w:webHidden/>
-              </w:rPr>
-              <w:fldChar w:fldCharType="begin"/>
-            </w:r>
-            <w:r>
-              <w:rPr>
-                <w:noProof/>
-                <w:webHidden/>
-              </w:rPr>
-              <w:instrText xml:space="preserve"> PAGEREF _Toc229309753 \h </w:instrText>
-            </w:r>
-            <w:r>
-              <w:rPr>
-                <w:noProof/>
-                <w:webHidden/>
-              </w:rPr>
-            </w:r>
-            <w:r>
-              <w:rPr>
-                <w:noProof/>
-                <w:webHidden/>
-              </w:rPr>
-              <w:fldChar w:fldCharType="separate"/>
-            </w:r>
-            <w:r>
-              <w:rPr>
-                <w:noProof/>
-                <w:webHidden/>
-              </w:rPr>
-              <w:t>12</w:t>
-            </w:r>
-            <w:r>
-              <w:rPr>
-                <w:noProof/>
-                <w:webHidden/>
-              </w:rPr>
-              <w:fldChar w:fldCharType="end"/>
-            </w:r>
-          </w:hyperlink>
-        </w:p>
-        <w:p>
-          <w:pPr>
-            <w:pStyle w:val="TOC2"/>
-            <w:tabs>
-              <w:tab w:val="right" w:leader="dot" w:pos="9350"/>
-            </w:tabs>
-            <w:rPr>
-              <w:noProof/>
-            </w:rPr>
-          </w:pPr>
-          <w:hyperlink w:anchor="_Toc229309754" w:history="1">
-            <w:r>
-              <w:rPr>
-                <w:rStyle w:val="Hyperlink"/>
-                <w:noProof/>
-              </w:rPr>
-              <w:t>11. Screenshots &amp; Evidence</w:t>
-            </w:r>
-            <w:r>
-              <w:rPr>
-                <w:noProof/>
-                <w:webHidden/>
-              </w:rPr>
-              <w:tab/>
-            </w:r>
-            <w:r>
-              <w:rPr>
-                <w:noProof/>
-                <w:webHidden/>
-              </w:rPr>
-              <w:fldChar w:fldCharType="begin"/>
-            </w:r>
-            <w:r>
-              <w:rPr>
-                <w:noProof/>
-                <w:webHidden/>
-              </w:rPr>
-              <w:instrText xml:space="preserve"> PAGEREF _Toc229309754 \h </w:instrText>
-            </w:r>
-            <w:r>
-              <w:rPr>
-                <w:noProof/>
-                <w:webHidden/>
-              </w:rPr>
-            </w:r>
-            <w:r>
-              <w:rPr>
-                <w:noProof/>
-                <w:webHidden/>
-              </w:rPr>
-              <w:fldChar w:fldCharType="separate"/>
-            </w:r>
-            <w:r>
-              <w:rPr>
-                <w:noProof/>
-                <w:webHidden/>
-              </w:rPr>
-              <w:t>12</w:t>
-            </w:r>
-            <w:r>
-              <w:rPr>
-                <w:noProof/>
-                <w:webHidden/>
-              </w:rPr>
-              <w:fldChar w:fldCharType="end"/>
-            </w:r>
-          </w:hyperlink>
-        </w:p>
-        <w:p>
-          <w:pPr>
-            <w:pStyle w:val="TOC2"/>
-            <w:tabs>
-              <w:tab w:val="right" w:leader="dot" w:pos="9350"/>
-            </w:tabs>
-            <w:rPr>
-              <w:noProof/>
-            </w:rPr>
-          </w:pPr>
-          <w:hyperlink w:anchor="_Toc229309755" w:history="1">
-            <w:r>
-              <w:rPr>
-                <w:rStyle w:val="Hyperlink"/>
-                <w:noProof/>
-              </w:rPr>
-              <w:t>12. Conclusion</w:t>
-            </w:r>
-            <w:r>
-              <w:rPr>
-                <w:noProof/>
-                <w:webHidden/>
-              </w:rPr>
-              <w:tab/>
-            </w:r>
-            <w:r>
-              <w:rPr>
-                <w:noProof/>
-                <w:webHidden/>
-              </w:rPr>
-              <w:fldChar w:fldCharType="begin"/>
-            </w:r>
-            <w:r>
-              <w:rPr>
-                <w:noProof/>
-                <w:webHidden/>
-              </w:rPr>
-              <w:instrText xml:space="preserve"> PAGEREF _Toc229309755 \h </w:instrText>
-            </w:r>
-            <w:r>
-              <w:rPr>
-                <w:noProof/>
-                <w:webHidden/>
-              </w:rPr>
-            </w:r>
-            <w:r>
-              <w:rPr>
-                <w:noProof/>
-                <w:webHidden/>
-              </w:rPr>
-              <w:fldChar w:fldCharType="separate"/>
-            </w:r>
-            <w:r>
-              <w:rPr>
-                <w:noProof/>
-                <w:webHidden/>
-              </w:rPr>
-              <w:t>13</w:t>
-            </w:r>
-            <w:r>
-              <w:rPr>
-                <w:noProof/>
-                <w:webHidden/>
-              </w:rPr>
-              <w:fldChar w:fldCharType="end"/>
-            </w:r>
-          </w:hyperlink>
-        </w:p>
-        <w:p>
-          <w:pPr>
-            <w:pStyle w:val="TOC2"/>
-            <w:tabs>
-              <w:tab w:val="right" w:leader="dot" w:pos="9350"/>
-            </w:tabs>
-            <w:rPr>
-              <w:noProof/>
-            </w:rPr>
-          </w:pPr>
-          <w:hyperlink w:anchor="_Toc229309756" w:history="1">
-            <w:r>
-              <w:rPr>
-                <w:rStyle w:val="Hyperlink"/>
-                <w:noProof/>
-              </w:rPr>
-              <w:t>Appendix: Deliverables Checklist</w:t>
-            </w:r>
-            <w:r>
-              <w:rPr>
-                <w:noProof/>
-                <w:webHidden/>
-              </w:rPr>
-              <w:tab/>
-            </w:r>
-            <w:r>
-              <w:rPr>
-                <w:noProof/>
-                <w:webHidden/>
-              </w:rPr>
-              <w:fldChar w:fldCharType="begin"/>
-            </w:r>
-            <w:r>
-              <w:rPr>
-                <w:noProof/>
-                <w:webHidden/>
-              </w:rPr>
-              <w:instrText xml:space="preserve"> PAGEREF _Toc229309756 \h </w:instrText>
-            </w:r>
-            <w:r>
-              <w:rPr>
-                <w:noProof/>
-                <w:webHidden/>
-              </w:rPr>
-            </w:r>
-            <w:r>
-              <w:rPr>
-                <w:noProof/>
-                <w:webHidden/>
-              </w:rPr>
-              <w:fldChar w:fldCharType="separate"/>
-            </w:r>
-            <w:r>
-              <w:rPr>
-                <w:noProof/>
-                <w:webHidden/>
-              </w:rPr>
-              <w:t>14</w:t>
-            </w:r>
-            <w:r>
-              <w:rPr>
-                <w:noProof/>
-                <w:webHidden/>
-              </w:rPr>
+              </w:rPr>
+              <w:t>17</w:t>
+            </w:r>
+            <w:r>
               <w:fldChar w:fldCharType="end"/>
             </w:r>
           </w:hyperlink>
@@ -2750,8 +1545,8 @@
         <w:rPr>
           <w:noProof/>
         </w:rPr>
-        <w:pict w14:anchorId="33DB9839">
-          <v:rect id="_x0000_i1036" alt="" style="width:451.3pt;height:.05pt;mso-width-percent:0;mso-height-percent:0;mso-width-percent:0;mso-height-percent:0" o:hralign="center" o:hrstd="t" o:hr="t"/>
+        <w:pict w14:anchorId="3B03C183">
+          <v:rect id="_x0000_i1035" alt="" style="width:451.3pt;height:.05pt;mso-width-percent:0;mso-height-percent:0;mso-width-percent:0;mso-height-percent:0" o:hralign="center" o:hrstd="t" o:hr="t"/>
         </w:pict>
       </w:r>
     </w:p>
@@ -2759,7 +1554,7 @@
       <w:pPr>
         <w:pStyle w:val="Heading2"/>
       </w:pPr>
-      <w:bookmarkStart w:id="3" w:name="_Toc229309722"/>
+      <w:bookmarkStart w:id="3" w:name="_Toc160134941"/>
       <w:bookmarkStart w:id="4" w:name="overview"/>
       <w:r>
         <w:t>1. Overview</w:t>
@@ -2771,18 +1566,19 @@
         <w:pStyle w:val="FirstParagraph"/>
       </w:pPr>
       <w:r>
-        <w:t>A binary classifier for heart disease, built on the Cleveland UCI dataset, wrapped in a full MLOps pipeline: data processing → training with MLflow tracking → tested FastAPI service → containerized → CI/CD via GitHub Actions → deployed to Docker Desktop Kubernetes with Prometheus + Grafana monitoring.</w:t>
-      </w:r>
-    </w:p>
-    <w:p/>
-    <w:p>
+        <w:t xml:space="preserve">A binary classifier for heart disease, built on the Cleveland UCI dataset, wrapped in a full MLOps pipeline: data processing → training with MLflow tracking → tested FastAPI service → containerized → CI/CD via GitHub Actions → deployed to Docker Desktop Kubernetes with </w:t>
+      </w:r>
+      <w:r>
+        <w:lastRenderedPageBreak/>
+        <w:t>Prometheus + Grafana monitoring.</w:t>
+      </w:r>
       <w:r>
         <w:rPr>
           <w:noProof/>
         </w:rPr>
         <w:drawing>
-          <wp:inline distT="0" distB="0" distL="0" distR="0" wp14:anchorId="7B8E33F3" wp14:editId="3301F94B">
-            <wp:extent cx="5943600" cy="1224915"/>
+          <wp:inline distT="0" distB="0" distL="0" distR="0" wp14:anchorId="7B8E33F3" wp14:editId="72F21C69">
+            <wp:extent cx="6019800" cy="2471695"/>
             <wp:effectExtent l="0" t="0" r="0" b="0"/>
             <wp:docPr id="1849125869" name="Picture 1"/>
             <wp:cNvGraphicFramePr>
@@ -2796,10 +1592,10 @@
                     <pic:cNvPicPr/>
                   </pic:nvPicPr>
                   <pic:blipFill>
-                    <a:blip r:embed="rId8" cstate="print">
+                    <a:blip r:embed="rId10" cstate="print">
                       <a:extLst>
                         <a:ext uri="{28A0092B-C50C-407E-A947-70E740481C1C}">
-                          <a14:useLocalDpi xmlns:a14="http://schemas.microsoft.com/office/drawing/2010/main" val="0"/>
+                          <a14:useLocalDpi xmlns:a14="http://schemas.microsoft.com/office/drawing/2010/main"/>
                         </a:ext>
                       </a:extLst>
                     </a:blip>
@@ -2810,7 +1606,7 @@
                   <pic:spPr>
                     <a:xfrm>
                       <a:off x="0" y="0"/>
-                      <a:ext cx="5943600" cy="1224915"/>
+                      <a:ext cx="6019800" cy="2471695"/>
                     </a:xfrm>
                     <a:prstGeom prst="rect">
                       <a:avLst/>
@@ -2828,29 +1624,28 @@
         <w:rPr>
           <w:noProof/>
         </w:rPr>
-        <w:pict w14:anchorId="4DDE0F23">
-          <v:rect id="_x0000_i1035" alt="" style="width:451.3pt;height:.05pt;mso-width-percent:0;mso-height-percent:0;mso-width-percent:0;mso-height-percent:0" o:hralign="center" o:hrstd="t" o:hr="t"/>
+        <w:pict w14:anchorId="64F2002D">
+          <v:rect id="_x0000_i1034" alt="" style="width:451.3pt;height:.05pt;mso-width-percent:0;mso-height-percent:0;mso-width-percent:0;mso-height-percent:0" o:hralign="center" o:hrstd="t" o:hr="t"/>
         </w:pict>
       </w:r>
-      <w:bookmarkStart w:id="5" w:name="_Toc229309723"/>
-      <w:bookmarkStart w:id="6" w:name="prerequisites-local-setup"/>
+      <w:bookmarkStart w:id="5" w:name="prerequisites-local-setup"/>
       <w:bookmarkEnd w:id="4"/>
     </w:p>
     <w:p>
       <w:pPr>
         <w:pStyle w:val="Heading2"/>
       </w:pPr>
-      <w:r>
-        <w:lastRenderedPageBreak/>
+      <w:bookmarkStart w:id="6" w:name="_Toc1879465497"/>
+      <w:r>
         <w:t>2. Prerequisites &amp; Local Setup</w:t>
       </w:r>
-      <w:bookmarkEnd w:id="5"/>
+      <w:bookmarkEnd w:id="6"/>
     </w:p>
     <w:p>
       <w:pPr>
         <w:pStyle w:val="Heading3"/>
       </w:pPr>
-      <w:bookmarkStart w:id="7" w:name="_Toc229309724"/>
+      <w:bookmarkStart w:id="7" w:name="_Toc456322039"/>
       <w:bookmarkStart w:id="8" w:name="prerequisites"/>
       <w:r>
         <w:t>Prerequisites</w:t>
@@ -2860,14 +1655,22 @@
     <w:tbl>
       <w:tblPr>
         <w:tblStyle w:val="Table"/>
-        <w:tblW w:w="5000" w:type="pct"/>
+        <w:tblW w:w="9360" w:type="dxa"/>
+        <w:tblBorders>
+          <w:top w:val="single" w:sz="12" w:space="0" w:color="000000" w:themeColor="text1"/>
+          <w:left w:val="single" w:sz="12" w:space="0" w:color="000000" w:themeColor="text1"/>
+          <w:bottom w:val="single" w:sz="12" w:space="0" w:color="000000" w:themeColor="text1"/>
+          <w:right w:val="single" w:sz="12" w:space="0" w:color="000000" w:themeColor="text1"/>
+          <w:insideH w:val="single" w:sz="12" w:space="0" w:color="000000" w:themeColor="text1"/>
+          <w:insideV w:val="single" w:sz="12" w:space="0" w:color="000000" w:themeColor="text1"/>
+        </w:tblBorders>
         <w:tblLayout w:type="fixed"/>
         <w:tblLook w:val="0020" w:firstRow="1" w:lastRow="0" w:firstColumn="0" w:lastColumn="0" w:noHBand="0" w:noVBand="0"/>
       </w:tblPr>
       <w:tblGrid>
         <w:gridCol w:w="2195"/>
-        <w:gridCol w:w="924"/>
-        <w:gridCol w:w="6241"/>
+        <w:gridCol w:w="1272"/>
+        <w:gridCol w:w="5893"/>
       </w:tblGrid>
       <w:tr>
         <w:trPr>
@@ -2876,7 +1679,7 @@
         </w:trPr>
         <w:tc>
           <w:tcPr>
-            <w:tcW w:w="1857" w:type="dxa"/>
+            <w:tcW w:w="2195" w:type="dxa"/>
           </w:tcPr>
           <w:p>
             <w:pPr>
@@ -2889,7 +1692,7 @@
         </w:tc>
         <w:tc>
           <w:tcPr>
-            <w:tcW w:w="782" w:type="dxa"/>
+            <w:tcW w:w="1272" w:type="dxa"/>
           </w:tcPr>
           <w:p>
             <w:pPr>
@@ -2902,7 +1705,7 @@
         </w:tc>
         <w:tc>
           <w:tcPr>
-            <w:tcW w:w="5280" w:type="dxa"/>
+            <w:tcW w:w="5893" w:type="dxa"/>
           </w:tcPr>
           <w:p>
             <w:pPr>
@@ -2917,7 +1720,7 @@
       <w:tr>
         <w:tc>
           <w:tcPr>
-            <w:tcW w:w="1857" w:type="dxa"/>
+            <w:tcW w:w="2195" w:type="dxa"/>
           </w:tcPr>
           <w:p>
             <w:pPr>
@@ -2930,7 +1733,7 @@
         </w:tc>
         <w:tc>
           <w:tcPr>
-            <w:tcW w:w="782" w:type="dxa"/>
+            <w:tcW w:w="1272" w:type="dxa"/>
           </w:tcPr>
           <w:p>
             <w:pPr>
@@ -2943,7 +1746,7 @@
         </w:tc>
         <w:tc>
           <w:tcPr>
-            <w:tcW w:w="5280" w:type="dxa"/>
+            <w:tcW w:w="5893" w:type="dxa"/>
           </w:tcPr>
           <w:p>
             <w:pPr>
@@ -2958,7 +1761,7 @@
       <w:tr>
         <w:tc>
           <w:tcPr>
-            <w:tcW w:w="1857" w:type="dxa"/>
+            <w:tcW w:w="2195" w:type="dxa"/>
           </w:tcPr>
           <w:p>
             <w:pPr>
@@ -2971,7 +1774,7 @@
         </w:tc>
         <w:tc>
           <w:tcPr>
-            <w:tcW w:w="782" w:type="dxa"/>
+            <w:tcW w:w="1272" w:type="dxa"/>
           </w:tcPr>
           <w:p>
             <w:pPr>
@@ -2984,7 +1787,7 @@
         </w:tc>
         <w:tc>
           <w:tcPr>
-            <w:tcW w:w="5280" w:type="dxa"/>
+            <w:tcW w:w="5893" w:type="dxa"/>
           </w:tcPr>
           <w:p>
             <w:pPr>
@@ -2999,7 +1802,7 @@
       <w:tr>
         <w:tc>
           <w:tcPr>
-            <w:tcW w:w="1857" w:type="dxa"/>
+            <w:tcW w:w="2195" w:type="dxa"/>
           </w:tcPr>
           <w:p>
             <w:pPr>
@@ -3012,7 +1815,7 @@
         </w:tc>
         <w:tc>
           <w:tcPr>
-            <w:tcW w:w="782" w:type="dxa"/>
+            <w:tcW w:w="1272" w:type="dxa"/>
           </w:tcPr>
           <w:p>
             <w:pPr>
@@ -3025,7 +1828,7 @@
         </w:tc>
         <w:tc>
           <w:tcPr>
-            <w:tcW w:w="5280" w:type="dxa"/>
+            <w:tcW w:w="5893" w:type="dxa"/>
           </w:tcPr>
           <w:p>
             <w:pPr>
@@ -3040,7 +1843,7 @@
       <w:tr>
         <w:tc>
           <w:tcPr>
-            <w:tcW w:w="1857" w:type="dxa"/>
+            <w:tcW w:w="2195" w:type="dxa"/>
           </w:tcPr>
           <w:p>
             <w:pPr>
@@ -3053,7 +1856,7 @@
         </w:tc>
         <w:tc>
           <w:tcPr>
-            <w:tcW w:w="782" w:type="dxa"/>
+            <w:tcW w:w="1272" w:type="dxa"/>
           </w:tcPr>
           <w:p>
             <w:pPr>
@@ -3066,7 +1869,7 @@
         </w:tc>
         <w:tc>
           <w:tcPr>
-            <w:tcW w:w="5280" w:type="dxa"/>
+            <w:tcW w:w="5893" w:type="dxa"/>
           </w:tcPr>
           <w:p>
             <w:pPr>
@@ -3081,7 +1884,7 @@
       <w:tr>
         <w:tc>
           <w:tcPr>
-            <w:tcW w:w="1857" w:type="dxa"/>
+            <w:tcW w:w="2195" w:type="dxa"/>
           </w:tcPr>
           <w:p>
             <w:pPr>
@@ -3107,7 +1910,7 @@
         </w:tc>
         <w:tc>
           <w:tcPr>
-            <w:tcW w:w="782" w:type="dxa"/>
+            <w:tcW w:w="1272" w:type="dxa"/>
           </w:tcPr>
           <w:p>
             <w:pPr>
@@ -3120,7 +1923,7 @@
         </w:tc>
         <w:tc>
           <w:tcPr>
-            <w:tcW w:w="5280" w:type="dxa"/>
+            <w:tcW w:w="5893" w:type="dxa"/>
           </w:tcPr>
           <w:p>
             <w:pPr>
@@ -3186,16 +1989,16 @@
       <w:pPr>
         <w:pStyle w:val="Heading3"/>
       </w:pPr>
-      <w:bookmarkStart w:id="9" w:name="_Toc229309725"/>
+      <w:bookmarkStart w:id="9" w:name="_Toc195671147"/>
       <w:bookmarkStart w:id="10" w:name="reproducible-setup"/>
       <w:bookmarkEnd w:id="8"/>
       <w:r>
         <w:t>Reproducible setup</w:t>
       </w:r>
+      <w:r>
+        <w:t xml:space="preserve"> (Local Setup)</w:t>
+      </w:r>
       <w:bookmarkEnd w:id="9"/>
-      <w:r>
-        <w:t xml:space="preserve"> (Local Setup)</w:t>
-      </w:r>
     </w:p>
     <w:p>
       <w:pPr>
@@ -3364,7 +2167,14 @@
         <w:rPr>
           <w:rStyle w:val="CommentTok"/>
         </w:rPr>
-        <w:t># trains, logs to MLflow, saves model</w:t>
+        <w:t># trains, logs to MLflow, saves mo</w:t>
+      </w:r>
+      <w:r>
+        <w:rPr>
+          <w:rStyle w:val="CommentTok"/>
+        </w:rPr>
+        <w:lastRenderedPageBreak/>
+        <w:t>del</w:t>
       </w:r>
       <w:r>
         <w:br/>
@@ -3404,7 +2214,7 @@
       <w:pPr>
         <w:pStyle w:val="Heading3"/>
       </w:pPr>
-      <w:bookmarkStart w:id="11" w:name="_Toc229309726"/>
+      <w:bookmarkStart w:id="11" w:name="_Toc481760948"/>
       <w:bookmarkStart w:id="12" w:name="run-the-api-locally"/>
       <w:bookmarkEnd w:id="10"/>
       <w:r>
@@ -3460,7 +2270,7 @@
       <w:pPr>
         <w:pStyle w:val="Heading3"/>
       </w:pPr>
-      <w:bookmarkStart w:id="13" w:name="_Toc229309727"/>
+      <w:bookmarkStart w:id="13" w:name="_Toc1716365925"/>
       <w:bookmarkStart w:id="14" w:name="X8c651548f750c9b8ec27838ea474f7cdf69a854"/>
       <w:bookmarkEnd w:id="12"/>
       <w:r>
@@ -3541,8 +2351,8 @@
         <w:rPr>
           <w:noProof/>
         </w:rPr>
-        <w:pict w14:anchorId="44EC40BF">
-          <v:rect id="_x0000_i1034" alt="" style="width:451.3pt;height:.05pt;mso-width-percent:0;mso-height-percent:0;mso-width-percent:0;mso-height-percent:0" o:hralign="center" o:hrstd="t" o:hr="t"/>
+        <w:pict w14:anchorId="109E0960">
+          <v:rect id="_x0000_i1033" alt="" style="width:451.3pt;height:.05pt;mso-width-percent:0;mso-height-percent:0;mso-width-percent:0;mso-height-percent:0" o:hralign="center" o:hrstd="t" o:hr="t"/>
         </w:pict>
       </w:r>
     </w:p>
@@ -3550,12 +2360,11 @@
       <w:pPr>
         <w:pStyle w:val="Heading2"/>
       </w:pPr>
-      <w:bookmarkStart w:id="15" w:name="_Toc229309728"/>
+      <w:bookmarkStart w:id="15" w:name="_Toc243437653"/>
       <w:bookmarkStart w:id="16" w:name="data-acquisition-eda"/>
-      <w:bookmarkEnd w:id="6"/>
+      <w:bookmarkEnd w:id="5"/>
       <w:bookmarkEnd w:id="14"/>
       <w:r>
-        <w:lastRenderedPageBreak/>
         <w:t>3. Data Acquisition &amp; EDA</w:t>
       </w:r>
       <w:bookmarkEnd w:id="15"/>
@@ -3564,7 +2373,7 @@
       <w:pPr>
         <w:pStyle w:val="Heading3"/>
       </w:pPr>
-      <w:bookmarkStart w:id="17" w:name="_Toc229309729"/>
+      <w:bookmarkStart w:id="17" w:name="_Toc895947344"/>
       <w:bookmarkStart w:id="18" w:name="dataset"/>
       <w:r>
         <w:t>Dataset</w:t>
@@ -3582,13 +2391,21 @@
     <w:tbl>
       <w:tblPr>
         <w:tblStyle w:val="Table"/>
-        <w:tblW w:w="0" w:type="auto"/>
+        <w:tblW w:w="8467" w:type="dxa"/>
+        <w:tblBorders>
+          <w:top w:val="single" w:sz="12" w:space="0" w:color="000000" w:themeColor="text1"/>
+          <w:left w:val="single" w:sz="12" w:space="0" w:color="000000" w:themeColor="text1"/>
+          <w:bottom w:val="single" w:sz="12" w:space="0" w:color="000000" w:themeColor="text1"/>
+          <w:right w:val="single" w:sz="12" w:space="0" w:color="000000" w:themeColor="text1"/>
+          <w:insideH w:val="single" w:sz="12" w:space="0" w:color="000000" w:themeColor="text1"/>
+          <w:insideV w:val="single" w:sz="12" w:space="0" w:color="000000" w:themeColor="text1"/>
+        </w:tblBorders>
         <w:tblLook w:val="0020" w:firstRow="1" w:lastRow="0" w:firstColumn="0" w:lastColumn="0" w:noHBand="0" w:noVBand="0"/>
       </w:tblPr>
       <w:tblGrid>
-        <w:gridCol w:w="1081"/>
-        <w:gridCol w:w="4275"/>
-        <w:gridCol w:w="1416"/>
+        <w:gridCol w:w="1311"/>
+        <w:gridCol w:w="4773"/>
+        <w:gridCol w:w="2383"/>
       </w:tblGrid>
       <w:tr>
         <w:trPr>
@@ -3597,7 +2414,7 @@
         </w:trPr>
         <w:tc>
           <w:tcPr>
-            <w:tcW w:w="0" w:type="auto"/>
+            <w:tcW w:w="1311" w:type="dxa"/>
           </w:tcPr>
           <w:p>
             <w:pPr>
@@ -3610,7 +2427,7 @@
         </w:tc>
         <w:tc>
           <w:tcPr>
-            <w:tcW w:w="0" w:type="auto"/>
+            <w:tcW w:w="4773" w:type="dxa"/>
           </w:tcPr>
           <w:p>
             <w:pPr>
@@ -3623,7 +2440,7 @@
         </w:tc>
         <w:tc>
           <w:tcPr>
-            <w:tcW w:w="0" w:type="auto"/>
+            <w:tcW w:w="2383" w:type="dxa"/>
           </w:tcPr>
           <w:p>
             <w:pPr>
@@ -3638,7 +2455,7 @@
       <w:tr>
         <w:tc>
           <w:tcPr>
-            <w:tcW w:w="0" w:type="auto"/>
+            <w:tcW w:w="1311" w:type="dxa"/>
           </w:tcPr>
           <w:p>
             <w:pPr>
@@ -3651,7 +2468,7 @@
         </w:tc>
         <w:tc>
           <w:tcPr>
-            <w:tcW w:w="0" w:type="auto"/>
+            <w:tcW w:w="4773" w:type="dxa"/>
           </w:tcPr>
           <w:p>
             <w:pPr>
@@ -3664,7 +2481,7 @@
         </w:tc>
         <w:tc>
           <w:tcPr>
-            <w:tcW w:w="0" w:type="auto"/>
+            <w:tcW w:w="2383" w:type="dxa"/>
           </w:tcPr>
           <w:p>
             <w:pPr>
@@ -3679,7 +2496,7 @@
       <w:tr>
         <w:tc>
           <w:tcPr>
-            <w:tcW w:w="0" w:type="auto"/>
+            <w:tcW w:w="1311" w:type="dxa"/>
           </w:tcPr>
           <w:p>
             <w:pPr>
@@ -3692,7 +2509,7 @@
         </w:tc>
         <w:tc>
           <w:tcPr>
-            <w:tcW w:w="0" w:type="auto"/>
+            <w:tcW w:w="4773" w:type="dxa"/>
           </w:tcPr>
           <w:p>
             <w:pPr>
@@ -3705,7 +2522,7 @@
         </w:tc>
         <w:tc>
           <w:tcPr>
-            <w:tcW w:w="0" w:type="auto"/>
+            <w:tcW w:w="2383" w:type="dxa"/>
           </w:tcPr>
           <w:p>
             <w:pPr>
@@ -3720,7 +2537,7 @@
       <w:tr>
         <w:tc>
           <w:tcPr>
-            <w:tcW w:w="0" w:type="auto"/>
+            <w:tcW w:w="1311" w:type="dxa"/>
           </w:tcPr>
           <w:p>
             <w:pPr>
@@ -3733,7 +2550,7 @@
         </w:tc>
         <w:tc>
           <w:tcPr>
-            <w:tcW w:w="0" w:type="auto"/>
+            <w:tcW w:w="4773" w:type="dxa"/>
           </w:tcPr>
           <w:p>
             <w:pPr>
@@ -3746,7 +2563,7 @@
         </w:tc>
         <w:tc>
           <w:tcPr>
-            <w:tcW w:w="0" w:type="auto"/>
+            <w:tcW w:w="2383" w:type="dxa"/>
           </w:tcPr>
           <w:p>
             <w:pPr>
@@ -3761,7 +2578,7 @@
       <w:tr>
         <w:tc>
           <w:tcPr>
-            <w:tcW w:w="0" w:type="auto"/>
+            <w:tcW w:w="1311" w:type="dxa"/>
           </w:tcPr>
           <w:p>
             <w:pPr>
@@ -3774,7 +2591,7 @@
         </w:tc>
         <w:tc>
           <w:tcPr>
-            <w:tcW w:w="0" w:type="auto"/>
+            <w:tcW w:w="4773" w:type="dxa"/>
           </w:tcPr>
           <w:p>
             <w:pPr>
@@ -3787,7 +2604,7 @@
         </w:tc>
         <w:tc>
           <w:tcPr>
-            <w:tcW w:w="0" w:type="auto"/>
+            <w:tcW w:w="2383" w:type="dxa"/>
           </w:tcPr>
           <w:p>
             <w:pPr>
@@ -3802,7 +2619,7 @@
       <w:tr>
         <w:tc>
           <w:tcPr>
-            <w:tcW w:w="0" w:type="auto"/>
+            <w:tcW w:w="1311" w:type="dxa"/>
           </w:tcPr>
           <w:p>
             <w:pPr>
@@ -3815,7 +2632,7 @@
         </w:tc>
         <w:tc>
           <w:tcPr>
-            <w:tcW w:w="0" w:type="auto"/>
+            <w:tcW w:w="4773" w:type="dxa"/>
           </w:tcPr>
           <w:p>
             <w:pPr>
@@ -3828,7 +2645,7 @@
         </w:tc>
         <w:tc>
           <w:tcPr>
-            <w:tcW w:w="0" w:type="auto"/>
+            <w:tcW w:w="2383" w:type="dxa"/>
           </w:tcPr>
           <w:p>
             <w:pPr>
@@ -3843,7 +2660,7 @@
       <w:tr>
         <w:tc>
           <w:tcPr>
-            <w:tcW w:w="0" w:type="auto"/>
+            <w:tcW w:w="1311" w:type="dxa"/>
           </w:tcPr>
           <w:p>
             <w:pPr>
@@ -3856,7 +2673,7 @@
         </w:tc>
         <w:tc>
           <w:tcPr>
-            <w:tcW w:w="0" w:type="auto"/>
+            <w:tcW w:w="4773" w:type="dxa"/>
           </w:tcPr>
           <w:p>
             <w:pPr>
@@ -3869,7 +2686,7 @@
         </w:tc>
         <w:tc>
           <w:tcPr>
-            <w:tcW w:w="0" w:type="auto"/>
+            <w:tcW w:w="2383" w:type="dxa"/>
           </w:tcPr>
           <w:p>
             <w:pPr>
@@ -3884,7 +2701,7 @@
       <w:tr>
         <w:tc>
           <w:tcPr>
-            <w:tcW w:w="0" w:type="auto"/>
+            <w:tcW w:w="1311" w:type="dxa"/>
           </w:tcPr>
           <w:p>
             <w:pPr>
@@ -3897,7 +2714,7 @@
         </w:tc>
         <w:tc>
           <w:tcPr>
-            <w:tcW w:w="0" w:type="auto"/>
+            <w:tcW w:w="4773" w:type="dxa"/>
           </w:tcPr>
           <w:p>
             <w:pPr>
@@ -3910,7 +2727,7 @@
         </w:tc>
         <w:tc>
           <w:tcPr>
-            <w:tcW w:w="0" w:type="auto"/>
+            <w:tcW w:w="2383" w:type="dxa"/>
           </w:tcPr>
           <w:p>
             <w:pPr>
@@ -3925,7 +2742,7 @@
       <w:tr>
         <w:tc>
           <w:tcPr>
-            <w:tcW w:w="0" w:type="auto"/>
+            <w:tcW w:w="1311" w:type="dxa"/>
           </w:tcPr>
           <w:p>
             <w:pPr>
@@ -3938,7 +2755,7 @@
         </w:tc>
         <w:tc>
           <w:tcPr>
-            <w:tcW w:w="0" w:type="auto"/>
+            <w:tcW w:w="4773" w:type="dxa"/>
           </w:tcPr>
           <w:p>
             <w:pPr>
@@ -3951,7 +2768,7 @@
         </w:tc>
         <w:tc>
           <w:tcPr>
-            <w:tcW w:w="0" w:type="auto"/>
+            <w:tcW w:w="2383" w:type="dxa"/>
           </w:tcPr>
           <w:p>
             <w:pPr>
@@ -3966,7 +2783,7 @@
       <w:tr>
         <w:tc>
           <w:tcPr>
-            <w:tcW w:w="0" w:type="auto"/>
+            <w:tcW w:w="1311" w:type="dxa"/>
           </w:tcPr>
           <w:p>
             <w:pPr>
@@ -3979,7 +2796,7 @@
         </w:tc>
         <w:tc>
           <w:tcPr>
-            <w:tcW w:w="0" w:type="auto"/>
+            <w:tcW w:w="4773" w:type="dxa"/>
           </w:tcPr>
           <w:p>
             <w:pPr>
@@ -3992,7 +2809,7 @@
         </w:tc>
         <w:tc>
           <w:tcPr>
-            <w:tcW w:w="0" w:type="auto"/>
+            <w:tcW w:w="2383" w:type="dxa"/>
           </w:tcPr>
           <w:p>
             <w:pPr>
@@ -4007,7 +2824,7 @@
       <w:tr>
         <w:tc>
           <w:tcPr>
-            <w:tcW w:w="0" w:type="auto"/>
+            <w:tcW w:w="1311" w:type="dxa"/>
           </w:tcPr>
           <w:p>
             <w:pPr>
@@ -4020,7 +2837,7 @@
         </w:tc>
         <w:tc>
           <w:tcPr>
-            <w:tcW w:w="0" w:type="auto"/>
+            <w:tcW w:w="4773" w:type="dxa"/>
           </w:tcPr>
           <w:p>
             <w:pPr>
@@ -4033,7 +2850,7 @@
         </w:tc>
         <w:tc>
           <w:tcPr>
-            <w:tcW w:w="0" w:type="auto"/>
+            <w:tcW w:w="2383" w:type="dxa"/>
           </w:tcPr>
           <w:p>
             <w:pPr>
@@ -4048,7 +2865,7 @@
       <w:tr>
         <w:tc>
           <w:tcPr>
-            <w:tcW w:w="0" w:type="auto"/>
+            <w:tcW w:w="1311" w:type="dxa"/>
           </w:tcPr>
           <w:p>
             <w:pPr>
@@ -4061,7 +2878,7 @@
         </w:tc>
         <w:tc>
           <w:tcPr>
-            <w:tcW w:w="0" w:type="auto"/>
+            <w:tcW w:w="4773" w:type="dxa"/>
           </w:tcPr>
           <w:p>
             <w:pPr>
@@ -4074,7 +2891,7 @@
         </w:tc>
         <w:tc>
           <w:tcPr>
-            <w:tcW w:w="0" w:type="auto"/>
+            <w:tcW w:w="2383" w:type="dxa"/>
           </w:tcPr>
           <w:p>
             <w:pPr>
@@ -4089,7 +2906,7 @@
       <w:tr>
         <w:tc>
           <w:tcPr>
-            <w:tcW w:w="0" w:type="auto"/>
+            <w:tcW w:w="1311" w:type="dxa"/>
           </w:tcPr>
           <w:p>
             <w:pPr>
@@ -4102,7 +2919,7 @@
         </w:tc>
         <w:tc>
           <w:tcPr>
-            <w:tcW w:w="0" w:type="auto"/>
+            <w:tcW w:w="4773" w:type="dxa"/>
           </w:tcPr>
           <w:p>
             <w:pPr>
@@ -4115,7 +2932,7 @@
         </w:tc>
         <w:tc>
           <w:tcPr>
-            <w:tcW w:w="0" w:type="auto"/>
+            <w:tcW w:w="2383" w:type="dxa"/>
           </w:tcPr>
           <w:p>
             <w:pPr>
@@ -4130,7 +2947,7 @@
       <w:tr>
         <w:tc>
           <w:tcPr>
-            <w:tcW w:w="0" w:type="auto"/>
+            <w:tcW w:w="1311" w:type="dxa"/>
           </w:tcPr>
           <w:p>
             <w:pPr>
@@ -4143,7 +2960,7 @@
         </w:tc>
         <w:tc>
           <w:tcPr>
-            <w:tcW w:w="0" w:type="auto"/>
+            <w:tcW w:w="4773" w:type="dxa"/>
           </w:tcPr>
           <w:p>
             <w:pPr>
@@ -4156,7 +2973,7 @@
         </w:tc>
         <w:tc>
           <w:tcPr>
-            <w:tcW w:w="0" w:type="auto"/>
+            <w:tcW w:w="2383" w:type="dxa"/>
           </w:tcPr>
           <w:p>
             <w:pPr>
@@ -4171,7 +2988,7 @@
       <w:tr>
         <w:tc>
           <w:tcPr>
-            <w:tcW w:w="0" w:type="auto"/>
+            <w:tcW w:w="1311" w:type="dxa"/>
           </w:tcPr>
           <w:p>
             <w:pPr>
@@ -4184,7 +3001,7 @@
         </w:tc>
         <w:tc>
           <w:tcPr>
-            <w:tcW w:w="0" w:type="auto"/>
+            <w:tcW w:w="4773" w:type="dxa"/>
           </w:tcPr>
           <w:p>
             <w:pPr>
@@ -4197,7 +3014,7 @@
         </w:tc>
         <w:tc>
           <w:tcPr>
-            <w:tcW w:w="0" w:type="auto"/>
+            <w:tcW w:w="2383" w:type="dxa"/>
           </w:tcPr>
           <w:p>
             <w:pPr>
@@ -4214,7 +3031,7 @@
       <w:pPr>
         <w:pStyle w:val="Heading3"/>
       </w:pPr>
-      <w:bookmarkStart w:id="19" w:name="_Toc229309730"/>
+      <w:bookmarkStart w:id="19" w:name="_Toc1542082397"/>
       <w:bookmarkStart w:id="20" w:name="cleaning-dataprocessingprocess_data.py"/>
       <w:bookmarkEnd w:id="18"/>
       <w:r>
@@ -4257,6 +3074,7 @@
         </w:numPr>
       </w:pPr>
       <w:r>
+        <w:lastRenderedPageBreak/>
         <w:t xml:space="preserve">Loads with </w:t>
       </w:r>
       <w:r>
@@ -4345,7 +3163,7 @@
       <w:pPr>
         <w:pStyle w:val="Heading3"/>
       </w:pPr>
-      <w:bookmarkStart w:id="21" w:name="_Toc229309731"/>
+      <w:bookmarkStart w:id="21" w:name="_Toc2008249184"/>
       <w:bookmarkStart w:id="22" w:name="eda-notebookseda.ipynb"/>
       <w:bookmarkEnd w:id="20"/>
       <w:r>
@@ -4501,11 +3319,10 @@
       <w:pPr>
         <w:pStyle w:val="Heading3"/>
       </w:pPr>
-      <w:bookmarkStart w:id="23" w:name="_Toc229309732"/>
+      <w:bookmarkStart w:id="23" w:name="_Toc1608564858"/>
       <w:bookmarkStart w:id="24" w:name="eda-visualisations"/>
       <w:bookmarkEnd w:id="22"/>
       <w:r>
-        <w:lastRenderedPageBreak/>
         <w:t>EDA Visualisations</w:t>
       </w:r>
       <w:bookmarkEnd w:id="23"/>
@@ -4557,7 +3374,7 @@
           <w:noProof/>
         </w:rPr>
         <w:drawing>
-          <wp:inline distT="0" distB="0" distL="0" distR="0" wp14:anchorId="7939D942" wp14:editId="32A86698">
+          <wp:inline distT="0" distB="0" distL="0" distR="0" wp14:anchorId="7939D942" wp14:editId="1D9EEC0E">
             <wp:extent cx="6105516" cy="1574358"/>
             <wp:effectExtent l="0" t="0" r="0" b="0"/>
             <wp:docPr id="854765079" name="Picture 7"/>
@@ -4572,7 +3389,7 @@
                     <pic:cNvPicPr/>
                   </pic:nvPicPr>
                   <pic:blipFill>
-                    <a:blip r:embed="rId9" cstate="print">
+                    <a:blip r:embed="rId11" cstate="print">
                       <a:extLst>
                         <a:ext uri="{28A0092B-C50C-407E-A947-70E740481C1C}">
                           <a14:useLocalDpi xmlns:a14="http://schemas.microsoft.com/office/drawing/2010/main" val="0"/>
@@ -4693,7 +3510,7 @@
                     <pic:cNvPicPr/>
                   </pic:nvPicPr>
                   <pic:blipFill>
-                    <a:blip r:embed="rId10" cstate="print">
+                    <a:blip r:embed="rId12" cstate="print">
                       <a:extLst>
                         <a:ext uri="{28A0092B-C50C-407E-A947-70E740481C1C}">
                           <a14:useLocalDpi xmlns:a14="http://schemas.microsoft.com/office/drawing/2010/main" val="0"/>
@@ -4734,6 +3551,7 @@
           <w:b/>
           <w:bCs/>
         </w:rPr>
+        <w:lastRenderedPageBreak/>
         <w:t>Histograms per feature</w:t>
       </w:r>
       <w:r>
@@ -4765,7 +3583,7 @@
                     <pic:cNvPicPr/>
                   </pic:nvPicPr>
                   <pic:blipFill>
-                    <a:blip r:embed="rId11" cstate="print">
+                    <a:blip r:embed="rId13" cstate="print">
                       <a:extLst>
                         <a:ext uri="{28A0092B-C50C-407E-A947-70E740481C1C}">
                           <a14:useLocalDpi xmlns:a14="http://schemas.microsoft.com/office/drawing/2010/main" val="0"/>
@@ -4813,7 +3631,6 @@
           <w:b/>
           <w:bCs/>
         </w:rPr>
-        <w:lastRenderedPageBreak/>
         <w:t>Box plots</w:t>
       </w:r>
       <w:r>
@@ -4862,7 +3679,7 @@
                     <pic:cNvPicPr/>
                   </pic:nvPicPr>
                   <pic:blipFill>
-                    <a:blip r:embed="rId12" cstate="print">
+                    <a:blip r:embed="rId14" cstate="print">
                       <a:extLst>
                         <a:ext uri="{28A0092B-C50C-407E-A947-70E740481C1C}">
                           <a14:useLocalDpi xmlns:a14="http://schemas.microsoft.com/office/drawing/2010/main" val="0"/>
@@ -4913,7 +3730,7 @@
                     <pic:cNvPicPr/>
                   </pic:nvPicPr>
                   <pic:blipFill>
-                    <a:blip r:embed="rId13" cstate="print">
+                    <a:blip r:embed="rId15" cstate="print">
                       <a:extLst>
                         <a:ext uri="{28A0092B-C50C-407E-A947-70E740481C1C}">
                           <a14:useLocalDpi xmlns:a14="http://schemas.microsoft.com/office/drawing/2010/main" val="0"/>
@@ -4945,8 +3762,8 @@
         <w:rPr>
           <w:noProof/>
         </w:rPr>
-        <w:pict w14:anchorId="2A257380">
-          <v:rect id="_x0000_i1033" alt="" style="width:451.3pt;height:.05pt;mso-width-percent:0;mso-height-percent:0;mso-width-percent:0;mso-height-percent:0" o:hralign="center" o:hrstd="t" o:hr="t"/>
+        <w:pict w14:anchorId="2AC17D09">
+          <v:rect id="_x0000_i1032" alt="" style="width:451.3pt;height:.05pt;mso-width-percent:0;mso-height-percent:0;mso-width-percent:0;mso-height-percent:0" o:hralign="center" o:hrstd="t" o:hr="t"/>
         </w:pict>
       </w:r>
     </w:p>
@@ -4954,11 +3771,12 @@
       <w:pPr>
         <w:pStyle w:val="Heading2"/>
       </w:pPr>
-      <w:bookmarkStart w:id="25" w:name="_Toc229309733"/>
+      <w:bookmarkStart w:id="25" w:name="_Toc2121637830"/>
       <w:bookmarkStart w:id="26" w:name="feature-engineering-model-development"/>
       <w:bookmarkEnd w:id="16"/>
       <w:bookmarkEnd w:id="24"/>
       <w:r>
+        <w:lastRenderedPageBreak/>
         <w:t>4. Feature Engineering &amp; Model Development</w:t>
       </w:r>
       <w:bookmarkEnd w:id="25"/>
@@ -4967,7 +3785,7 @@
       <w:pPr>
         <w:pStyle w:val="Heading3"/>
       </w:pPr>
-      <w:bookmarkStart w:id="27" w:name="_Toc229309734"/>
+      <w:bookmarkStart w:id="27" w:name="_Toc365726548"/>
       <w:bookmarkStart w:id="28" w:name="X442beccbb54cec6fa1d71cc87428ba932fb88b6"/>
       <w:r>
         <w:t>Preprocessing pipeline (</w:t>
@@ -5186,11 +4004,10 @@
       <w:pPr>
         <w:pStyle w:val="Heading3"/>
       </w:pPr>
-      <w:bookmarkStart w:id="29" w:name="_Toc229309735"/>
+      <w:bookmarkStart w:id="29" w:name="_Toc1087763355"/>
       <w:bookmarkStart w:id="30" w:name="models-srctrainingtrain.py"/>
       <w:bookmarkEnd w:id="28"/>
       <w:r>
-        <w:lastRenderedPageBreak/>
         <w:t>Models (</w:t>
       </w:r>
       <w:r>
@@ -5367,7 +4184,7 @@
       <w:pPr>
         <w:pStyle w:val="Heading3"/>
       </w:pPr>
-      <w:bookmarkStart w:id="31" w:name="_Toc229309736"/>
+      <w:bookmarkStart w:id="31" w:name="_Toc1855038514"/>
       <w:bookmarkStart w:id="32" w:name="cross-validation-results"/>
       <w:bookmarkEnd w:id="30"/>
       <w:r>
@@ -5681,7 +4498,7 @@
       <w:pPr>
         <w:pStyle w:val="Heading3"/>
       </w:pPr>
-      <w:bookmarkStart w:id="33" w:name="_Toc229309737"/>
+      <w:bookmarkStart w:id="33" w:name="_Toc2089447678"/>
       <w:bookmarkStart w:id="34" w:name="model-selection-rationale"/>
       <w:bookmarkEnd w:id="32"/>
       <w:r>
@@ -5748,6 +4565,7 @@
           <w:b/>
           <w:bCs/>
         </w:rPr>
+        <w:lastRenderedPageBreak/>
         <w:t>Interpretability</w:t>
       </w:r>
       <w:r>
@@ -5778,8 +4596,8 @@
         <w:rPr>
           <w:noProof/>
         </w:rPr>
-        <w:pict w14:anchorId="7261796C">
-          <v:rect id="_x0000_i1032" alt="" style="width:451.3pt;height:.05pt;mso-width-percent:0;mso-height-percent:0;mso-width-percent:0;mso-height-percent:0" o:hralign="center" o:hrstd="t" o:hr="t"/>
+        <w:pict w14:anchorId="780C08B6">
+          <v:rect id="_x0000_i1031" alt="" style="width:451.3pt;height:.05pt;mso-width-percent:0;mso-height-percent:0;mso-width-percent:0;mso-height-percent:0" o:hralign="center" o:hrstd="t" o:hr="t"/>
         </w:pict>
       </w:r>
     </w:p>
@@ -5787,7 +4605,7 @@
       <w:pPr>
         <w:pStyle w:val="Heading2"/>
       </w:pPr>
-      <w:bookmarkStart w:id="35" w:name="_Toc229309738"/>
+      <w:bookmarkStart w:id="35" w:name="_Toc277274214"/>
       <w:bookmarkStart w:id="36" w:name="experiment-tracking"/>
       <w:bookmarkEnd w:id="26"/>
       <w:bookmarkEnd w:id="34"/>
@@ -5864,7 +4682,6 @@
           <w:b/>
           <w:bCs/>
         </w:rPr>
-        <w:lastRenderedPageBreak/>
         <w:t>Artifacts</w:t>
       </w:r>
       <w:r>
@@ -5959,7 +4776,7 @@
       <w:r>
         <w:t xml:space="preserve">Open </w:t>
       </w:r>
-      <w:hyperlink r:id="rId14">
+      <w:hyperlink r:id="rId16">
         <w:r>
           <w:rPr>
             <w:rStyle w:val="Hyperlink"/>
@@ -5993,7 +4810,7 @@
       <w:pPr>
         <w:pStyle w:val="Heading3"/>
       </w:pPr>
-      <w:bookmarkStart w:id="37" w:name="_Toc229309739"/>
+      <w:bookmarkStart w:id="37" w:name="_Toc105953097"/>
       <w:bookmarkStart w:id="38" w:name="experiment-tracking-summary"/>
       <w:r>
         <w:t>Experiment tracking summary</w:t>
@@ -6003,17 +4820,25 @@
     <w:tbl>
       <w:tblPr>
         <w:tblStyle w:val="Table"/>
-        <w:tblW w:w="5000" w:type="pct"/>
+        <w:tblW w:w="8634" w:type="dxa"/>
+        <w:tblBorders>
+          <w:top w:val="single" w:sz="12" w:space="0" w:color="000000" w:themeColor="text1"/>
+          <w:left w:val="single" w:sz="12" w:space="0" w:color="000000" w:themeColor="text1"/>
+          <w:bottom w:val="single" w:sz="12" w:space="0" w:color="000000" w:themeColor="text1"/>
+          <w:right w:val="single" w:sz="12" w:space="0" w:color="000000" w:themeColor="text1"/>
+          <w:insideH w:val="single" w:sz="12" w:space="0" w:color="000000" w:themeColor="text1"/>
+          <w:insideV w:val="single" w:sz="12" w:space="0" w:color="000000" w:themeColor="text1"/>
+        </w:tblBorders>
         <w:tblLayout w:type="fixed"/>
         <w:tblLook w:val="0020" w:firstRow="1" w:lastRow="0" w:firstColumn="0" w:lastColumn="0" w:noHBand="0" w:noVBand="0"/>
       </w:tblPr>
       <w:tblGrid>
-        <w:gridCol w:w="1337"/>
-        <w:gridCol w:w="1337"/>
-        <w:gridCol w:w="1337"/>
-        <w:gridCol w:w="1783"/>
-        <w:gridCol w:w="1783"/>
-        <w:gridCol w:w="1783"/>
+        <w:gridCol w:w="758"/>
+        <w:gridCol w:w="1916"/>
+        <w:gridCol w:w="2385"/>
+        <w:gridCol w:w="1092"/>
+        <w:gridCol w:w="1217"/>
+        <w:gridCol w:w="1266"/>
       </w:tblGrid>
       <w:tr>
         <w:trPr>
@@ -6022,164 +4847,263 @@
         </w:trPr>
         <w:tc>
           <w:tcPr>
-            <w:tcW w:w="1131" w:type="dxa"/>
-          </w:tcPr>
-          <w:p>
-            <w:pPr>
-              <w:pStyle w:val="Compact"/>
-            </w:pPr>
-            <w:r>
+            <w:tcW w:w="758" w:type="dxa"/>
+          </w:tcPr>
+          <w:p>
+            <w:pPr>
+              <w:pStyle w:val="Compact"/>
+              <w:rPr>
+                <w:sz w:val="20"/>
+                <w:szCs w:val="20"/>
+              </w:rPr>
+            </w:pPr>
+            <w:r>
+              <w:rPr>
+                <w:sz w:val="20"/>
+                <w:szCs w:val="20"/>
+              </w:rPr>
               <w:t>Run</w:t>
             </w:r>
           </w:p>
         </w:tc>
         <w:tc>
           <w:tcPr>
-            <w:tcW w:w="1131" w:type="dxa"/>
-          </w:tcPr>
-          <w:p>
-            <w:pPr>
-              <w:pStyle w:val="Compact"/>
-            </w:pPr>
-            <w:r>
+            <w:tcW w:w="1916" w:type="dxa"/>
+          </w:tcPr>
+          <w:p>
+            <w:pPr>
+              <w:pStyle w:val="Compact"/>
+              <w:rPr>
+                <w:sz w:val="20"/>
+                <w:szCs w:val="20"/>
+              </w:rPr>
+            </w:pPr>
+            <w:r>
+              <w:rPr>
+                <w:sz w:val="20"/>
+                <w:szCs w:val="20"/>
+              </w:rPr>
               <w:t>Model</w:t>
             </w:r>
           </w:p>
         </w:tc>
         <w:tc>
           <w:tcPr>
-            <w:tcW w:w="1131" w:type="dxa"/>
-          </w:tcPr>
-          <w:p>
-            <w:pPr>
-              <w:pStyle w:val="Compact"/>
-            </w:pPr>
-            <w:r>
+            <w:tcW w:w="2385" w:type="dxa"/>
+          </w:tcPr>
+          <w:p>
+            <w:pPr>
+              <w:pStyle w:val="Compact"/>
+              <w:rPr>
+                <w:sz w:val="20"/>
+                <w:szCs w:val="20"/>
+              </w:rPr>
+            </w:pPr>
+            <w:r>
+              <w:rPr>
+                <w:sz w:val="20"/>
+                <w:szCs w:val="20"/>
+              </w:rPr>
               <w:t>Best Params</w:t>
             </w:r>
           </w:p>
         </w:tc>
         <w:tc>
           <w:tcPr>
-            <w:tcW w:w="1508" w:type="dxa"/>
+            <w:tcW w:w="1092" w:type="dxa"/>
           </w:tcPr>
           <w:p>
             <w:pPr>
               <w:pStyle w:val="Compact"/>
               <w:jc w:val="right"/>
-            </w:pPr>
-            <w:r>
+              <w:rPr>
+                <w:sz w:val="20"/>
+                <w:szCs w:val="20"/>
+              </w:rPr>
+            </w:pPr>
+            <w:r>
+              <w:rPr>
+                <w:sz w:val="20"/>
+                <w:szCs w:val="20"/>
+              </w:rPr>
               <w:t>CV ROC-AUC</w:t>
             </w:r>
           </w:p>
         </w:tc>
         <w:tc>
           <w:tcPr>
-            <w:tcW w:w="1508" w:type="dxa"/>
+            <w:tcW w:w="1217" w:type="dxa"/>
           </w:tcPr>
           <w:p>
             <w:pPr>
               <w:pStyle w:val="Compact"/>
               <w:jc w:val="right"/>
-            </w:pPr>
-            <w:r>
+              <w:rPr>
+                <w:sz w:val="20"/>
+                <w:szCs w:val="20"/>
+              </w:rPr>
+            </w:pPr>
+            <w:r>
+              <w:rPr>
+                <w:sz w:val="20"/>
+                <w:szCs w:val="20"/>
+              </w:rPr>
               <w:t>CV Accuracy</w:t>
             </w:r>
           </w:p>
         </w:tc>
         <w:tc>
           <w:tcPr>
-            <w:tcW w:w="1508" w:type="dxa"/>
+            <w:tcW w:w="1266" w:type="dxa"/>
           </w:tcPr>
           <w:p>
             <w:pPr>
               <w:pStyle w:val="Compact"/>
               <w:jc w:val="right"/>
-            </w:pPr>
-            <w:r>
+              <w:rPr>
+                <w:sz w:val="20"/>
+                <w:szCs w:val="20"/>
+              </w:rPr>
+            </w:pPr>
+            <w:r>
+              <w:rPr>
+                <w:sz w:val="20"/>
+                <w:szCs w:val="20"/>
+              </w:rPr>
               <w:t>CV F1</w:t>
             </w:r>
           </w:p>
         </w:tc>
       </w:tr>
       <w:tr>
-        <w:tc>
-          <w:tcPr>
-            <w:tcW w:w="1131" w:type="dxa"/>
-          </w:tcPr>
-          <w:p>
-            <w:pPr>
-              <w:pStyle w:val="Compact"/>
-            </w:pPr>
-            <w:r>
+        <w:trPr>
+          <w:trHeight w:val="385"/>
+        </w:trPr>
+        <w:tc>
+          <w:tcPr>
+            <w:tcW w:w="758" w:type="dxa"/>
+          </w:tcPr>
+          <w:p>
+            <w:pPr>
+              <w:pStyle w:val="Compact"/>
+              <w:rPr>
+                <w:sz w:val="20"/>
+                <w:szCs w:val="20"/>
+              </w:rPr>
+            </w:pPr>
+            <w:r>
+              <w:rPr>
+                <w:sz w:val="20"/>
+                <w:szCs w:val="20"/>
+              </w:rPr>
               <w:t>1</w:t>
             </w:r>
           </w:p>
         </w:tc>
         <w:tc>
           <w:tcPr>
-            <w:tcW w:w="1131" w:type="dxa"/>
-          </w:tcPr>
-          <w:p>
-            <w:pPr>
-              <w:pStyle w:val="Compact"/>
-            </w:pPr>
-            <w:r>
+            <w:tcW w:w="1916" w:type="dxa"/>
+          </w:tcPr>
+          <w:p>
+            <w:pPr>
+              <w:pStyle w:val="Compact"/>
+              <w:rPr>
+                <w:sz w:val="20"/>
+                <w:szCs w:val="20"/>
+              </w:rPr>
+            </w:pPr>
+            <w:r>
+              <w:rPr>
+                <w:sz w:val="20"/>
+                <w:szCs w:val="20"/>
+              </w:rPr>
               <w:t>Logistic Regression</w:t>
             </w:r>
           </w:p>
         </w:tc>
         <w:tc>
           <w:tcPr>
-            <w:tcW w:w="1131" w:type="dxa"/>
-          </w:tcPr>
-          <w:p>
-            <w:pPr>
-              <w:pStyle w:val="Compact"/>
-            </w:pPr>
-            <w:r>
+            <w:tcW w:w="2385" w:type="dxa"/>
+          </w:tcPr>
+          <w:p>
+            <w:pPr>
+              <w:pStyle w:val="Compact"/>
+              <w:rPr>
+                <w:sz w:val="20"/>
+                <w:szCs w:val="20"/>
+              </w:rPr>
+            </w:pPr>
+            <w:r>
+              <w:rPr>
+                <w:sz w:val="20"/>
+                <w:szCs w:val="20"/>
+              </w:rPr>
               <w:t>C=1.0</w:t>
             </w:r>
           </w:p>
         </w:tc>
         <w:tc>
           <w:tcPr>
-            <w:tcW w:w="1508" w:type="dxa"/>
+            <w:tcW w:w="1092" w:type="dxa"/>
           </w:tcPr>
           <w:p>
             <w:pPr>
               <w:pStyle w:val="Compact"/>
               <w:jc w:val="right"/>
-            </w:pPr>
-            <w:r>
+              <w:rPr>
+                <w:sz w:val="20"/>
+                <w:szCs w:val="20"/>
+              </w:rPr>
+            </w:pPr>
+            <w:r>
+              <w:rPr>
+                <w:sz w:val="20"/>
+                <w:szCs w:val="20"/>
+              </w:rPr>
               <w:t>0.9192</w:t>
             </w:r>
           </w:p>
         </w:tc>
         <w:tc>
           <w:tcPr>
-            <w:tcW w:w="1508" w:type="dxa"/>
+            <w:tcW w:w="1217" w:type="dxa"/>
           </w:tcPr>
           <w:p>
             <w:pPr>
               <w:pStyle w:val="Compact"/>
               <w:jc w:val="right"/>
-            </w:pPr>
-            <w:r>
+              <w:rPr>
+                <w:sz w:val="20"/>
+                <w:szCs w:val="20"/>
+              </w:rPr>
+            </w:pPr>
+            <w:r>
+              <w:rPr>
+                <w:sz w:val="20"/>
+                <w:szCs w:val="20"/>
+              </w:rPr>
               <w:t>0.8580</w:t>
             </w:r>
           </w:p>
         </w:tc>
         <w:tc>
           <w:tcPr>
-            <w:tcW w:w="1508" w:type="dxa"/>
+            <w:tcW w:w="1266" w:type="dxa"/>
           </w:tcPr>
           <w:p>
             <w:pPr>
               <w:pStyle w:val="Compact"/>
               <w:jc w:val="right"/>
-            </w:pPr>
-            <w:r>
+              <w:rPr>
+                <w:sz w:val="20"/>
+                <w:szCs w:val="20"/>
+              </w:rPr>
+            </w:pPr>
+            <w:r>
+              <w:rPr>
+                <w:sz w:val="20"/>
+                <w:szCs w:val="20"/>
+              </w:rPr>
               <w:t>0.8343</w:t>
             </w:r>
           </w:p>
@@ -6188,81 +5112,129 @@
       <w:tr>
         <w:tc>
           <w:tcPr>
-            <w:tcW w:w="1131" w:type="dxa"/>
-          </w:tcPr>
-          <w:p>
-            <w:pPr>
-              <w:pStyle w:val="Compact"/>
-            </w:pPr>
-            <w:r>
+            <w:tcW w:w="758" w:type="dxa"/>
+          </w:tcPr>
+          <w:p>
+            <w:pPr>
+              <w:pStyle w:val="Compact"/>
+              <w:rPr>
+                <w:sz w:val="20"/>
+                <w:szCs w:val="20"/>
+              </w:rPr>
+            </w:pPr>
+            <w:r>
+              <w:rPr>
+                <w:sz w:val="20"/>
+                <w:szCs w:val="20"/>
+              </w:rPr>
               <w:t>2</w:t>
             </w:r>
           </w:p>
         </w:tc>
         <w:tc>
           <w:tcPr>
-            <w:tcW w:w="1131" w:type="dxa"/>
-          </w:tcPr>
-          <w:p>
-            <w:pPr>
-              <w:pStyle w:val="Compact"/>
-            </w:pPr>
-            <w:r>
+            <w:tcW w:w="1916" w:type="dxa"/>
+          </w:tcPr>
+          <w:p>
+            <w:pPr>
+              <w:pStyle w:val="Compact"/>
+              <w:rPr>
+                <w:sz w:val="20"/>
+                <w:szCs w:val="20"/>
+              </w:rPr>
+            </w:pPr>
+            <w:r>
+              <w:rPr>
+                <w:sz w:val="20"/>
+                <w:szCs w:val="20"/>
+              </w:rPr>
               <w:t>Random Forest</w:t>
             </w:r>
           </w:p>
         </w:tc>
         <w:tc>
           <w:tcPr>
-            <w:tcW w:w="1131" w:type="dxa"/>
-          </w:tcPr>
-          <w:p>
-            <w:pPr>
-              <w:pStyle w:val="Compact"/>
-            </w:pPr>
-            <w:r>
+            <w:tcW w:w="2385" w:type="dxa"/>
+          </w:tcPr>
+          <w:p>
+            <w:pPr>
+              <w:pStyle w:val="Compact"/>
+              <w:rPr>
+                <w:sz w:val="20"/>
+                <w:szCs w:val="20"/>
+              </w:rPr>
+            </w:pPr>
+            <w:r>
+              <w:rPr>
+                <w:sz w:val="20"/>
+                <w:szCs w:val="20"/>
+              </w:rPr>
               <w:t>n_estimators=100, max_depth=None, min_samples_split=2</w:t>
             </w:r>
           </w:p>
         </w:tc>
         <w:tc>
           <w:tcPr>
-            <w:tcW w:w="1508" w:type="dxa"/>
+            <w:tcW w:w="1092" w:type="dxa"/>
           </w:tcPr>
           <w:p>
             <w:pPr>
               <w:pStyle w:val="Compact"/>
               <w:jc w:val="right"/>
-            </w:pPr>
-            <w:r>
+              <w:rPr>
+                <w:sz w:val="20"/>
+                <w:szCs w:val="20"/>
+              </w:rPr>
+            </w:pPr>
+            <w:r>
+              <w:rPr>
+                <w:sz w:val="20"/>
+                <w:szCs w:val="20"/>
+              </w:rPr>
               <w:t>0.9186</w:t>
             </w:r>
           </w:p>
         </w:tc>
         <w:tc>
           <w:tcPr>
-            <w:tcW w:w="1508" w:type="dxa"/>
+            <w:tcW w:w="1217" w:type="dxa"/>
           </w:tcPr>
           <w:p>
             <w:pPr>
               <w:pStyle w:val="Compact"/>
               <w:jc w:val="right"/>
-            </w:pPr>
-            <w:r>
+              <w:rPr>
+                <w:sz w:val="20"/>
+                <w:szCs w:val="20"/>
+              </w:rPr>
+            </w:pPr>
+            <w:r>
+              <w:rPr>
+                <w:sz w:val="20"/>
+                <w:szCs w:val="20"/>
+              </w:rPr>
               <w:t>0.8415</w:t>
             </w:r>
           </w:p>
         </w:tc>
         <w:tc>
           <w:tcPr>
-            <w:tcW w:w="1508" w:type="dxa"/>
+            <w:tcW w:w="1266" w:type="dxa"/>
           </w:tcPr>
           <w:p>
             <w:pPr>
               <w:pStyle w:val="Compact"/>
               <w:jc w:val="right"/>
-            </w:pPr>
-            <w:r>
+              <w:rPr>
+                <w:sz w:val="20"/>
+                <w:szCs w:val="20"/>
+              </w:rPr>
+            </w:pPr>
+            <w:r>
+              <w:rPr>
+                <w:sz w:val="20"/>
+                <w:szCs w:val="20"/>
+              </w:rPr>
               <w:t>0.8155</w:t>
             </w:r>
           </w:p>
@@ -6330,7 +5302,7 @@
                     <pic:cNvPicPr/>
                   </pic:nvPicPr>
                   <pic:blipFill>
-                    <a:blip r:embed="rId15" cstate="print">
+                    <a:blip r:embed="rId17" cstate="print">
                       <a:extLst>
                         <a:ext uri="{28A0092B-C50C-407E-A947-70E740481C1C}">
                           <a14:useLocalDpi xmlns:a14="http://schemas.microsoft.com/office/drawing/2010/main" val="0"/>
@@ -6370,6 +5342,7 @@
         <w:rPr>
           <w:noProof/>
         </w:rPr>
+        <w:lastRenderedPageBreak/>
         <w:drawing>
           <wp:inline distT="0" distB="0" distL="0" distR="0" wp14:anchorId="015A27EE" wp14:editId="5833DCF0">
             <wp:extent cx="5943600" cy="1264257"/>
@@ -6386,7 +5359,7 @@
                     <pic:cNvPicPr/>
                   </pic:nvPicPr>
                   <pic:blipFill>
-                    <a:blip r:embed="rId16" cstate="print">
+                    <a:blip r:embed="rId18" cstate="print">
                       <a:extLst>
                         <a:ext uri="{28A0092B-C50C-407E-A947-70E740481C1C}">
                           <a14:useLocalDpi xmlns:a14="http://schemas.microsoft.com/office/drawing/2010/main" val="0"/>
@@ -6421,7 +5394,6 @@
         <w:rPr>
           <w:noProof/>
         </w:rPr>
-        <w:lastRenderedPageBreak/>
         <w:drawing>
           <wp:inline distT="0" distB="0" distL="0" distR="0" wp14:anchorId="0E910041" wp14:editId="65B7D359">
             <wp:extent cx="5943600" cy="2926715"/>
@@ -6438,7 +5410,7 @@
                     <pic:cNvPicPr/>
                   </pic:nvPicPr>
                   <pic:blipFill>
-                    <a:blip r:embed="rId17" cstate="print">
+                    <a:blip r:embed="rId19" cstate="print">
                       <a:extLst>
                         <a:ext uri="{28A0092B-C50C-407E-A947-70E740481C1C}">
                           <a14:useLocalDpi xmlns:a14="http://schemas.microsoft.com/office/drawing/2010/main" val="0"/>
@@ -6494,7 +5466,7 @@
                     <pic:cNvPicPr/>
                   </pic:nvPicPr>
                   <pic:blipFill>
-                    <a:blip r:embed="rId18" cstate="print">
+                    <a:blip r:embed="rId20" cstate="print">
                       <a:extLst>
                         <a:ext uri="{28A0092B-C50C-407E-A947-70E740481C1C}">
                           <a14:useLocalDpi xmlns:a14="http://schemas.microsoft.com/office/drawing/2010/main" val="0"/>
@@ -6527,8 +5499,8 @@
         <w:rPr>
           <w:noProof/>
         </w:rPr>
-        <w:pict w14:anchorId="564E91EA">
-          <v:rect id="_x0000_i1031" alt="" style="width:451.3pt;height:.05pt;mso-width-percent:0;mso-height-percent:0;mso-width-percent:0;mso-height-percent:0" o:hralign="center" o:hrstd="t" o:hr="t"/>
+        <w:pict w14:anchorId="2D9E6A35">
+          <v:rect id="_x0000_i1030" alt="" style="width:451.3pt;height:.05pt;mso-width-percent:0;mso-height-percent:0;mso-width-percent:0;mso-height-percent:0" o:hralign="center" o:hrstd="t" o:hr="t"/>
         </w:pict>
       </w:r>
     </w:p>
@@ -6536,7 +5508,7 @@
       <w:pPr>
         <w:pStyle w:val="Heading2"/>
       </w:pPr>
-      <w:bookmarkStart w:id="39" w:name="_Toc229309740"/>
+      <w:bookmarkStart w:id="39" w:name="_Toc1514776621"/>
       <w:bookmarkStart w:id="40" w:name="model-packaging-reproducibility"/>
       <w:bookmarkEnd w:id="36"/>
       <w:bookmarkEnd w:id="38"/>
@@ -6595,6 +5567,7 @@
           <w:b/>
           <w:bCs/>
         </w:rPr>
+        <w:lastRenderedPageBreak/>
         <w:t>Metrics summary:</w:t>
       </w:r>
       <w:r>
@@ -6752,7 +5725,6 @@
         <w:rPr>
           <w:rStyle w:val="ExtensionTok"/>
         </w:rPr>
-        <w:lastRenderedPageBreak/>
         <w:t>python</w:t>
       </w:r>
       <w:r>
@@ -6794,8 +5766,8 @@
         <w:rPr>
           <w:noProof/>
         </w:rPr>
-        <w:pict w14:anchorId="4E243197">
-          <v:rect id="_x0000_i1030" alt="" style="width:451.3pt;height:.05pt;mso-width-percent:0;mso-height-percent:0;mso-width-percent:0;mso-height-percent:0" o:hralign="center" o:hrstd="t" o:hr="t"/>
+        <w:pict w14:anchorId="41BA1853">
+          <v:rect id="_x0000_i1029" alt="" style="width:451.3pt;height:.05pt;mso-width-percent:0;mso-height-percent:0;mso-width-percent:0;mso-height-percent:0" o:hralign="center" o:hrstd="t" o:hr="t"/>
         </w:pict>
       </w:r>
     </w:p>
@@ -6803,7 +5775,7 @@
       <w:pPr>
         <w:pStyle w:val="Heading2"/>
       </w:pPr>
-      <w:bookmarkStart w:id="41" w:name="_Toc229309741"/>
+      <w:bookmarkStart w:id="41" w:name="_Toc1218509845"/>
       <w:bookmarkStart w:id="42" w:name="cicd-pipeline-automated-testing"/>
       <w:bookmarkEnd w:id="40"/>
       <w:r>
@@ -6815,7 +5787,7 @@
       <w:pPr>
         <w:pStyle w:val="Heading3"/>
       </w:pPr>
-      <w:bookmarkStart w:id="43" w:name="_Toc229309742"/>
+      <w:bookmarkStart w:id="43" w:name="_Toc61093555"/>
       <w:bookmarkStart w:id="44" w:name="tests-17-total"/>
       <w:r>
         <w:t>Tests (17 total)</w:t>
@@ -6880,7 +5852,7 @@
       <w:pPr>
         <w:pStyle w:val="Heading3"/>
       </w:pPr>
-      <w:bookmarkStart w:id="45" w:name="_Toc229309743"/>
+      <w:bookmarkStart w:id="45" w:name="_Toc602717584"/>
       <w:bookmarkStart w:id="46" w:name="github-actions-.githubworkflowsci.yml"/>
       <w:bookmarkEnd w:id="44"/>
       <w:r>
@@ -7204,6 +6176,7 @@
           <w:b/>
           <w:bCs/>
         </w:rPr>
+        <w:lastRenderedPageBreak/>
         <w:t>undeploy</w:t>
       </w:r>
       <w:r>
@@ -7232,7 +6205,7 @@
       <w:pPr>
         <w:pStyle w:val="Heading3"/>
       </w:pPr>
-      <w:bookmarkStart w:id="47" w:name="_Toc229309744"/>
+      <w:bookmarkStart w:id="47" w:name="_Toc321146838"/>
       <w:bookmarkStart w:id="48" w:name="manual-triggers"/>
       <w:bookmarkEnd w:id="46"/>
       <w:r>
@@ -7243,14 +6216,22 @@
     <w:tbl>
       <w:tblPr>
         <w:tblStyle w:val="Table"/>
-        <w:tblW w:w="5000" w:type="pct"/>
+        <w:tblW w:w="9360" w:type="dxa"/>
+        <w:tblBorders>
+          <w:top w:val="single" w:sz="12" w:space="0" w:color="000000" w:themeColor="text1"/>
+          <w:left w:val="single" w:sz="12" w:space="0" w:color="000000" w:themeColor="text1"/>
+          <w:bottom w:val="single" w:sz="12" w:space="0" w:color="000000" w:themeColor="text1"/>
+          <w:right w:val="single" w:sz="12" w:space="0" w:color="000000" w:themeColor="text1"/>
+          <w:insideH w:val="single" w:sz="12" w:space="0" w:color="000000" w:themeColor="text1"/>
+          <w:insideV w:val="single" w:sz="12" w:space="0" w:color="000000" w:themeColor="text1"/>
+        </w:tblBorders>
         <w:tblLayout w:type="fixed"/>
         <w:tblLook w:val="0020" w:firstRow="1" w:lastRow="0" w:firstColumn="0" w:lastColumn="0" w:noHBand="0" w:noVBand="0"/>
       </w:tblPr>
       <w:tblGrid>
-        <w:gridCol w:w="1773"/>
-        <w:gridCol w:w="2069"/>
-        <w:gridCol w:w="5518"/>
+        <w:gridCol w:w="2278"/>
+        <w:gridCol w:w="2079"/>
+        <w:gridCol w:w="5003"/>
       </w:tblGrid>
       <w:tr>
         <w:trPr>
@@ -7259,7 +6240,7 @@
         </w:trPr>
         <w:tc>
           <w:tcPr>
-            <w:tcW w:w="1500" w:type="dxa"/>
+            <w:tcW w:w="2278" w:type="dxa"/>
           </w:tcPr>
           <w:p>
             <w:pPr>
@@ -7272,7 +6253,7 @@
         </w:tc>
         <w:tc>
           <w:tcPr>
-            <w:tcW w:w="1750" w:type="dxa"/>
+            <w:tcW w:w="2079" w:type="dxa"/>
           </w:tcPr>
           <w:p>
             <w:pPr>
@@ -7285,7 +6266,7 @@
         </w:tc>
         <w:tc>
           <w:tcPr>
-            <w:tcW w:w="4668" w:type="dxa"/>
+            <w:tcW w:w="5003" w:type="dxa"/>
           </w:tcPr>
           <w:p>
             <w:pPr>
@@ -7300,7 +6281,7 @@
       <w:tr>
         <w:tc>
           <w:tcPr>
-            <w:tcW w:w="1500" w:type="dxa"/>
+            <w:tcW w:w="2278" w:type="dxa"/>
           </w:tcPr>
           <w:p>
             <w:pPr>
@@ -7316,7 +6297,7 @@
         </w:tc>
         <w:tc>
           <w:tcPr>
-            <w:tcW w:w="1750" w:type="dxa"/>
+            <w:tcW w:w="2079" w:type="dxa"/>
           </w:tcPr>
           <w:p>
             <w:pPr>
@@ -7341,7 +6322,7 @@
         </w:tc>
         <w:tc>
           <w:tcPr>
-            <w:tcW w:w="4668" w:type="dxa"/>
+            <w:tcW w:w="5003" w:type="dxa"/>
           </w:tcPr>
           <w:p>
             <w:pPr>
@@ -7356,7 +6337,7 @@
       <w:tr>
         <w:tc>
           <w:tcPr>
-            <w:tcW w:w="1500" w:type="dxa"/>
+            <w:tcW w:w="2278" w:type="dxa"/>
           </w:tcPr>
           <w:p>
             <w:pPr>
@@ -7366,14 +6347,13 @@
               <w:rPr>
                 <w:rStyle w:val="VerbatimChar"/>
               </w:rPr>
-              <w:lastRenderedPageBreak/>
               <w:t>skip_cd</w:t>
             </w:r>
           </w:p>
         </w:tc>
         <w:tc>
           <w:tcPr>
-            <w:tcW w:w="1750" w:type="dxa"/>
+            <w:tcW w:w="2079" w:type="dxa"/>
           </w:tcPr>
           <w:p>
             <w:pPr>
@@ -7398,7 +6378,7 @@
         </w:tc>
         <w:tc>
           <w:tcPr>
-            <w:tcW w:w="4668" w:type="dxa"/>
+            <w:tcW w:w="5003" w:type="dxa"/>
           </w:tcPr>
           <w:p>
             <w:pPr>
@@ -7422,7 +6402,7 @@
       <w:tr>
         <w:tc>
           <w:tcPr>
-            <w:tcW w:w="1500" w:type="dxa"/>
+            <w:tcW w:w="2278" w:type="dxa"/>
           </w:tcPr>
           <w:p>
             <w:pPr>
@@ -7438,7 +6418,7 @@
         </w:tc>
         <w:tc>
           <w:tcPr>
-            <w:tcW w:w="1750" w:type="dxa"/>
+            <w:tcW w:w="2079" w:type="dxa"/>
           </w:tcPr>
           <w:p>
             <w:pPr>
@@ -7463,7 +6443,7 @@
         </w:tc>
         <w:tc>
           <w:tcPr>
-            <w:tcW w:w="4668" w:type="dxa"/>
+            <w:tcW w:w="5003" w:type="dxa"/>
           </w:tcPr>
           <w:p>
             <w:pPr>
@@ -7488,8 +6468,11 @@
     <w:p>
       <w:pPr>
         <w:pStyle w:val="Heading3"/>
-      </w:pPr>
-      <w:bookmarkStart w:id="49" w:name="_Toc229309745"/>
+        <w:rPr>
+          <w:rStyle w:val="VerbatimChar"/>
+        </w:rPr>
+      </w:pPr>
+      <w:bookmarkStart w:id="49" w:name="_Toc1568878946"/>
       <w:bookmarkStart w:id="50" w:name="local-execution-with-act"/>
       <w:bookmarkEnd w:id="48"/>
       <w:r>
@@ -7709,7 +6692,7 @@
       <w:pPr>
         <w:pStyle w:val="Heading3"/>
       </w:pPr>
-      <w:bookmarkStart w:id="51" w:name="_Toc229309746"/>
+      <w:bookmarkStart w:id="51" w:name="_Toc2144017405"/>
       <w:bookmarkStart w:id="52" w:name="cicd-workflow-screenshots"/>
       <w:bookmarkEnd w:id="50"/>
       <w:r>
@@ -7717,783 +6700,20 @@
       </w:r>
       <w:bookmarkEnd w:id="51"/>
     </w:p>
-    <w:tbl>
-      <w:tblPr>
-        <w:tblStyle w:val="Table"/>
-        <w:tblW w:w="0" w:type="auto"/>
-        <w:jc w:val="center"/>
-        <w:tblLook w:val="0600" w:firstRow="0" w:lastRow="0" w:firstColumn="0" w:lastColumn="0" w:noHBand="1" w:noVBand="1"/>
-      </w:tblPr>
-      <w:tblGrid>
-        <w:gridCol w:w="3562"/>
-      </w:tblGrid>
-      <w:tr>
-        <w:trPr>
-          <w:jc w:val="center"/>
-        </w:trPr>
-        <w:tc>
-          <w:tcPr>
-            <w:tcW w:w="0" w:type="auto"/>
-          </w:tcPr>
-          <w:p>
-            <w:pPr>
-              <w:pStyle w:val="Compact"/>
-              <w:jc w:val="center"/>
-            </w:pPr>
-            <w:r>
-              <w:t>GitHub Actions — CI job passing</w:t>
-            </w:r>
-          </w:p>
-        </w:tc>
-      </w:tr>
-    </w:tbl>
-    <w:p>
-      <w:pPr>
-        <w:pStyle w:val="ImageCaption"/>
-      </w:pPr>
-      <w:r>
-        <w:t>GitHub Actions — CI job passing</w:t>
-      </w:r>
-    </w:p>
-    <w:tbl>
-      <w:tblPr>
-        <w:tblStyle w:val="Table"/>
-        <w:tblW w:w="0" w:type="auto"/>
-        <w:jc w:val="center"/>
-        <w:tblLook w:val="0600" w:firstRow="0" w:lastRow="0" w:firstColumn="0" w:lastColumn="0" w:noHBand="1" w:noVBand="1"/>
-      </w:tblPr>
-      <w:tblGrid>
-        <w:gridCol w:w="5537"/>
-      </w:tblGrid>
-      <w:tr>
-        <w:trPr>
-          <w:jc w:val="center"/>
-        </w:trPr>
-        <w:tc>
-          <w:tcPr>
-            <w:tcW w:w="0" w:type="auto"/>
-          </w:tcPr>
-          <w:p>
-            <w:pPr>
-              <w:pStyle w:val="Compact"/>
-              <w:jc w:val="center"/>
-            </w:pPr>
-            <w:r>
-              <w:t>GitHub Actions — CD job with container smoke test</w:t>
-            </w:r>
-          </w:p>
-        </w:tc>
-      </w:tr>
-    </w:tbl>
-    <w:p>
-      <w:pPr>
-        <w:pStyle w:val="ImageCaption"/>
-      </w:pPr>
-      <w:r>
-        <w:t>GitHub Actions — CD job with container smoke test</w:t>
-      </w:r>
-    </w:p>
-    <w:p>
+    <w:p>
+      <w:pPr>
+        <w:pStyle w:val="BodyText"/>
+        <w:ind w:left="720"/>
+      </w:pPr>
       <w:r>
         <w:rPr>
           <w:noProof/>
         </w:rPr>
-        <w:pict w14:anchorId="084C40E7">
-          <v:rect id="_x0000_i1029" alt="" style="width:451.3pt;height:.05pt;mso-width-percent:0;mso-height-percent:0;mso-width-percent:0;mso-height-percent:0" o:hralign="center" o:hrstd="t" o:hr="t"/>
-        </w:pict>
-      </w:r>
-    </w:p>
-    <w:p>
-      <w:pPr>
-        <w:pStyle w:val="Heading2"/>
-      </w:pPr>
-      <w:bookmarkStart w:id="53" w:name="_Toc229309747"/>
-      <w:bookmarkStart w:id="54" w:name="containerization"/>
-      <w:bookmarkEnd w:id="42"/>
-      <w:bookmarkEnd w:id="52"/>
-      <w:r>
-        <w:t>8. Containerization</w:t>
-      </w:r>
-      <w:bookmarkEnd w:id="53"/>
-    </w:p>
-    <w:p>
-      <w:pPr>
-        <w:pStyle w:val="FirstParagraph"/>
-      </w:pPr>
-      <w:r>
-        <w:rPr>
-          <w:rStyle w:val="VerbatimChar"/>
-        </w:rPr>
-        <w:t>src/serving/app.py</w:t>
-      </w:r>
-      <w:r>
-        <w:t xml:space="preserve"> (FastAPI) exposes:</w:t>
-      </w:r>
-    </w:p>
-    <w:tbl>
-      <w:tblPr>
-        <w:tblStyle w:val="Table"/>
-        <w:tblW w:w="0" w:type="auto"/>
-        <w:tblLook w:val="0020" w:firstRow="1" w:lastRow="0" w:firstColumn="0" w:lastColumn="0" w:noHBand="0" w:noVBand="0"/>
-      </w:tblPr>
-      <w:tblGrid>
-        <w:gridCol w:w="1009"/>
-        <w:gridCol w:w="1184"/>
-        <w:gridCol w:w="4750"/>
-      </w:tblGrid>
-      <w:tr>
-        <w:trPr>
-          <w:cnfStyle w:val="100000000000" w:firstRow="1" w:lastRow="0" w:firstColumn="0" w:lastColumn="0" w:oddVBand="0" w:evenVBand="0" w:oddHBand="0" w:evenHBand="0" w:firstRowFirstColumn="0" w:firstRowLastColumn="0" w:lastRowFirstColumn="0" w:lastRowLastColumn="0"/>
-          <w:tblHeader/>
-        </w:trPr>
-        <w:tc>
-          <w:tcPr>
-            <w:tcW w:w="0" w:type="auto"/>
-          </w:tcPr>
-          <w:p>
-            <w:pPr>
-              <w:pStyle w:val="Compact"/>
-            </w:pPr>
-            <w:r>
-              <w:t>Method</w:t>
-            </w:r>
-          </w:p>
-        </w:tc>
-        <w:tc>
-          <w:tcPr>
-            <w:tcW w:w="0" w:type="auto"/>
-          </w:tcPr>
-          <w:p>
-            <w:pPr>
-              <w:pStyle w:val="Compact"/>
-            </w:pPr>
-            <w:r>
-              <w:t>Path</w:t>
-            </w:r>
-          </w:p>
-        </w:tc>
-        <w:tc>
-          <w:tcPr>
-            <w:tcW w:w="0" w:type="auto"/>
-          </w:tcPr>
-          <w:p>
-            <w:pPr>
-              <w:pStyle w:val="Compact"/>
-            </w:pPr>
-            <w:r>
-              <w:t>Purpose</w:t>
-            </w:r>
-          </w:p>
-        </w:tc>
-      </w:tr>
-      <w:tr>
-        <w:tc>
-          <w:tcPr>
-            <w:tcW w:w="0" w:type="auto"/>
-          </w:tcPr>
-          <w:p>
-            <w:pPr>
-              <w:pStyle w:val="Compact"/>
-            </w:pPr>
-            <w:r>
-              <w:t>GET</w:t>
-            </w:r>
-          </w:p>
-        </w:tc>
-        <w:tc>
-          <w:tcPr>
-            <w:tcW w:w="0" w:type="auto"/>
-          </w:tcPr>
-          <w:p>
-            <w:pPr>
-              <w:pStyle w:val="Compact"/>
-            </w:pPr>
-            <w:r>
-              <w:rPr>
-                <w:rStyle w:val="VerbatimChar"/>
-              </w:rPr>
-              <w:t>/</w:t>
-            </w:r>
-          </w:p>
-        </w:tc>
-        <w:tc>
-          <w:tcPr>
-            <w:tcW w:w="0" w:type="auto"/>
-          </w:tcPr>
-          <w:p>
-            <w:pPr>
-              <w:pStyle w:val="Compact"/>
-            </w:pPr>
-            <w:r>
-              <w:t>Liveness</w:t>
-            </w:r>
-          </w:p>
-        </w:tc>
-      </w:tr>
-      <w:tr>
-        <w:tc>
-          <w:tcPr>
-            <w:tcW w:w="0" w:type="auto"/>
-          </w:tcPr>
-          <w:p>
-            <w:pPr>
-              <w:pStyle w:val="Compact"/>
-            </w:pPr>
-            <w:r>
-              <w:t>GET</w:t>
-            </w:r>
-          </w:p>
-        </w:tc>
-        <w:tc>
-          <w:tcPr>
-            <w:tcW w:w="0" w:type="auto"/>
-          </w:tcPr>
-          <w:p>
-            <w:pPr>
-              <w:pStyle w:val="Compact"/>
-            </w:pPr>
-            <w:r>
-              <w:rPr>
-                <w:rStyle w:val="VerbatimChar"/>
-              </w:rPr>
-              <w:t>/health</w:t>
-            </w:r>
-          </w:p>
-        </w:tc>
-        <w:tc>
-          <w:tcPr>
-            <w:tcW w:w="0" w:type="auto"/>
-          </w:tcPr>
-          <w:p>
-            <w:pPr>
-              <w:pStyle w:val="Compact"/>
-            </w:pPr>
-            <w:r>
-              <w:t>Readiness probe</w:t>
-            </w:r>
-          </w:p>
-        </w:tc>
-      </w:tr>
-      <w:tr>
-        <w:tc>
-          <w:tcPr>
-            <w:tcW w:w="0" w:type="auto"/>
-          </w:tcPr>
-          <w:p>
-            <w:pPr>
-              <w:pStyle w:val="Compact"/>
-            </w:pPr>
-            <w:r>
-              <w:t>POST</w:t>
-            </w:r>
-          </w:p>
-        </w:tc>
-        <w:tc>
-          <w:tcPr>
-            <w:tcW w:w="0" w:type="auto"/>
-          </w:tcPr>
-          <w:p>
-            <w:pPr>
-              <w:pStyle w:val="Compact"/>
-            </w:pPr>
-            <w:r>
-              <w:rPr>
-                <w:rStyle w:val="VerbatimChar"/>
-              </w:rPr>
-              <w:t>/predict</w:t>
-            </w:r>
-          </w:p>
-        </w:tc>
-        <w:tc>
-          <w:tcPr>
-            <w:tcW w:w="0" w:type="auto"/>
-          </w:tcPr>
-          <w:p>
-            <w:pPr>
-              <w:pStyle w:val="Compact"/>
-            </w:pPr>
-            <w:r>
-              <w:t>Prediction (JSON in/out, Pydantic-validated)</w:t>
-            </w:r>
-          </w:p>
-        </w:tc>
-      </w:tr>
-      <w:tr>
-        <w:tc>
-          <w:tcPr>
-            <w:tcW w:w="0" w:type="auto"/>
-          </w:tcPr>
-          <w:p>
-            <w:pPr>
-              <w:pStyle w:val="Compact"/>
-            </w:pPr>
-            <w:r>
-              <w:t>GET</w:t>
-            </w:r>
-          </w:p>
-        </w:tc>
-        <w:tc>
-          <w:tcPr>
-            <w:tcW w:w="0" w:type="auto"/>
-          </w:tcPr>
-          <w:p>
-            <w:pPr>
-              <w:pStyle w:val="Compact"/>
-            </w:pPr>
-            <w:r>
-              <w:rPr>
-                <w:rStyle w:val="VerbatimChar"/>
-              </w:rPr>
-              <w:t>/metrics</w:t>
-            </w:r>
-          </w:p>
-        </w:tc>
-        <w:tc>
-          <w:tcPr>
-            <w:tcW w:w="0" w:type="auto"/>
-          </w:tcPr>
-          <w:p>
-            <w:pPr>
-              <w:pStyle w:val="Compact"/>
-            </w:pPr>
-            <w:r>
-              <w:t>Prometheus metrics</w:t>
-            </w:r>
-          </w:p>
-        </w:tc>
-      </w:tr>
-      <w:tr>
-        <w:tc>
-          <w:tcPr>
-            <w:tcW w:w="0" w:type="auto"/>
-          </w:tcPr>
-          <w:p>
-            <w:pPr>
-              <w:pStyle w:val="Compact"/>
-            </w:pPr>
-            <w:r>
-              <w:t>GET</w:t>
-            </w:r>
-          </w:p>
-        </w:tc>
-        <w:tc>
-          <w:tcPr>
-            <w:tcW w:w="0" w:type="auto"/>
-          </w:tcPr>
-          <w:p>
-            <w:pPr>
-              <w:pStyle w:val="Compact"/>
-            </w:pPr>
-            <w:r>
-              <w:rPr>
-                <w:rStyle w:val="VerbatimChar"/>
-              </w:rPr>
-              <w:t>/docs</w:t>
-            </w:r>
-          </w:p>
-        </w:tc>
-        <w:tc>
-          <w:tcPr>
-            <w:tcW w:w="0" w:type="auto"/>
-          </w:tcPr>
-          <w:p>
-            <w:pPr>
-              <w:pStyle w:val="Compact"/>
-            </w:pPr>
-            <w:r>
-              <w:t>Swagger UI</w:t>
-            </w:r>
-          </w:p>
-        </w:tc>
-      </w:tr>
-    </w:tbl>
-    <w:p>
-      <w:pPr>
-        <w:pStyle w:val="BodyText"/>
-      </w:pPr>
-      <w:r>
-        <w:rPr>
-          <w:rStyle w:val="VerbatimChar"/>
-        </w:rPr>
-        <w:t>Dockerfile</w:t>
-      </w:r>
-      <w:r>
-        <w:t xml:space="preserve"> is a two-stage build on </w:t>
-      </w:r>
-      <w:r>
-        <w:rPr>
-          <w:rStyle w:val="VerbatimChar"/>
-        </w:rPr>
-        <w:t>python:3.12-slim</w:t>
-      </w:r>
-      <w:r>
-        <w:t xml:space="preserve">: dependencies in stage 1, runtime image in stage 2 with non-root </w:t>
-      </w:r>
-      <w:r>
-        <w:rPr>
-          <w:rStyle w:val="VerbatimChar"/>
-        </w:rPr>
-        <w:t>appuser</w:t>
-      </w:r>
-      <w:r>
-        <w:t xml:space="preserve">, </w:t>
-      </w:r>
-      <w:r>
-        <w:rPr>
-          <w:rStyle w:val="VerbatimChar"/>
-        </w:rPr>
-        <w:t>HEALTHCHECK</w:t>
-      </w:r>
-      <w:r>
-        <w:t>, and port 8080 exposed.</w:t>
-      </w:r>
-    </w:p>
-    <w:p>
-      <w:pPr>
-        <w:pStyle w:val="SourceCode"/>
-      </w:pPr>
-      <w:r>
-        <w:rPr>
-          <w:rStyle w:val="ExtensionTok"/>
-        </w:rPr>
-        <w:lastRenderedPageBreak/>
-        <w:t>docker</w:t>
-      </w:r>
-      <w:r>
-        <w:rPr>
-          <w:rStyle w:val="NormalTok"/>
-        </w:rPr>
-        <w:t xml:space="preserve"> build </w:t>
-      </w:r>
-      <w:r>
-        <w:rPr>
-          <w:rStyle w:val="AttributeTok"/>
-        </w:rPr>
-        <w:t>-t</w:t>
-      </w:r>
-      <w:r>
-        <w:rPr>
-          <w:rStyle w:val="NormalTok"/>
-        </w:rPr>
-        <w:t xml:space="preserve"> heart-disease-api .</w:t>
-      </w:r>
-      <w:r>
-        <w:br/>
-      </w:r>
-      <w:r>
-        <w:rPr>
-          <w:rStyle w:val="ExtensionTok"/>
-        </w:rPr>
-        <w:t>docker</w:t>
-      </w:r>
-      <w:r>
-        <w:rPr>
-          <w:rStyle w:val="NormalTok"/>
-        </w:rPr>
-        <w:t xml:space="preserve"> run </w:t>
-      </w:r>
-      <w:r>
-        <w:rPr>
-          <w:rStyle w:val="AttributeTok"/>
-        </w:rPr>
-        <w:t>-p</w:t>
-      </w:r>
-      <w:r>
-        <w:rPr>
-          <w:rStyle w:val="NormalTok"/>
-        </w:rPr>
-        <w:t xml:space="preserve"> 8080:8080 heart-disease-api</w:t>
-      </w:r>
-      <w:r>
-        <w:br/>
-      </w:r>
-      <w:r>
-        <w:rPr>
-          <w:rStyle w:val="ExtensionTok"/>
-        </w:rPr>
-        <w:t>curl</w:t>
-      </w:r>
-      <w:r>
-        <w:rPr>
-          <w:rStyle w:val="NormalTok"/>
-        </w:rPr>
-        <w:t xml:space="preserve"> </w:t>
-      </w:r>
-      <w:r>
-        <w:rPr>
-          <w:rStyle w:val="AttributeTok"/>
-        </w:rPr>
-        <w:t>-X</w:t>
-      </w:r>
-      <w:r>
-        <w:rPr>
-          <w:rStyle w:val="NormalTok"/>
-        </w:rPr>
-        <w:t xml:space="preserve"> POST http://localhost:8080/predict </w:t>
-      </w:r>
-      <w:r>
-        <w:rPr>
-          <w:rStyle w:val="DataTypeTok"/>
-        </w:rPr>
-        <w:t>\</w:t>
-      </w:r>
-      <w:r>
-        <w:br/>
-      </w:r>
-      <w:r>
-        <w:rPr>
-          <w:rStyle w:val="NormalTok"/>
-        </w:rPr>
-        <w:t xml:space="preserve">  </w:t>
-      </w:r>
-      <w:r>
-        <w:rPr>
-          <w:rStyle w:val="AttributeTok"/>
-        </w:rPr>
-        <w:t>-H</w:t>
-      </w:r>
-      <w:r>
-        <w:rPr>
-          <w:rStyle w:val="NormalTok"/>
-        </w:rPr>
-        <w:t xml:space="preserve"> </w:t>
-      </w:r>
-      <w:r>
-        <w:rPr>
-          <w:rStyle w:val="StringTok"/>
-        </w:rPr>
-        <w:t>"Content-Type: application/json"</w:t>
-      </w:r>
-      <w:r>
-        <w:rPr>
-          <w:rStyle w:val="NormalTok"/>
-        </w:rPr>
-        <w:t xml:space="preserve"> </w:t>
-      </w:r>
-      <w:r>
-        <w:rPr>
-          <w:rStyle w:val="DataTypeTok"/>
-        </w:rPr>
-        <w:t>\</w:t>
-      </w:r>
-      <w:r>
-        <w:br/>
-      </w:r>
-      <w:r>
-        <w:rPr>
-          <w:rStyle w:val="NormalTok"/>
-        </w:rPr>
-        <w:t xml:space="preserve">  </w:t>
-      </w:r>
-      <w:r>
-        <w:rPr>
-          <w:rStyle w:val="AttributeTok"/>
-        </w:rPr>
-        <w:t>-d</w:t>
-      </w:r>
-      <w:r>
-        <w:rPr>
-          <w:rStyle w:val="NormalTok"/>
-        </w:rPr>
-        <w:t xml:space="preserve"> </w:t>
-      </w:r>
-      <w:r>
-        <w:rPr>
-          <w:rStyle w:val="StringTok"/>
-        </w:rPr>
-        <w:t>'{"age":63,"sex":1,"cp":3,"trestbps":145,"chol":233,"fbs":1,"restecg":0,"thalach":150,"exang":0,"oldpeak":2.3,"slope":0,"ca":0,"thal":6}'</w:t>
-      </w:r>
-    </w:p>
-    <w:p>
-      <w:pPr>
-        <w:pStyle w:val="FirstParagraph"/>
-      </w:pPr>
-      <w:r>
-        <w:rPr>
-          <w:b/>
-          <w:bCs/>
-        </w:rPr>
-        <w:t>Sample prediction response:</w:t>
-      </w:r>
-    </w:p>
-    <w:p>
-      <w:pPr>
-        <w:pStyle w:val="SourceCode"/>
-      </w:pPr>
-      <w:r>
-        <w:rPr>
-          <w:rStyle w:val="FunctionTok"/>
-        </w:rPr>
-        <w:t>{</w:t>
-      </w:r>
-      <w:r>
-        <w:br/>
-      </w:r>
-      <w:r>
-        <w:rPr>
-          <w:rStyle w:val="NormalTok"/>
-        </w:rPr>
-        <w:t xml:space="preserve">  </w:t>
-      </w:r>
-      <w:r>
-        <w:rPr>
-          <w:rStyle w:val="DataTypeTok"/>
-        </w:rPr>
-        <w:t>"prediction"</w:t>
-      </w:r>
-      <w:r>
-        <w:rPr>
-          <w:rStyle w:val="FunctionTok"/>
-        </w:rPr>
-        <w:t>:</w:t>
-      </w:r>
-      <w:r>
-        <w:rPr>
-          <w:rStyle w:val="NormalTok"/>
-        </w:rPr>
-        <w:t xml:space="preserve"> </w:t>
-      </w:r>
-      <w:r>
-        <w:rPr>
-          <w:rStyle w:val="DecValTok"/>
-        </w:rPr>
-        <w:t>1</w:t>
-      </w:r>
-      <w:r>
-        <w:rPr>
-          <w:rStyle w:val="FunctionTok"/>
-        </w:rPr>
-        <w:t>,</w:t>
-      </w:r>
-      <w:r>
-        <w:br/>
-      </w:r>
-      <w:r>
-        <w:rPr>
-          <w:rStyle w:val="NormalTok"/>
-        </w:rPr>
-        <w:t xml:space="preserve">  </w:t>
-      </w:r>
-      <w:r>
-        <w:rPr>
-          <w:rStyle w:val="DataTypeTok"/>
-        </w:rPr>
-        <w:t>"confidence"</w:t>
-      </w:r>
-      <w:r>
-        <w:rPr>
-          <w:rStyle w:val="FunctionTok"/>
-        </w:rPr>
-        <w:t>:</w:t>
-      </w:r>
-      <w:r>
-        <w:rPr>
-          <w:rStyle w:val="NormalTok"/>
-        </w:rPr>
-        <w:t xml:space="preserve"> </w:t>
-      </w:r>
-      <w:r>
-        <w:rPr>
-          <w:rStyle w:val="FloatTok"/>
-        </w:rPr>
-        <w:t>0.8421</w:t>
-      </w:r>
-      <w:r>
-        <w:rPr>
-          <w:rStyle w:val="FunctionTok"/>
-        </w:rPr>
-        <w:t>,</w:t>
-      </w:r>
-      <w:r>
-        <w:br/>
-      </w:r>
-      <w:r>
-        <w:rPr>
-          <w:rStyle w:val="NormalTok"/>
-        </w:rPr>
-        <w:t xml:space="preserve">  </w:t>
-      </w:r>
-      <w:r>
-        <w:rPr>
-          <w:rStyle w:val="DataTypeTok"/>
-        </w:rPr>
-        <w:t>"disease_probability"</w:t>
-      </w:r>
-      <w:r>
-        <w:rPr>
-          <w:rStyle w:val="FunctionTok"/>
-        </w:rPr>
-        <w:t>:</w:t>
-      </w:r>
-      <w:r>
-        <w:rPr>
-          <w:rStyle w:val="NormalTok"/>
-        </w:rPr>
-        <w:t xml:space="preserve"> </w:t>
-      </w:r>
-      <w:r>
-        <w:rPr>
-          <w:rStyle w:val="FloatTok"/>
-        </w:rPr>
-        <w:t>0.8421</w:t>
-      </w:r>
-      <w:r>
-        <w:br/>
-      </w:r>
-      <w:r>
-        <w:rPr>
-          <w:rStyle w:val="FunctionTok"/>
-        </w:rPr>
-        <w:t>}</w:t>
-      </w:r>
-    </w:p>
-    <w:p>
-      <w:pPr>
-        <w:pStyle w:val="FirstParagraph"/>
-      </w:pPr>
-      <w:r>
-        <w:t xml:space="preserve">The </w:t>
-      </w:r>
-      <w:r>
-        <w:rPr>
-          <w:rStyle w:val="VerbatimChar"/>
-        </w:rPr>
-        <w:t>/predict</w:t>
-      </w:r>
-      <w:r>
-        <w:t xml:space="preserve"> endpoint accepts JSON input matching the 13 features, validates via Pydantic, and returns the prediction (0/1), confidence, and disease probability.</w:t>
-      </w:r>
-    </w:p>
-    <w:p>
-      <w:pPr>
-        <w:rPr>
-          <w:b/>
-          <w:bCs/>
-          <w:u w:val="single"/>
-        </w:rPr>
-      </w:pPr>
-      <w:r>
-        <w:rPr>
-          <w:b/>
-          <w:bCs/>
-          <w:u w:val="single"/>
-        </w:rPr>
-        <w:t>Screenshots:</w:t>
-      </w:r>
-    </w:p>
-    <w:p>
-      <w:pPr>
-        <w:ind w:left="720"/>
-      </w:pPr>
-      <w:r>
-        <w:rPr>
-          <w:noProof/>
-        </w:rPr>
         <w:drawing>
-          <wp:inline distT="0" distB="0" distL="0" distR="0" wp14:anchorId="4792DECC" wp14:editId="63379DA9">
-            <wp:extent cx="5943600" cy="2425148"/>
-            <wp:effectExtent l="0" t="0" r="0" b="635"/>
-            <wp:docPr id="223372012" name="Picture 9"/>
+          <wp:inline distT="0" distB="0" distL="0" distR="0" wp14:anchorId="1C540EC7" wp14:editId="6F2329FB">
+            <wp:extent cx="5943600" cy="1150620"/>
+            <wp:effectExtent l="0" t="0" r="0" b="5080"/>
+            <wp:docPr id="2046000146" name="Picture 22"/>
             <wp:cNvGraphicFramePr>
               <a:graphicFrameLocks xmlns:a="http://schemas.openxmlformats.org/drawingml/2006/main" noChangeAspect="1"/>
             </wp:cNvGraphicFramePr>
@@ -8501,11 +6721,11 @@
               <a:graphicData uri="http://schemas.openxmlformats.org/drawingml/2006/picture">
                 <pic:pic xmlns:pic="http://schemas.openxmlformats.org/drawingml/2006/picture">
                   <pic:nvPicPr>
-                    <pic:cNvPr id="223372012" name="Picture 223372012"/>
+                    <pic:cNvPr id="2046000146" name="Picture 2046000146"/>
                     <pic:cNvPicPr/>
                   </pic:nvPicPr>
                   <pic:blipFill>
-                    <a:blip r:embed="rId19" cstate="print">
+                    <a:blip r:embed="rId21" cstate="print">
                       <a:extLst>
                         <a:ext uri="{28A0092B-C50C-407E-A947-70E740481C1C}">
                           <a14:useLocalDpi xmlns:a14="http://schemas.microsoft.com/office/drawing/2010/main" val="0"/>
@@ -8519,7 +6739,7 @@
                   <pic:spPr>
                     <a:xfrm>
                       <a:off x="0" y="0"/>
-                      <a:ext cx="5965768" cy="2434193"/>
+                      <a:ext cx="5943600" cy="1150620"/>
                     </a:xfrm>
                     <a:prstGeom prst="rect">
                       <a:avLst/>
@@ -8531,6 +6751,810 @@
           </wp:inline>
         </w:drawing>
       </w:r>
+    </w:p>
+    <w:p>
+      <w:pPr>
+        <w:ind w:left="720"/>
+      </w:pPr>
+      <w:r>
+        <w:rPr>
+          <w:noProof/>
+        </w:rPr>
+        <w:lastRenderedPageBreak/>
+        <w:drawing>
+          <wp:inline distT="0" distB="0" distL="0" distR="0" wp14:anchorId="4FCA984E" wp14:editId="28CDCA47">
+            <wp:extent cx="5955778" cy="2256183"/>
+            <wp:effectExtent l="0" t="0" r="0" b="0"/>
+            <wp:docPr id="680725161" name="Picture 21"/>
+            <wp:cNvGraphicFramePr>
+              <a:graphicFrameLocks xmlns:a="http://schemas.openxmlformats.org/drawingml/2006/main" noChangeAspect="1"/>
+            </wp:cNvGraphicFramePr>
+            <a:graphic xmlns:a="http://schemas.openxmlformats.org/drawingml/2006/main">
+              <a:graphicData uri="http://schemas.openxmlformats.org/drawingml/2006/picture">
+                <pic:pic xmlns:pic="http://schemas.openxmlformats.org/drawingml/2006/picture">
+                  <pic:nvPicPr>
+                    <pic:cNvPr id="680725161" name="Picture 680725161"/>
+                    <pic:cNvPicPr/>
+                  </pic:nvPicPr>
+                  <pic:blipFill>
+                    <a:blip r:embed="rId22" cstate="print">
+                      <a:extLst>
+                        <a:ext uri="{28A0092B-C50C-407E-A947-70E740481C1C}">
+                          <a14:useLocalDpi xmlns:a14="http://schemas.microsoft.com/office/drawing/2010/main"/>
+                        </a:ext>
+                      </a:extLst>
+                    </a:blip>
+                    <a:stretch>
+                      <a:fillRect/>
+                    </a:stretch>
+                  </pic:blipFill>
+                  <pic:spPr>
+                    <a:xfrm>
+                      <a:off x="0" y="0"/>
+                      <a:ext cx="5955778" cy="2256183"/>
+                    </a:xfrm>
+                    <a:prstGeom prst="rect">
+                      <a:avLst/>
+                    </a:prstGeom>
+                  </pic:spPr>
+                </pic:pic>
+              </a:graphicData>
+            </a:graphic>
+          </wp:inline>
+        </w:drawing>
+      </w:r>
+    </w:p>
+    <w:p>
+      <w:r>
+        <w:rPr>
+          <w:noProof/>
+        </w:rPr>
+        <w:pict w14:anchorId="07B107DA">
+          <v:rect id="_x0000_i1028" alt="" style="width:451.3pt;height:.05pt;mso-width-percent:0;mso-height-percent:0;mso-width-percent:0;mso-height-percent:0" o:hralign="center" o:hrstd="t" o:hr="t"/>
+        </w:pict>
+      </w:r>
+    </w:p>
+    <w:p>
+      <w:pPr>
+        <w:pStyle w:val="Heading2"/>
+      </w:pPr>
+      <w:bookmarkStart w:id="53" w:name="_Toc748760353"/>
+      <w:bookmarkStart w:id="54" w:name="containerization"/>
+      <w:bookmarkEnd w:id="42"/>
+      <w:bookmarkEnd w:id="52"/>
+      <w:r>
+        <w:t>8. Containerization</w:t>
+      </w:r>
+      <w:bookmarkEnd w:id="53"/>
+    </w:p>
+    <w:p>
+      <w:pPr>
+        <w:pStyle w:val="FirstParagraph"/>
+      </w:pPr>
+      <w:r>
+        <w:rPr>
+          <w:rStyle w:val="VerbatimChar"/>
+        </w:rPr>
+        <w:t>src/serving/app.py</w:t>
+      </w:r>
+      <w:r>
+        <w:t xml:space="preserve"> (FastAPI) exposes:</w:t>
+      </w:r>
+    </w:p>
+    <w:tbl>
+      <w:tblPr>
+        <w:tblStyle w:val="Table"/>
+        <w:tblW w:w="8657" w:type="dxa"/>
+        <w:tblBorders>
+          <w:top w:val="single" w:sz="12" w:space="0" w:color="000000" w:themeColor="text1"/>
+          <w:left w:val="single" w:sz="12" w:space="0" w:color="000000" w:themeColor="text1"/>
+          <w:bottom w:val="single" w:sz="12" w:space="0" w:color="000000" w:themeColor="text1"/>
+          <w:right w:val="single" w:sz="12" w:space="0" w:color="000000" w:themeColor="text1"/>
+          <w:insideH w:val="single" w:sz="12" w:space="0" w:color="000000" w:themeColor="text1"/>
+          <w:insideV w:val="single" w:sz="12" w:space="0" w:color="000000" w:themeColor="text1"/>
+        </w:tblBorders>
+        <w:tblLook w:val="0020" w:firstRow="1" w:lastRow="0" w:firstColumn="0" w:lastColumn="0" w:noHBand="0" w:noVBand="0"/>
+      </w:tblPr>
+      <w:tblGrid>
+        <w:gridCol w:w="1213"/>
+        <w:gridCol w:w="1690"/>
+        <w:gridCol w:w="5754"/>
+      </w:tblGrid>
+      <w:tr>
+        <w:trPr>
+          <w:cnfStyle w:val="100000000000" w:firstRow="1" w:lastRow="0" w:firstColumn="0" w:lastColumn="0" w:oddVBand="0" w:evenVBand="0" w:oddHBand="0" w:evenHBand="0" w:firstRowFirstColumn="0" w:firstRowLastColumn="0" w:lastRowFirstColumn="0" w:lastRowLastColumn="0"/>
+          <w:tblHeader/>
+        </w:trPr>
+        <w:tc>
+          <w:tcPr>
+            <w:tcW w:w="1213" w:type="dxa"/>
+          </w:tcPr>
+          <w:p>
+            <w:pPr>
+              <w:pStyle w:val="Compact"/>
+            </w:pPr>
+            <w:r>
+              <w:t>Method</w:t>
+            </w:r>
+          </w:p>
+        </w:tc>
+        <w:tc>
+          <w:tcPr>
+            <w:tcW w:w="1690" w:type="dxa"/>
+          </w:tcPr>
+          <w:p>
+            <w:pPr>
+              <w:pStyle w:val="Compact"/>
+            </w:pPr>
+            <w:r>
+              <w:t>Path</w:t>
+            </w:r>
+          </w:p>
+        </w:tc>
+        <w:tc>
+          <w:tcPr>
+            <w:tcW w:w="5754" w:type="dxa"/>
+          </w:tcPr>
+          <w:p>
+            <w:pPr>
+              <w:pStyle w:val="Compact"/>
+            </w:pPr>
+            <w:r>
+              <w:t>Purpose</w:t>
+            </w:r>
+          </w:p>
+        </w:tc>
+      </w:tr>
+      <w:tr>
+        <w:tc>
+          <w:tcPr>
+            <w:tcW w:w="1213" w:type="dxa"/>
+          </w:tcPr>
+          <w:p>
+            <w:pPr>
+              <w:pStyle w:val="Compact"/>
+            </w:pPr>
+            <w:r>
+              <w:t>GET</w:t>
+            </w:r>
+          </w:p>
+        </w:tc>
+        <w:tc>
+          <w:tcPr>
+            <w:tcW w:w="1690" w:type="dxa"/>
+          </w:tcPr>
+          <w:p>
+            <w:pPr>
+              <w:pStyle w:val="Compact"/>
+            </w:pPr>
+            <w:r>
+              <w:rPr>
+                <w:rStyle w:val="VerbatimChar"/>
+              </w:rPr>
+              <w:t>/</w:t>
+            </w:r>
+          </w:p>
+        </w:tc>
+        <w:tc>
+          <w:tcPr>
+            <w:tcW w:w="5754" w:type="dxa"/>
+          </w:tcPr>
+          <w:p>
+            <w:pPr>
+              <w:pStyle w:val="Compact"/>
+            </w:pPr>
+            <w:r>
+              <w:t>Liveness</w:t>
+            </w:r>
+          </w:p>
+        </w:tc>
+      </w:tr>
+      <w:tr>
+        <w:tc>
+          <w:tcPr>
+            <w:tcW w:w="1213" w:type="dxa"/>
+          </w:tcPr>
+          <w:p>
+            <w:pPr>
+              <w:pStyle w:val="Compact"/>
+            </w:pPr>
+            <w:r>
+              <w:t>GET</w:t>
+            </w:r>
+          </w:p>
+        </w:tc>
+        <w:tc>
+          <w:tcPr>
+            <w:tcW w:w="1690" w:type="dxa"/>
+          </w:tcPr>
+          <w:p>
+            <w:pPr>
+              <w:pStyle w:val="Compact"/>
+            </w:pPr>
+            <w:r>
+              <w:rPr>
+                <w:rStyle w:val="VerbatimChar"/>
+              </w:rPr>
+              <w:t>/health</w:t>
+            </w:r>
+          </w:p>
+        </w:tc>
+        <w:tc>
+          <w:tcPr>
+            <w:tcW w:w="5754" w:type="dxa"/>
+          </w:tcPr>
+          <w:p>
+            <w:pPr>
+              <w:pStyle w:val="Compact"/>
+            </w:pPr>
+            <w:r>
+              <w:t>Readiness probe</w:t>
+            </w:r>
+          </w:p>
+        </w:tc>
+      </w:tr>
+      <w:tr>
+        <w:tc>
+          <w:tcPr>
+            <w:tcW w:w="1213" w:type="dxa"/>
+          </w:tcPr>
+          <w:p>
+            <w:pPr>
+              <w:pStyle w:val="Compact"/>
+            </w:pPr>
+            <w:r>
+              <w:t>POST</w:t>
+            </w:r>
+          </w:p>
+        </w:tc>
+        <w:tc>
+          <w:tcPr>
+            <w:tcW w:w="1690" w:type="dxa"/>
+          </w:tcPr>
+          <w:p>
+            <w:pPr>
+              <w:pStyle w:val="Compact"/>
+            </w:pPr>
+            <w:r>
+              <w:rPr>
+                <w:rStyle w:val="VerbatimChar"/>
+              </w:rPr>
+              <w:t>/predict</w:t>
+            </w:r>
+          </w:p>
+        </w:tc>
+        <w:tc>
+          <w:tcPr>
+            <w:tcW w:w="5754" w:type="dxa"/>
+          </w:tcPr>
+          <w:p>
+            <w:pPr>
+              <w:pStyle w:val="Compact"/>
+            </w:pPr>
+            <w:r>
+              <w:t>Prediction (JSON in/out, Pydantic-validated)</w:t>
+            </w:r>
+          </w:p>
+        </w:tc>
+      </w:tr>
+      <w:tr>
+        <w:tc>
+          <w:tcPr>
+            <w:tcW w:w="1213" w:type="dxa"/>
+          </w:tcPr>
+          <w:p>
+            <w:pPr>
+              <w:pStyle w:val="Compact"/>
+            </w:pPr>
+            <w:r>
+              <w:t>GET</w:t>
+            </w:r>
+          </w:p>
+        </w:tc>
+        <w:tc>
+          <w:tcPr>
+            <w:tcW w:w="1690" w:type="dxa"/>
+          </w:tcPr>
+          <w:p>
+            <w:pPr>
+              <w:pStyle w:val="Compact"/>
+            </w:pPr>
+            <w:r>
+              <w:rPr>
+                <w:rStyle w:val="VerbatimChar"/>
+              </w:rPr>
+              <w:t>/metrics</w:t>
+            </w:r>
+          </w:p>
+        </w:tc>
+        <w:tc>
+          <w:tcPr>
+            <w:tcW w:w="5754" w:type="dxa"/>
+          </w:tcPr>
+          <w:p>
+            <w:pPr>
+              <w:pStyle w:val="Compact"/>
+            </w:pPr>
+            <w:r>
+              <w:t>Prometheus metrics</w:t>
+            </w:r>
+          </w:p>
+        </w:tc>
+      </w:tr>
+      <w:tr>
+        <w:tc>
+          <w:tcPr>
+            <w:tcW w:w="1213" w:type="dxa"/>
+          </w:tcPr>
+          <w:p>
+            <w:pPr>
+              <w:pStyle w:val="Compact"/>
+            </w:pPr>
+            <w:r>
+              <w:t>GET</w:t>
+            </w:r>
+          </w:p>
+        </w:tc>
+        <w:tc>
+          <w:tcPr>
+            <w:tcW w:w="1690" w:type="dxa"/>
+          </w:tcPr>
+          <w:p>
+            <w:pPr>
+              <w:pStyle w:val="Compact"/>
+            </w:pPr>
+            <w:r>
+              <w:rPr>
+                <w:rStyle w:val="VerbatimChar"/>
+              </w:rPr>
+              <w:t>/docs</w:t>
+            </w:r>
+          </w:p>
+        </w:tc>
+        <w:tc>
+          <w:tcPr>
+            <w:tcW w:w="5754" w:type="dxa"/>
+          </w:tcPr>
+          <w:p>
+            <w:pPr>
+              <w:pStyle w:val="Compact"/>
+            </w:pPr>
+            <w:r>
+              <w:t>Swagger UI</w:t>
+            </w:r>
+          </w:p>
+        </w:tc>
+      </w:tr>
+    </w:tbl>
+    <w:p>
+      <w:pPr>
+        <w:pStyle w:val="BodyText"/>
+      </w:pPr>
+      <w:r>
+        <w:rPr>
+          <w:rStyle w:val="VerbatimChar"/>
+        </w:rPr>
+        <w:t>Dockerfile</w:t>
+      </w:r>
+      <w:r>
+        <w:t xml:space="preserve"> is a two-stage build on </w:t>
+      </w:r>
+      <w:r>
+        <w:rPr>
+          <w:rStyle w:val="VerbatimChar"/>
+        </w:rPr>
+        <w:t>python:3.12-slim</w:t>
+      </w:r>
+      <w:r>
+        <w:t xml:space="preserve">: dependencies in stage 1, runtime image in stage 2 with non-root </w:t>
+      </w:r>
+      <w:r>
+        <w:rPr>
+          <w:rStyle w:val="VerbatimChar"/>
+        </w:rPr>
+        <w:t>appuser</w:t>
+      </w:r>
+      <w:r>
+        <w:t xml:space="preserve">, </w:t>
+      </w:r>
+      <w:r>
+        <w:rPr>
+          <w:rStyle w:val="VerbatimChar"/>
+        </w:rPr>
+        <w:t>HEALTHCHECK</w:t>
+      </w:r>
+      <w:r>
+        <w:t>, and port 8080 exposed.</w:t>
+      </w:r>
+    </w:p>
+    <w:p>
+      <w:pPr>
+        <w:pStyle w:val="SourceCode"/>
+      </w:pPr>
+      <w:r>
+        <w:rPr>
+          <w:rStyle w:val="ExtensionTok"/>
+        </w:rPr>
+        <w:t>docker</w:t>
+      </w:r>
+      <w:r>
+        <w:rPr>
+          <w:rStyle w:val="NormalTok"/>
+        </w:rPr>
+        <w:t xml:space="preserve"> build </w:t>
+      </w:r>
+      <w:r>
+        <w:rPr>
+          <w:rStyle w:val="AttributeTok"/>
+        </w:rPr>
+        <w:t>-t</w:t>
+      </w:r>
+      <w:r>
+        <w:rPr>
+          <w:rStyle w:val="NormalTok"/>
+        </w:rPr>
+        <w:t xml:space="preserve"> heart-disease-api .</w:t>
+      </w:r>
+      <w:r>
+        <w:br/>
+      </w:r>
+      <w:r>
+        <w:rPr>
+          <w:rStyle w:val="ExtensionTok"/>
+        </w:rPr>
+        <w:t>docker</w:t>
+      </w:r>
+      <w:r>
+        <w:rPr>
+          <w:rStyle w:val="NormalTok"/>
+        </w:rPr>
+        <w:t xml:space="preserve"> run </w:t>
+      </w:r>
+      <w:r>
+        <w:rPr>
+          <w:rStyle w:val="AttributeTok"/>
+        </w:rPr>
+        <w:t>-p</w:t>
+      </w:r>
+      <w:r>
+        <w:rPr>
+          <w:rStyle w:val="NormalTok"/>
+        </w:rPr>
+        <w:t xml:space="preserve"> 8080:8080 heart-disease-api</w:t>
+      </w:r>
+      <w:r>
+        <w:br/>
+      </w:r>
+      <w:r>
+        <w:rPr>
+          <w:rStyle w:val="ExtensionTok"/>
+        </w:rPr>
+        <w:t>curl</w:t>
+      </w:r>
+      <w:r>
+        <w:rPr>
+          <w:rStyle w:val="NormalTok"/>
+        </w:rPr>
+        <w:t xml:space="preserve"> </w:t>
+      </w:r>
+      <w:r>
+        <w:rPr>
+          <w:rStyle w:val="AttributeTok"/>
+        </w:rPr>
+        <w:t>-X</w:t>
+      </w:r>
+      <w:r>
+        <w:rPr>
+          <w:rStyle w:val="NormalTok"/>
+        </w:rPr>
+        <w:t xml:space="preserve"> POST http://localhost:8080/predict </w:t>
+      </w:r>
+      <w:r>
+        <w:rPr>
+          <w:rStyle w:val="DataTypeTok"/>
+        </w:rPr>
+        <w:t>\</w:t>
+      </w:r>
+      <w:r>
+        <w:br/>
+      </w:r>
+      <w:r>
+        <w:rPr>
+          <w:rStyle w:val="NormalTok"/>
+        </w:rPr>
+        <w:t xml:space="preserve">  </w:t>
+      </w:r>
+      <w:r>
+        <w:rPr>
+          <w:rStyle w:val="AttributeTok"/>
+        </w:rPr>
+        <w:t>-H</w:t>
+      </w:r>
+      <w:r>
+        <w:rPr>
+          <w:rStyle w:val="NormalTok"/>
+        </w:rPr>
+        <w:t xml:space="preserve"> </w:t>
+      </w:r>
+      <w:r>
+        <w:rPr>
+          <w:rStyle w:val="StringTok"/>
+        </w:rPr>
+        <w:t>"Content-Type: application/json"</w:t>
+      </w:r>
+      <w:r>
+        <w:rPr>
+          <w:rStyle w:val="NormalTok"/>
+        </w:rPr>
+        <w:t xml:space="preserve"> </w:t>
+      </w:r>
+      <w:r>
+        <w:rPr>
+          <w:rStyle w:val="DataTypeTok"/>
+        </w:rPr>
+        <w:t>\</w:t>
+      </w:r>
+      <w:r>
+        <w:br/>
+      </w:r>
+      <w:r>
+        <w:rPr>
+          <w:rStyle w:val="NormalTok"/>
+        </w:rPr>
+        <w:t xml:space="preserve">  </w:t>
+      </w:r>
+      <w:r>
+        <w:rPr>
+          <w:rStyle w:val="AttributeTok"/>
+        </w:rPr>
+        <w:t>-d</w:t>
+      </w:r>
+      <w:r>
+        <w:rPr>
+          <w:rStyle w:val="NormalTok"/>
+        </w:rPr>
+        <w:t xml:space="preserve"> </w:t>
+      </w:r>
+      <w:r>
+        <w:rPr>
+          <w:rStyle w:val="StringTok"/>
+        </w:rPr>
+        <w:t>'{"age":63,"sex":1,"cp":3,"trestbps":145,"chol":233,"fbs":1,"restecg":0,"thalach":150,"exang":0,"oldpeak":2.3,"slope":0,"ca":0,"thal":6}'</w:t>
+      </w:r>
+    </w:p>
+    <w:p>
+      <w:pPr>
+        <w:pStyle w:val="FirstParagraph"/>
+      </w:pPr>
+      <w:r>
+        <w:rPr>
+          <w:b/>
+          <w:bCs/>
+        </w:rPr>
+        <w:t>Sample prediction response:</w:t>
+      </w:r>
+    </w:p>
+    <w:p>
+      <w:pPr>
+        <w:pStyle w:val="SourceCode"/>
+      </w:pPr>
+      <w:r>
+        <w:rPr>
+          <w:rStyle w:val="FunctionTok"/>
+        </w:rPr>
+        <w:t>{</w:t>
+      </w:r>
+      <w:r>
+        <w:br/>
+      </w:r>
+      <w:r>
+        <w:rPr>
+          <w:rStyle w:val="NormalTok"/>
+        </w:rPr>
+        <w:t xml:space="preserve">  </w:t>
+      </w:r>
+      <w:r>
+        <w:rPr>
+          <w:rStyle w:val="DataTypeTok"/>
+        </w:rPr>
+        <w:t>"prediction"</w:t>
+      </w:r>
+      <w:r>
+        <w:rPr>
+          <w:rStyle w:val="FunctionTok"/>
+        </w:rPr>
+        <w:t>:</w:t>
+      </w:r>
+      <w:r>
+        <w:rPr>
+          <w:rStyle w:val="NormalTok"/>
+        </w:rPr>
+        <w:t xml:space="preserve"> </w:t>
+      </w:r>
+      <w:r>
+        <w:rPr>
+          <w:rStyle w:val="DecValTok"/>
+        </w:rPr>
+        <w:t>1</w:t>
+      </w:r>
+      <w:r>
+        <w:rPr>
+          <w:rStyle w:val="FunctionTok"/>
+        </w:rPr>
+        <w:t>,</w:t>
+      </w:r>
+      <w:r>
+        <w:br/>
+      </w:r>
+      <w:r>
+        <w:rPr>
+          <w:rStyle w:val="NormalTok"/>
+        </w:rPr>
+        <w:t xml:space="preserve">  </w:t>
+      </w:r>
+      <w:r>
+        <w:rPr>
+          <w:rStyle w:val="DataTypeTok"/>
+        </w:rPr>
+        <w:t>"confidence"</w:t>
+      </w:r>
+      <w:r>
+        <w:rPr>
+          <w:rStyle w:val="FunctionTok"/>
+        </w:rPr>
+        <w:t>:</w:t>
+      </w:r>
+      <w:r>
+        <w:rPr>
+          <w:rStyle w:val="NormalTok"/>
+        </w:rPr>
+        <w:t xml:space="preserve"> </w:t>
+      </w:r>
+      <w:r>
+        <w:rPr>
+          <w:rStyle w:val="FloatTok"/>
+        </w:rPr>
+        <w:t>0.8421</w:t>
+      </w:r>
+      <w:r>
+        <w:rPr>
+          <w:rStyle w:val="FunctionTok"/>
+        </w:rPr>
+        <w:t>,</w:t>
+      </w:r>
+      <w:r>
+        <w:br/>
+      </w:r>
+      <w:r>
+        <w:rPr>
+          <w:rStyle w:val="NormalTok"/>
+        </w:rPr>
+        <w:t xml:space="preserve">  </w:t>
+      </w:r>
+      <w:r>
+        <w:rPr>
+          <w:rStyle w:val="DataTypeTok"/>
+        </w:rPr>
+        <w:t>"disease_probability"</w:t>
+      </w:r>
+      <w:r>
+        <w:rPr>
+          <w:rStyle w:val="FunctionTok"/>
+        </w:rPr>
+        <w:t>:</w:t>
+      </w:r>
+      <w:r>
+        <w:rPr>
+          <w:rStyle w:val="NormalTok"/>
+        </w:rPr>
+        <w:t xml:space="preserve"> </w:t>
+      </w:r>
+      <w:r>
+        <w:rPr>
+          <w:rStyle w:val="FloatTok"/>
+        </w:rPr>
+        <w:t>0.8421</w:t>
+      </w:r>
+      <w:r>
+        <w:br/>
+      </w:r>
+      <w:r>
+        <w:rPr>
+          <w:rStyle w:val="FunctionTok"/>
+        </w:rPr>
+        <w:t>}</w:t>
+      </w:r>
+    </w:p>
+    <w:p>
+      <w:pPr>
+        <w:pStyle w:val="FirstParagraph"/>
+      </w:pPr>
+      <w:r>
+        <w:t xml:space="preserve">The </w:t>
+      </w:r>
+      <w:r>
+        <w:rPr>
+          <w:rStyle w:val="VerbatimChar"/>
+        </w:rPr>
+        <w:t>/predict</w:t>
+      </w:r>
+      <w:r>
+        <w:t xml:space="preserve"> endpoint accepts JSON input matching the 13 features, validates via Pydantic, and returns the prediction (0/1), confidence, and disease probability.</w:t>
+      </w:r>
+    </w:p>
+    <w:p>
+      <w:pPr>
+        <w:rPr>
+          <w:b/>
+          <w:bCs/>
+          <w:u w:val="single"/>
+        </w:rPr>
+      </w:pPr>
+      <w:r>
+        <w:rPr>
+          <w:b/>
+          <w:bCs/>
+          <w:u w:val="single"/>
+        </w:rPr>
+        <w:lastRenderedPageBreak/>
+        <w:t>Screenshots:</w:t>
+      </w:r>
+    </w:p>
+    <w:p>
+      <w:pPr>
+        <w:ind w:left="720"/>
+      </w:pPr>
+      <w:r>
+        <w:rPr>
+          <w:noProof/>
+        </w:rPr>
+        <w:drawing>
+          <wp:inline distT="0" distB="0" distL="0" distR="0" wp14:anchorId="4792DECC" wp14:editId="2A815D77">
+            <wp:extent cx="5943397" cy="1765190"/>
+            <wp:effectExtent l="0" t="0" r="635" b="635"/>
+            <wp:docPr id="223372012" name="Picture 9"/>
+            <wp:cNvGraphicFramePr>
+              <a:graphicFrameLocks xmlns:a="http://schemas.openxmlformats.org/drawingml/2006/main" noChangeAspect="1"/>
+            </wp:cNvGraphicFramePr>
+            <a:graphic xmlns:a="http://schemas.openxmlformats.org/drawingml/2006/main">
+              <a:graphicData uri="http://schemas.openxmlformats.org/drawingml/2006/picture">
+                <pic:pic xmlns:pic="http://schemas.openxmlformats.org/drawingml/2006/picture">
+                  <pic:nvPicPr>
+                    <pic:cNvPr id="223372012" name="Picture 223372012"/>
+                    <pic:cNvPicPr/>
+                  </pic:nvPicPr>
+                  <pic:blipFill>
+                    <a:blip r:embed="rId23" cstate="print">
+                      <a:extLst>
+                        <a:ext uri="{28A0092B-C50C-407E-A947-70E740481C1C}">
+                          <a14:useLocalDpi xmlns:a14="http://schemas.microsoft.com/office/drawing/2010/main" val="0"/>
+                        </a:ext>
+                      </a:extLst>
+                    </a:blip>
+                    <a:stretch>
+                      <a:fillRect/>
+                    </a:stretch>
+                  </pic:blipFill>
+                  <pic:spPr>
+                    <a:xfrm>
+                      <a:off x="0" y="0"/>
+                      <a:ext cx="5989023" cy="1778741"/>
+                    </a:xfrm>
+                    <a:prstGeom prst="rect">
+                      <a:avLst/>
+                    </a:prstGeom>
+                  </pic:spPr>
+                </pic:pic>
+              </a:graphicData>
+            </a:graphic>
+          </wp:inline>
+        </w:drawing>
+      </w:r>
+    </w:p>
+    <w:p>
+      <w:pPr>
+        <w:ind w:left="720"/>
+      </w:pPr>
     </w:p>
     <w:p>
       <w:r>
@@ -8561,7 +7585,7 @@
                     <pic:cNvPicPr/>
                   </pic:nvPicPr>
                   <pic:blipFill>
-                    <a:blip r:embed="rId20">
+                    <a:blip r:embed="rId24">
                       <a:extLst>
                         <a:ext uri="{28A0092B-C50C-407E-A947-70E740481C1C}">
                           <a14:useLocalDpi xmlns:a14="http://schemas.microsoft.com/office/drawing/2010/main" val="0"/>
@@ -8589,26 +7613,20 @@
       </w:r>
     </w:p>
     <w:p>
+      <w:r>
+        <w:t>Pods:</w:t>
+      </w:r>
+    </w:p>
+    <w:p>
       <w:pPr>
         <w:ind w:left="720"/>
       </w:pPr>
-    </w:p>
-    <w:p>
-      <w:r>
-        <w:t>Pods:</w:t>
-      </w:r>
-    </w:p>
-    <w:p>
-      <w:pPr>
-        <w:ind w:left="720"/>
-      </w:pPr>
       <w:r>
         <w:rPr>
           <w:noProof/>
         </w:rPr>
-        <w:lastRenderedPageBreak/>
         <w:drawing>
-          <wp:inline distT="0" distB="0" distL="0" distR="0" wp14:anchorId="6649B753" wp14:editId="350AE73C">
+          <wp:inline distT="0" distB="0" distL="0" distR="0" wp14:anchorId="6649B753" wp14:editId="3B49E9E6">
             <wp:extent cx="5943600" cy="1319917"/>
             <wp:effectExtent l="0" t="0" r="0" b="1270"/>
             <wp:docPr id="1788666707" name="Picture 5"/>
@@ -8623,7 +7641,7 @@
                     <pic:cNvPicPr/>
                   </pic:nvPicPr>
                   <pic:blipFill>
-                    <a:blip r:embed="rId21" cstate="print">
+                    <a:blip r:embed="rId25" cstate="print">
                       <a:extLst>
                         <a:ext uri="{28A0092B-C50C-407E-A947-70E740481C1C}">
                           <a14:useLocalDpi xmlns:a14="http://schemas.microsoft.com/office/drawing/2010/main" val="0"/>
@@ -8664,7 +7682,7 @@
           <w:noProof/>
         </w:rPr>
         <w:drawing>
-          <wp:inline distT="0" distB="0" distL="0" distR="0" wp14:anchorId="7E55BAD7" wp14:editId="39EDC656">
+          <wp:inline distT="0" distB="0" distL="0" distR="0" wp14:anchorId="7E55BAD7" wp14:editId="6C921559">
             <wp:extent cx="5943600" cy="791210"/>
             <wp:effectExtent l="0" t="0" r="0" b="0"/>
             <wp:docPr id="1902723405" name="Picture 3"/>
@@ -8679,7 +7697,7 @@
                     <pic:cNvPicPr/>
                   </pic:nvPicPr>
                   <pic:blipFill>
-                    <a:blip r:embed="rId22" cstate="print">
+                    <a:blip r:embed="rId26" cstate="print">
                       <a:extLst>
                         <a:ext uri="{28A0092B-C50C-407E-A947-70E740481C1C}">
                           <a14:useLocalDpi xmlns:a14="http://schemas.microsoft.com/office/drawing/2010/main" val="0"/>
@@ -8729,8 +7747,9 @@
         <w:rPr>
           <w:noProof/>
         </w:rPr>
+        <w:lastRenderedPageBreak/>
         <w:drawing>
-          <wp:inline distT="0" distB="0" distL="0" distR="0" wp14:anchorId="71DEB139" wp14:editId="0741CBB3">
+          <wp:inline distT="0" distB="0" distL="0" distR="0" wp14:anchorId="71DEB139" wp14:editId="490F573A">
             <wp:extent cx="5943600" cy="1531620"/>
             <wp:effectExtent l="0" t="0" r="0" b="5080"/>
             <wp:docPr id="1293012148" name="Picture 4"/>
@@ -8745,7 +7764,7 @@
                     <pic:cNvPicPr/>
                   </pic:nvPicPr>
                   <pic:blipFill>
-                    <a:blip r:embed="rId23" cstate="print">
+                    <a:blip r:embed="rId27" cstate="print">
                       <a:extLst>
                         <a:ext uri="{28A0092B-C50C-407E-A947-70E740481C1C}">
                           <a14:useLocalDpi xmlns:a14="http://schemas.microsoft.com/office/drawing/2010/main" val="0"/>
@@ -8772,22 +7791,11 @@
         </w:drawing>
       </w:r>
     </w:p>
-    <w:p/>
-    <w:p>
-      <w:r>
-        <w:rPr>
-          <w:noProof/>
-        </w:rPr>
-        <w:pict w14:anchorId="39FCF82E">
-          <v:rect id="_x0000_i1028" alt="" style="width:451.3pt;height:.05pt;mso-width-percent:0;mso-height-percent:0;mso-width-percent:0;mso-height-percent:0" o:hralign="center" o:hrstd="t" o:hr="t"/>
-        </w:pict>
-      </w:r>
-    </w:p>
     <w:p>
       <w:pPr>
         <w:pStyle w:val="Heading2"/>
       </w:pPr>
-      <w:bookmarkStart w:id="55" w:name="_Toc229309748"/>
+      <w:bookmarkStart w:id="55" w:name="_Toc1706017025"/>
       <w:bookmarkStart w:id="56" w:name="production-deployment"/>
       <w:bookmarkEnd w:id="54"/>
       <w:r>
@@ -8807,13 +7815,21 @@
       <w:tblPr>
         <w:tblStyle w:val="Table"/>
         <w:tblW w:w="5000" w:type="pct"/>
+        <w:tblBorders>
+          <w:top w:val="single" w:sz="12" w:space="0" w:color="000000" w:themeColor="text1"/>
+          <w:left w:val="single" w:sz="12" w:space="0" w:color="000000" w:themeColor="text1"/>
+          <w:bottom w:val="single" w:sz="12" w:space="0" w:color="000000" w:themeColor="text1"/>
+          <w:right w:val="single" w:sz="12" w:space="0" w:color="000000" w:themeColor="text1"/>
+          <w:insideH w:val="single" w:sz="12" w:space="0" w:color="000000" w:themeColor="text1"/>
+          <w:insideV w:val="single" w:sz="12" w:space="0" w:color="000000" w:themeColor="text1"/>
+        </w:tblBorders>
         <w:tblLayout w:type="fixed"/>
         <w:tblLook w:val="0020" w:firstRow="1" w:lastRow="0" w:firstColumn="0" w:lastColumn="0" w:noHBand="0" w:noVBand="0"/>
       </w:tblPr>
       <w:tblGrid>
-        <w:gridCol w:w="1517"/>
-        <w:gridCol w:w="3289"/>
-        <w:gridCol w:w="4554"/>
+        <w:gridCol w:w="1513"/>
+        <w:gridCol w:w="3278"/>
+        <w:gridCol w:w="4539"/>
       </w:tblGrid>
       <w:tr>
         <w:trPr>
@@ -9071,7 +8087,6 @@
           <w:b/>
           <w:bCs/>
         </w:rPr>
-        <w:lastRenderedPageBreak/>
         <w:t>Manifests</w:t>
       </w:r>
       <w:r>
@@ -9189,6 +8204,14 @@
       <w:tblPr>
         <w:tblStyle w:val="Table"/>
         <w:tblW w:w="0" w:type="auto"/>
+        <w:tblBorders>
+          <w:top w:val="single" w:sz="12" w:space="0" w:color="000000" w:themeColor="text1"/>
+          <w:left w:val="single" w:sz="12" w:space="0" w:color="000000" w:themeColor="text1"/>
+          <w:bottom w:val="single" w:sz="12" w:space="0" w:color="000000" w:themeColor="text1"/>
+          <w:right w:val="single" w:sz="12" w:space="0" w:color="000000" w:themeColor="text1"/>
+          <w:insideH w:val="single" w:sz="12" w:space="0" w:color="000000" w:themeColor="text1"/>
+          <w:insideV w:val="single" w:sz="12" w:space="0" w:color="000000" w:themeColor="text1"/>
+        </w:tblBorders>
         <w:tblLook w:val="0020" w:firstRow="1" w:lastRow="0" w:firstColumn="0" w:lastColumn="0" w:noHBand="0" w:noVBand="0"/>
       </w:tblPr>
       <w:tblGrid>
@@ -9249,7 +8272,7 @@
             <w:pPr>
               <w:pStyle w:val="Compact"/>
             </w:pPr>
-            <w:hyperlink r:id="rId24">
+            <w:hyperlink r:id="rId28">
               <w:r>
                 <w:rPr>
                   <w:rStyle w:val="Hyperlink"/>
@@ -9282,7 +8305,7 @@
             <w:pPr>
               <w:pStyle w:val="Compact"/>
             </w:pPr>
-            <w:hyperlink r:id="rId25">
+            <w:hyperlink r:id="rId29">
               <w:r>
                 <w:rPr>
                   <w:rStyle w:val="Hyperlink"/>
@@ -9315,7 +8338,7 @@
             <w:pPr>
               <w:pStyle w:val="Compact"/>
             </w:pPr>
-            <w:hyperlink r:id="rId26">
+            <w:hyperlink r:id="rId30">
               <w:r>
                 <w:rPr>
                   <w:rStyle w:val="Hyperlink"/>
@@ -9348,7 +8371,7 @@
             <w:pPr>
               <w:pStyle w:val="Compact"/>
             </w:pPr>
-            <w:hyperlink r:id="rId27">
+            <w:hyperlink r:id="rId31">
               <w:r>
                 <w:rPr>
                   <w:rStyle w:val="Hyperlink"/>
@@ -9381,7 +8404,7 @@
             <w:pPr>
               <w:pStyle w:val="Compact"/>
             </w:pPr>
-            <w:hyperlink r:id="rId28">
+            <w:hyperlink r:id="rId32">
               <w:r>
                 <w:rPr>
                   <w:rStyle w:val="Hyperlink"/>
@@ -9492,9 +8515,10 @@
       <w:pPr>
         <w:pStyle w:val="Heading3"/>
       </w:pPr>
-      <w:bookmarkStart w:id="57" w:name="_Toc229309749"/>
+      <w:bookmarkStart w:id="57" w:name="_Toc454662535"/>
       <w:bookmarkStart w:id="58" w:name="deployment-verification"/>
       <w:r>
+        <w:lastRenderedPageBreak/>
         <w:t>Deployment verification</w:t>
       </w:r>
       <w:bookmarkEnd w:id="57"/>
@@ -9697,6 +8721,14 @@
         </w:rPr>
         <w:t>Screenshots:</w:t>
       </w:r>
+    </w:p>
+    <w:p>
+      <w:pPr>
+        <w:ind w:left="720"/>
+        <w:rPr>
+          <w:u w:val="single"/>
+        </w:rPr>
+      </w:pPr>
       <w:r>
         <w:rPr>
           <w:noProof/>
@@ -9717,7 +8749,7 @@
                     <pic:cNvPicPr/>
                   </pic:nvPicPr>
                   <pic:blipFill>
-                    <a:blip r:embed="rId29" cstate="print">
+                    <a:blip r:embed="rId33" cstate="print">
                       <a:extLst>
                         <a:ext uri="{28A0092B-C50C-407E-A947-70E740481C1C}">
                           <a14:useLocalDpi xmlns:a14="http://schemas.microsoft.com/office/drawing/2010/main" val="0"/>
@@ -9746,7 +8778,6 @@
     </w:p>
     <w:p>
       <w:r>
-        <w:lastRenderedPageBreak/>
         <w:t>/m</w:t>
       </w:r>
       <w:r>
@@ -9777,7 +8808,7 @@
                     <pic:cNvPicPr/>
                   </pic:nvPicPr>
                   <pic:blipFill>
-                    <a:blip r:embed="rId30" cstate="print">
+                    <a:blip r:embed="rId34" cstate="print">
                       <a:extLst>
                         <a:ext uri="{28A0092B-C50C-407E-A947-70E740481C1C}">
                           <a14:useLocalDpi xmlns:a14="http://schemas.microsoft.com/office/drawing/2010/main" val="0"/>
@@ -9817,6 +8848,7 @@
         <w:rPr>
           <w:noProof/>
         </w:rPr>
+        <w:lastRenderedPageBreak/>
         <w:drawing>
           <wp:inline distT="0" distB="0" distL="0" distR="0" wp14:anchorId="3A5EFAC7" wp14:editId="0C391231">
             <wp:extent cx="5943600" cy="1781092"/>
@@ -9833,7 +8865,7 @@
                     <pic:cNvPicPr/>
                   </pic:nvPicPr>
                   <pic:blipFill>
-                    <a:blip r:embed="rId31" cstate="print">
+                    <a:blip r:embed="rId35" cstate="print">
                       <a:extLst>
                         <a:ext uri="{28A0092B-C50C-407E-A947-70E740481C1C}">
                           <a14:useLocalDpi xmlns:a14="http://schemas.microsoft.com/office/drawing/2010/main" val="0"/>
@@ -9861,10 +8893,20 @@
       </w:r>
     </w:p>
     <w:p/>
+    <w:p/>
+    <w:p/>
     <w:p>
       <w:r>
         <w:t>Predict 1:</w:t>
       </w:r>
+      <w:r>
+        <w:t xml:space="preserve"> </w:t>
+      </w:r>
+    </w:p>
+    <w:p>
+      <w:pPr>
+        <w:ind w:left="720"/>
+      </w:pPr>
       <w:r>
         <w:rPr>
           <w:noProof/>
@@ -9885,7 +8927,7 @@
                     <pic:cNvPicPr/>
                   </pic:nvPicPr>
                   <pic:blipFill>
-                    <a:blip r:embed="rId32" cstate="print">
+                    <a:blip r:embed="rId36" cstate="print">
                       <a:extLst>
                         <a:ext uri="{28A0092B-C50C-407E-A947-70E740481C1C}">
                           <a14:useLocalDpi xmlns:a14="http://schemas.microsoft.com/office/drawing/2010/main" val="0"/>
@@ -9914,18 +8956,18 @@
     </w:p>
     <w:p>
       <w:r>
+        <w:t>Predict 2:</w:t>
+      </w:r>
+    </w:p>
+    <w:p>
+      <w:pPr>
+        <w:ind w:left="720"/>
+      </w:pPr>
+      <w:r>
+        <w:rPr>
+          <w:noProof/>
+        </w:rPr>
         <w:lastRenderedPageBreak/>
-        <w:t>Predict 2:</w:t>
-      </w:r>
-    </w:p>
-    <w:p>
-      <w:pPr>
-        <w:ind w:left="720"/>
-      </w:pPr>
-      <w:r>
-        <w:rPr>
-          <w:noProof/>
-        </w:rPr>
         <w:drawing>
           <wp:inline distT="0" distB="0" distL="0" distR="0" wp14:anchorId="093B5A8C" wp14:editId="2AECE3CB">
             <wp:extent cx="5943600" cy="2981739"/>
@@ -9942,7 +8984,7 @@
                     <pic:cNvPicPr/>
                   </pic:nvPicPr>
                   <pic:blipFill>
-                    <a:blip r:embed="rId33" cstate="print">
+                    <a:blip r:embed="rId37" cstate="print">
                       <a:extLst>
                         <a:ext uri="{28A0092B-C50C-407E-A947-70E740481C1C}">
                           <a14:useLocalDpi xmlns:a14="http://schemas.microsoft.com/office/drawing/2010/main" val="0"/>
@@ -9974,7 +9016,7 @@
         <w:rPr>
           <w:noProof/>
         </w:rPr>
-        <w:pict w14:anchorId="74BEDFBF">
+        <w:pict w14:anchorId="1CEE1DA8">
           <v:rect id="_x0000_i1027" alt="" style="width:451.3pt;height:.05pt;mso-width-percent:0;mso-height-percent:0;mso-width-percent:0;mso-height-percent:0" o:hralign="center" o:hrstd="t" o:hr="t"/>
         </w:pict>
       </w:r>
@@ -9983,7 +9025,7 @@
       <w:pPr>
         <w:pStyle w:val="Heading2"/>
       </w:pPr>
-      <w:bookmarkStart w:id="59" w:name="_Toc229309750"/>
+      <w:bookmarkStart w:id="59" w:name="_Toc344296179"/>
       <w:bookmarkStart w:id="60" w:name="monitoring-logging"/>
       <w:bookmarkEnd w:id="56"/>
       <w:bookmarkEnd w:id="58"/>
@@ -9996,7 +9038,7 @@
       <w:pPr>
         <w:pStyle w:val="Heading3"/>
       </w:pPr>
-      <w:bookmarkStart w:id="61" w:name="_Toc229309751"/>
+      <w:bookmarkStart w:id="61" w:name="_Toc1537739344"/>
       <w:bookmarkStart w:id="62" w:name="structured-request-logs"/>
       <w:r>
         <w:t>Structured request logs</w:t>
@@ -10187,7 +9229,7 @@
       <w:pPr>
         <w:pStyle w:val="Heading3"/>
       </w:pPr>
-      <w:bookmarkStart w:id="63" w:name="_Toc229309752"/>
+      <w:bookmarkStart w:id="63" w:name="_Toc1917435062"/>
       <w:bookmarkStart w:id="64" w:name="prometheus-pull-model"/>
       <w:bookmarkEnd w:id="62"/>
       <w:r>
@@ -10268,7 +9310,7 @@
       <w:pPr>
         <w:pStyle w:val="Heading3"/>
       </w:pPr>
-      <w:bookmarkStart w:id="65" w:name="_Toc229309753"/>
+      <w:bookmarkStart w:id="65" w:name="_Toc2130528189"/>
       <w:bookmarkStart w:id="66" w:name="grafana-auto-provisioned"/>
       <w:bookmarkEnd w:id="64"/>
       <w:r>
@@ -10353,18 +9395,18 @@
           <w:b/>
           <w:bCs/>
         </w:rPr>
+        <w:t>Dashboard</w:t>
+      </w:r>
+      <w:r>
+        <w:t xml:space="preserve"> — “Heart Disease API Monitoring” with six panels: request rate, latency p50/p95/p99, requests by status, error rate, health status, in-flight requests.</w:t>
+      </w:r>
+    </w:p>
+    <w:p>
+      <w:pPr>
+        <w:pStyle w:val="FirstParagraph"/>
+      </w:pPr>
+      <w:r>
         <w:lastRenderedPageBreak/>
-        <w:t>Dashboard</w:t>
-      </w:r>
-      <w:r>
-        <w:t xml:space="preserve"> — “Heart Disease API Monitoring” with six panels: request rate, latency p50/p95/p99, requests by status, error rate, health status, in-flight requests.</w:t>
-      </w:r>
-    </w:p>
-    <w:p>
-      <w:pPr>
-        <w:pStyle w:val="FirstParagraph"/>
-      </w:pPr>
-      <w:r>
         <w:t xml:space="preserve">After </w:t>
       </w:r>
       <w:r>
@@ -10388,7 +9430,7 @@
       <w:r>
         <w:t xml:space="preserve">, open </w:t>
       </w:r>
-      <w:hyperlink r:id="rId34">
+      <w:hyperlink r:id="rId38">
         <w:r>
           <w:rPr>
             <w:rStyle w:val="Hyperlink"/>
@@ -10448,7 +9490,7 @@
                     <pic:cNvPicPr/>
                   </pic:nvPicPr>
                   <pic:blipFill>
-                    <a:blip r:embed="rId35" cstate="print">
+                    <a:blip r:embed="rId39" cstate="print">
                       <a:extLst>
                         <a:ext uri="{28A0092B-C50C-407E-A947-70E740481C1C}">
                           <a14:useLocalDpi xmlns:a14="http://schemas.microsoft.com/office/drawing/2010/main" val="0"/>
@@ -10504,7 +9546,7 @@
                     <pic:cNvPicPr/>
                   </pic:nvPicPr>
                   <pic:blipFill>
-                    <a:blip r:embed="rId36" cstate="print">
+                    <a:blip r:embed="rId40" cstate="print">
                       <a:extLst>
                         <a:ext uri="{28A0092B-C50C-407E-A947-70E740481C1C}">
                           <a14:useLocalDpi xmlns:a14="http://schemas.microsoft.com/office/drawing/2010/main" val="0"/>
@@ -10545,7 +9587,7 @@
           <w:noProof/>
         </w:rPr>
         <w:drawing>
-          <wp:inline distT="0" distB="0" distL="0" distR="0" wp14:anchorId="5A6FFC6A" wp14:editId="4BAB4A21">
+          <wp:inline distT="0" distB="0" distL="0" distR="0" wp14:anchorId="5A6FFC6A" wp14:editId="7D51C81F">
             <wp:extent cx="5943600" cy="2759102"/>
             <wp:effectExtent l="0" t="0" r="0" b="0"/>
             <wp:docPr id="1082433380" name="Picture 8"/>
@@ -10560,7 +9602,7 @@
                     <pic:cNvPicPr/>
                   </pic:nvPicPr>
                   <pic:blipFill>
-                    <a:blip r:embed="rId37" cstate="print">
+                    <a:blip r:embed="rId41" cstate="print">
                       <a:extLst>
                         <a:ext uri="{28A0092B-C50C-407E-A947-70E740481C1C}">
                           <a14:useLocalDpi xmlns:a14="http://schemas.microsoft.com/office/drawing/2010/main" val="0"/>
@@ -10586,18 +9628,16 @@
           </wp:inline>
         </w:drawing>
       </w:r>
-      <w:bookmarkStart w:id="67" w:name="_Toc229309754"/>
-      <w:bookmarkStart w:id="68" w:name="screenshots-evidence"/>
+      <w:bookmarkStart w:id="67" w:name="screenshots-evidence"/>
       <w:bookmarkEnd w:id="60"/>
       <w:bookmarkEnd w:id="66"/>
     </w:p>
-    <w:bookmarkEnd w:id="67"/>
     <w:p>
       <w:r>
         <w:rPr>
           <w:noProof/>
         </w:rPr>
-        <w:pict w14:anchorId="206E847B">
+        <w:pict w14:anchorId="0FC97D2A">
           <v:rect id="_x0000_i1026" alt="" style="width:451.3pt;height:.05pt;mso-width-percent:0;mso-height-percent:0;mso-width-percent:0;mso-height-percent:0" o:hralign="center" o:hrstd="t" o:hr="t"/>
         </w:pict>
       </w:r>
@@ -10606,20 +9646,19 @@
       <w:pPr>
         <w:pStyle w:val="Heading2"/>
       </w:pPr>
-      <w:bookmarkStart w:id="69" w:name="_Toc229309755"/>
-      <w:bookmarkStart w:id="70" w:name="conclusion"/>
+      <w:bookmarkStart w:id="68" w:name="_Toc563395995"/>
+      <w:bookmarkStart w:id="69" w:name="conclusion"/>
+      <w:bookmarkEnd w:id="67"/>
+      <w:r>
+        <w:t>1</w:t>
+      </w:r>
+      <w:r>
+        <w:t>1</w:t>
+      </w:r>
+      <w:r>
+        <w:t>. Conclusion</w:t>
+      </w:r>
       <w:bookmarkEnd w:id="68"/>
-      <w:r>
-        <w:lastRenderedPageBreak/>
-        <w:t>1</w:t>
-      </w:r>
-      <w:r>
-        <w:t>1</w:t>
-      </w:r>
-      <w:r>
-        <w:t>. Conclusion</w:t>
-      </w:r>
-      <w:bookmarkEnd w:id="69"/>
     </w:p>
     <w:p>
       <w:pPr>
@@ -10638,6 +9677,7 @@
         </w:numPr>
       </w:pPr>
       <w:r>
+        <w:lastRenderedPageBreak/>
         <w:t>Deterministic data processing with download + cleaning</w:t>
       </w:r>
     </w:p>
@@ -10727,7 +9767,7 @@
         <w:rPr>
           <w:noProof/>
         </w:rPr>
-        <w:pict w14:anchorId="183C9916">
+        <w:pict w14:anchorId="13B26D4A">
           <v:rect id="_x0000_i1025" alt="" style="width:451.3pt;height:.05pt;mso-width-percent:0;mso-height-percent:0;mso-width-percent:0;mso-height-percent:0" o:hralign="center" o:hrstd="t" o:hr="t"/>
         </w:pict>
       </w:r>
@@ -10736,15 +9776,15 @@
       <w:pPr>
         <w:pStyle w:val="BodyText"/>
       </w:pPr>
-      <w:bookmarkStart w:id="71" w:name="appendix-deliverables-checklist"/>
+      <w:bookmarkStart w:id="70" w:name="appendix-deliverables-checklist"/>
       <w:bookmarkEnd w:id="2"/>
+      <w:bookmarkEnd w:id="69"/>
       <w:bookmarkEnd w:id="70"/>
-      <w:bookmarkEnd w:id="71"/>
     </w:p>
     <w:sectPr>
-      <w:footerReference w:type="even" r:id="rId38"/>
-      <w:footerReference w:type="default" r:id="rId39"/>
-      <w:footerReference w:type="first" r:id="rId40"/>
+      <w:footerReference w:type="even" r:id="rId42"/>
+      <w:footerReference w:type="default" r:id="rId43"/>
+      <w:footerReference w:type="first" r:id="rId44"/>
       <w:footnotePr>
         <w:numRestart w:val="eachSect"/>
       </w:footnotePr>
@@ -12565,6 +11605,15 @@
       <w:shd w:val="clear" w:color="auto" w:fill="E1DFDD"/>
     </w:rPr>
   </w:style>
+  <w:style w:type="character" w:styleId="FollowedHyperlink">
+    <w:name w:val="FollowedHyperlink"/>
+    <w:basedOn w:val="DefaultParagraphFont"/>
+    <w:rsid w:val="007D4563"/>
+    <w:rPr>
+      <w:color w:val="96607D" w:themeColor="followedHyperlink"/>
+      <w:u w:val="single"/>
+    </w:rPr>
+  </w:style>
 </w:styles>
 </file>
 

--- a/report_2025CS05017.docx
+++ b/report_2025CS05017.docx
@@ -134,7 +134,7 @@
         <w:rPr>
           <w:noProof/>
         </w:rPr>
-        <w:pict w14:anchorId="1425A436">
+        <w:pict w14:anchorId="3537171C">
           <v:rect id="_x0000_i1036" alt="" style="width:451.3pt;height:.05pt;mso-width-percent:0;mso-height-percent:0;mso-width-percent:0;mso-height-percent:0" o:hralign="center" o:hrstd="t" o:hr="t"/>
         </w:pict>
       </w:r>
@@ -203,7 +203,7 @@
             </w:r>
             <w:r>
               <w:rPr>
-                <w:rStyle w:val="Hyperlink"/>
+                <w:noProof/>
               </w:rPr>
               <w:t>1</w:t>
             </w:r>
@@ -243,9 +243,9 @@
             </w:r>
             <w:r>
               <w:rPr>
-                <w:rStyle w:val="Hyperlink"/>
-              </w:rPr>
-              <w:t>1</w:t>
+                <w:noProof/>
+              </w:rPr>
+              <w:t>2</w:t>
             </w:r>
             <w:r>
               <w:fldChar w:fldCharType="end"/>
@@ -283,9 +283,9 @@
             </w:r>
             <w:r>
               <w:rPr>
-                <w:rStyle w:val="Hyperlink"/>
-              </w:rPr>
-              <w:t>1</w:t>
+                <w:noProof/>
+              </w:rPr>
+              <w:t>3</w:t>
             </w:r>
             <w:r>
               <w:fldChar w:fldCharType="end"/>
@@ -323,9 +323,9 @@
             </w:r>
             <w:r>
               <w:rPr>
-                <w:rStyle w:val="Hyperlink"/>
-              </w:rPr>
-              <w:t>2</w:t>
+                <w:noProof/>
+              </w:rPr>
+              <w:t>3</w:t>
             </w:r>
             <w:r>
               <w:fldChar w:fldCharType="end"/>
@@ -363,9 +363,9 @@
             </w:r>
             <w:r>
               <w:rPr>
-                <w:rStyle w:val="Hyperlink"/>
-              </w:rPr>
-              <w:t>2</w:t>
+                <w:noProof/>
+              </w:rPr>
+              <w:t>3</w:t>
             </w:r>
             <w:r>
               <w:fldChar w:fldCharType="end"/>
@@ -403,9 +403,9 @@
             </w:r>
             <w:r>
               <w:rPr>
-                <w:rStyle w:val="Hyperlink"/>
-              </w:rPr>
-              <w:t>2</w:t>
+                <w:noProof/>
+              </w:rPr>
+              <w:t>4</w:t>
             </w:r>
             <w:r>
               <w:fldChar w:fldCharType="end"/>
@@ -443,9 +443,9 @@
             </w:r>
             <w:r>
               <w:rPr>
-                <w:rStyle w:val="Hyperlink"/>
-              </w:rPr>
-              <w:t>2</w:t>
+                <w:noProof/>
+              </w:rPr>
+              <w:t>4</w:t>
             </w:r>
             <w:r>
               <w:fldChar w:fldCharType="end"/>
@@ -483,9 +483,9 @@
             </w:r>
             <w:r>
               <w:rPr>
-                <w:rStyle w:val="Hyperlink"/>
-              </w:rPr>
-              <w:t>2</w:t>
+                <w:noProof/>
+              </w:rPr>
+              <w:t>4</w:t>
             </w:r>
             <w:r>
               <w:fldChar w:fldCharType="end"/>
@@ -523,9 +523,9 @@
             </w:r>
             <w:r>
               <w:rPr>
-                <w:rStyle w:val="Hyperlink"/>
-              </w:rPr>
-              <w:t>3</w:t>
+                <w:noProof/>
+              </w:rPr>
+              <w:t>4</w:t>
             </w:r>
             <w:r>
               <w:fldChar w:fldCharType="end"/>
@@ -563,9 +563,9 @@
             </w:r>
             <w:r>
               <w:rPr>
-                <w:rStyle w:val="Hyperlink"/>
-              </w:rPr>
-              <w:t>3</w:t>
+                <w:noProof/>
+              </w:rPr>
+              <w:t>4</w:t>
             </w:r>
             <w:r>
               <w:fldChar w:fldCharType="end"/>
@@ -603,9 +603,9 @@
             </w:r>
             <w:r>
               <w:rPr>
-                <w:rStyle w:val="Hyperlink"/>
-              </w:rPr>
-              <w:t>3</w:t>
+                <w:noProof/>
+              </w:rPr>
+              <w:t>5</w:t>
             </w:r>
             <w:r>
               <w:fldChar w:fldCharType="end"/>
@@ -643,9 +643,9 @@
             </w:r>
             <w:r>
               <w:rPr>
-                <w:rStyle w:val="Hyperlink"/>
-              </w:rPr>
-              <w:t>3</w:t>
+                <w:noProof/>
+              </w:rPr>
+              <w:t>5</w:t>
             </w:r>
             <w:r>
               <w:fldChar w:fldCharType="end"/>
@@ -683,9 +683,9 @@
             </w:r>
             <w:r>
               <w:rPr>
-                <w:rStyle w:val="Hyperlink"/>
-              </w:rPr>
-              <w:t>5</w:t>
+                <w:noProof/>
+              </w:rPr>
+              <w:t>7</w:t>
             </w:r>
             <w:r>
               <w:fldChar w:fldCharType="end"/>
@@ -723,9 +723,9 @@
             </w:r>
             <w:r>
               <w:rPr>
-                <w:rStyle w:val="Hyperlink"/>
-              </w:rPr>
-              <w:t>5</w:t>
+                <w:noProof/>
+              </w:rPr>
+              <w:t>7</w:t>
             </w:r>
             <w:r>
               <w:fldChar w:fldCharType="end"/>
@@ -763,9 +763,9 @@
             </w:r>
             <w:r>
               <w:rPr>
-                <w:rStyle w:val="Hyperlink"/>
-              </w:rPr>
-              <w:t>5</w:t>
+                <w:noProof/>
+              </w:rPr>
+              <w:t>7</w:t>
             </w:r>
             <w:r>
               <w:fldChar w:fldCharType="end"/>
@@ -803,9 +803,9 @@
             </w:r>
             <w:r>
               <w:rPr>
-                <w:rStyle w:val="Hyperlink"/>
-              </w:rPr>
-              <w:t>6</w:t>
+                <w:noProof/>
+              </w:rPr>
+              <w:t>7</w:t>
             </w:r>
             <w:r>
               <w:fldChar w:fldCharType="end"/>
@@ -843,9 +843,9 @@
             </w:r>
             <w:r>
               <w:rPr>
-                <w:rStyle w:val="Hyperlink"/>
-              </w:rPr>
-              <w:t>6</w:t>
+                <w:noProof/>
+              </w:rPr>
+              <w:t>7</w:t>
             </w:r>
             <w:r>
               <w:fldChar w:fldCharType="end"/>
@@ -883,9 +883,9 @@
             </w:r>
             <w:r>
               <w:rPr>
-                <w:rStyle w:val="Hyperlink"/>
-              </w:rPr>
-              <w:t>6</w:t>
+                <w:noProof/>
+              </w:rPr>
+              <w:t>8</w:t>
             </w:r>
             <w:r>
               <w:fldChar w:fldCharType="end"/>
@@ -923,9 +923,9 @@
             </w:r>
             <w:r>
               <w:rPr>
-                <w:rStyle w:val="Hyperlink"/>
-              </w:rPr>
-              <w:t>7</w:t>
+                <w:noProof/>
+              </w:rPr>
+              <w:t>8</w:t>
             </w:r>
             <w:r>
               <w:fldChar w:fldCharType="end"/>
@@ -963,9 +963,9 @@
             </w:r>
             <w:r>
               <w:rPr>
-                <w:rStyle w:val="Hyperlink"/>
-              </w:rPr>
-              <w:t>8</w:t>
+                <w:noProof/>
+              </w:rPr>
+              <w:t>9</w:t>
             </w:r>
             <w:r>
               <w:fldChar w:fldCharType="end"/>
@@ -1003,9 +1003,9 @@
             </w:r>
             <w:r>
               <w:rPr>
-                <w:rStyle w:val="Hyperlink"/>
-              </w:rPr>
-              <w:t>9</w:t>
+                <w:noProof/>
+              </w:rPr>
+              <w:t>10</w:t>
             </w:r>
             <w:r>
               <w:fldChar w:fldCharType="end"/>
@@ -1043,9 +1043,9 @@
             </w:r>
             <w:r>
               <w:rPr>
-                <w:rStyle w:val="Hyperlink"/>
-              </w:rPr>
-              <w:t>9</w:t>
+                <w:noProof/>
+              </w:rPr>
+              <w:t>10</w:t>
             </w:r>
             <w:r>
               <w:fldChar w:fldCharType="end"/>
@@ -1083,9 +1083,9 @@
             </w:r>
             <w:r>
               <w:rPr>
-                <w:rStyle w:val="Hyperlink"/>
-              </w:rPr>
-              <w:t>9</w:t>
+                <w:noProof/>
+              </w:rPr>
+              <w:t>10</w:t>
             </w:r>
             <w:r>
               <w:fldChar w:fldCharType="end"/>
@@ -1123,9 +1123,9 @@
             </w:r>
             <w:r>
               <w:rPr>
-                <w:rStyle w:val="Hyperlink"/>
-              </w:rPr>
-              <w:t>9</w:t>
+                <w:noProof/>
+              </w:rPr>
+              <w:t>11</w:t>
             </w:r>
             <w:r>
               <w:fldChar w:fldCharType="end"/>
@@ -1163,9 +1163,9 @@
             </w:r>
             <w:r>
               <w:rPr>
-                <w:rStyle w:val="Hyperlink"/>
-              </w:rPr>
-              <w:t>10</w:t>
+                <w:noProof/>
+              </w:rPr>
+              <w:t>11</w:t>
             </w:r>
             <w:r>
               <w:fldChar w:fldCharType="end"/>
@@ -1203,9 +1203,9 @@
             </w:r>
             <w:r>
               <w:rPr>
-                <w:rStyle w:val="Hyperlink"/>
-              </w:rPr>
-              <w:t>10</w:t>
+                <w:noProof/>
+              </w:rPr>
+              <w:t>11</w:t>
             </w:r>
             <w:r>
               <w:fldChar w:fldCharType="end"/>
@@ -1243,9 +1243,9 @@
             </w:r>
             <w:r>
               <w:rPr>
-                <w:rStyle w:val="Hyperlink"/>
-              </w:rPr>
-              <w:t>11</w:t>
+                <w:noProof/>
+              </w:rPr>
+              <w:t>12</w:t>
             </w:r>
             <w:r>
               <w:fldChar w:fldCharType="end"/>
@@ -1283,9 +1283,9 @@
             </w:r>
             <w:r>
               <w:rPr>
-                <w:rStyle w:val="Hyperlink"/>
-              </w:rPr>
-              <w:t>12</w:t>
+                <w:noProof/>
+              </w:rPr>
+              <w:t>14</w:t>
             </w:r>
             <w:r>
               <w:fldChar w:fldCharType="end"/>
@@ -1323,9 +1323,9 @@
             </w:r>
             <w:r>
               <w:rPr>
-                <w:rStyle w:val="Hyperlink"/>
-              </w:rPr>
-              <w:t>13</w:t>
+                <w:noProof/>
+              </w:rPr>
+              <w:t>15</w:t>
             </w:r>
             <w:r>
               <w:fldChar w:fldCharType="end"/>
@@ -1363,9 +1363,9 @@
             </w:r>
             <w:r>
               <w:rPr>
-                <w:rStyle w:val="Hyperlink"/>
-              </w:rPr>
-              <w:t>15</w:t>
+                <w:noProof/>
+              </w:rPr>
+              <w:t>17</w:t>
             </w:r>
             <w:r>
               <w:fldChar w:fldCharType="end"/>
@@ -1403,9 +1403,9 @@
             </w:r>
             <w:r>
               <w:rPr>
-                <w:rStyle w:val="Hyperlink"/>
-              </w:rPr>
-              <w:t>16</w:t>
+                <w:noProof/>
+              </w:rPr>
+              <w:t>17</w:t>
             </w:r>
             <w:r>
               <w:fldChar w:fldCharType="end"/>
@@ -1443,9 +1443,9 @@
             </w:r>
             <w:r>
               <w:rPr>
-                <w:rStyle w:val="Hyperlink"/>
-              </w:rPr>
-              <w:t>16</w:t>
+                <w:noProof/>
+              </w:rPr>
+              <w:t>17</w:t>
             </w:r>
             <w:r>
               <w:fldChar w:fldCharType="end"/>
@@ -1483,9 +1483,9 @@
             </w:r>
             <w:r>
               <w:rPr>
-                <w:rStyle w:val="Hyperlink"/>
-              </w:rPr>
-              <w:t>16</w:t>
+                <w:noProof/>
+              </w:rPr>
+              <w:t>17</w:t>
             </w:r>
             <w:r>
               <w:fldChar w:fldCharType="end"/>
@@ -1523,9 +1523,9 @@
             </w:r>
             <w:r>
               <w:rPr>
-                <w:rStyle w:val="Hyperlink"/>
-              </w:rPr>
-              <w:t>17</w:t>
+                <w:noProof/>
+              </w:rPr>
+              <w:t>18</w:t>
             </w:r>
             <w:r>
               <w:fldChar w:fldCharType="end"/>
@@ -1545,7 +1545,7 @@
         <w:rPr>
           <w:noProof/>
         </w:rPr>
-        <w:pict w14:anchorId="3B03C183">
+        <w:pict w14:anchorId="59F2FF1D">
           <v:rect id="_x0000_i1035" alt="" style="width:451.3pt;height:.05pt;mso-width-percent:0;mso-height-percent:0;mso-width-percent:0;mso-height-percent:0" o:hralign="center" o:hrstd="t" o:hr="t"/>
         </w:pict>
       </w:r>
@@ -1624,7 +1624,7 @@
         <w:rPr>
           <w:noProof/>
         </w:rPr>
-        <w:pict w14:anchorId="64F2002D">
+        <w:pict w14:anchorId="57A9E913">
           <v:rect id="_x0000_i1034" alt="" style="width:451.3pt;height:.05pt;mso-width-percent:0;mso-height-percent:0;mso-width-percent:0;mso-height-percent:0" o:hralign="center" o:hrstd="t" o:hr="t"/>
         </w:pict>
       </w:r>
@@ -2351,7 +2351,7 @@
         <w:rPr>
           <w:noProof/>
         </w:rPr>
-        <w:pict w14:anchorId="109E0960">
+        <w:pict w14:anchorId="09999F76">
           <v:rect id="_x0000_i1033" alt="" style="width:451.3pt;height:.05pt;mso-width-percent:0;mso-height-percent:0;mso-width-percent:0;mso-height-percent:0" o:hralign="center" o:hrstd="t" o:hr="t"/>
         </w:pict>
       </w:r>
@@ -3374,7 +3374,7 @@
           <w:noProof/>
         </w:rPr>
         <w:drawing>
-          <wp:inline distT="0" distB="0" distL="0" distR="0" wp14:anchorId="7939D942" wp14:editId="1D9EEC0E">
+          <wp:inline distT="0" distB="0" distL="0" distR="0" wp14:anchorId="7939D942" wp14:editId="24BB0491">
             <wp:extent cx="6105516" cy="1574358"/>
             <wp:effectExtent l="0" t="0" r="0" b="0"/>
             <wp:docPr id="854765079" name="Picture 7"/>
@@ -3762,7 +3762,7 @@
         <w:rPr>
           <w:noProof/>
         </w:rPr>
-        <w:pict w14:anchorId="2AC17D09">
+        <w:pict w14:anchorId="0A13A56E">
           <v:rect id="_x0000_i1032" alt="" style="width:451.3pt;height:.05pt;mso-width-percent:0;mso-height-percent:0;mso-width-percent:0;mso-height-percent:0" o:hralign="center" o:hrstd="t" o:hr="t"/>
         </w:pict>
       </w:r>
@@ -4596,7 +4596,7 @@
         <w:rPr>
           <w:noProof/>
         </w:rPr>
-        <w:pict w14:anchorId="780C08B6">
+        <w:pict w14:anchorId="7AAA1D3E">
           <v:rect id="_x0000_i1031" alt="" style="width:451.3pt;height:.05pt;mso-width-percent:0;mso-height-percent:0;mso-width-percent:0;mso-height-percent:0" o:hralign="center" o:hrstd="t" o:hr="t"/>
         </w:pict>
       </w:r>
@@ -5499,7 +5499,7 @@
         <w:rPr>
           <w:noProof/>
         </w:rPr>
-        <w:pict w14:anchorId="2D9E6A35">
+        <w:pict w14:anchorId="77D03303">
           <v:rect id="_x0000_i1030" alt="" style="width:451.3pt;height:.05pt;mso-width-percent:0;mso-height-percent:0;mso-width-percent:0;mso-height-percent:0" o:hralign="center" o:hrstd="t" o:hr="t"/>
         </w:pict>
       </w:r>
@@ -5766,7 +5766,7 @@
         <w:rPr>
           <w:noProof/>
         </w:rPr>
-        <w:pict w14:anchorId="41BA1853">
+        <w:pict w14:anchorId="2BEBFA56">
           <v:rect id="_x0000_i1029" alt="" style="width:451.3pt;height:.05pt;mso-width-percent:0;mso-height-percent:0;mso-width-percent:0;mso-height-percent:0" o:hralign="center" o:hrstd="t" o:hr="t"/>
         </w:pict>
       </w:r>
@@ -6809,7 +6809,7 @@
         <w:rPr>
           <w:noProof/>
         </w:rPr>
-        <w:pict w14:anchorId="07B107DA">
+        <w:pict w14:anchorId="26C0602C">
           <v:rect id="_x0000_i1028" alt="" style="width:451.3pt;height:.05pt;mso-width-percent:0;mso-height-percent:0;mso-width-percent:0;mso-height-percent:0" o:hralign="center" o:hrstd="t" o:hr="t"/>
         </w:pict>
       </w:r>
@@ -7626,7 +7626,7 @@
           <w:noProof/>
         </w:rPr>
         <w:drawing>
-          <wp:inline distT="0" distB="0" distL="0" distR="0" wp14:anchorId="6649B753" wp14:editId="3B49E9E6">
+          <wp:inline distT="0" distB="0" distL="0" distR="0" wp14:anchorId="6649B753" wp14:editId="7A518728">
             <wp:extent cx="5943600" cy="1319917"/>
             <wp:effectExtent l="0" t="0" r="0" b="1270"/>
             <wp:docPr id="1788666707" name="Picture 5"/>
@@ -7682,7 +7682,7 @@
           <w:noProof/>
         </w:rPr>
         <w:drawing>
-          <wp:inline distT="0" distB="0" distL="0" distR="0" wp14:anchorId="7E55BAD7" wp14:editId="6C921559">
+          <wp:inline distT="0" distB="0" distL="0" distR="0" wp14:anchorId="7E55BAD7" wp14:editId="5FF94ED1">
             <wp:extent cx="5943600" cy="791210"/>
             <wp:effectExtent l="0" t="0" r="0" b="0"/>
             <wp:docPr id="1902723405" name="Picture 3"/>
@@ -7749,7 +7749,7 @@
         </w:rPr>
         <w:lastRenderedPageBreak/>
         <w:drawing>
-          <wp:inline distT="0" distB="0" distL="0" distR="0" wp14:anchorId="71DEB139" wp14:editId="490F573A">
+          <wp:inline distT="0" distB="0" distL="0" distR="0" wp14:anchorId="71DEB139" wp14:editId="51A91E39">
             <wp:extent cx="5943600" cy="1531620"/>
             <wp:effectExtent l="0" t="0" r="0" b="5080"/>
             <wp:docPr id="1293012148" name="Picture 4"/>
@@ -9016,7 +9016,7 @@
         <w:rPr>
           <w:noProof/>
         </w:rPr>
-        <w:pict w14:anchorId="1CEE1DA8">
+        <w:pict w14:anchorId="5D645806">
           <v:rect id="_x0000_i1027" alt="" style="width:451.3pt;height:.05pt;mso-width-percent:0;mso-height-percent:0;mso-width-percent:0;mso-height-percent:0" o:hralign="center" o:hrstd="t" o:hr="t"/>
         </w:pict>
       </w:r>
@@ -9637,7 +9637,7 @@
         <w:rPr>
           <w:noProof/>
         </w:rPr>
-        <w:pict w14:anchorId="0FC97D2A">
+        <w:pict w14:anchorId="01FA45DE">
           <v:rect id="_x0000_i1026" alt="" style="width:451.3pt;height:.05pt;mso-width-percent:0;mso-height-percent:0;mso-width-percent:0;mso-height-percent:0" o:hralign="center" o:hrstd="t" o:hr="t"/>
         </w:pict>
       </w:r>
@@ -9767,7 +9767,7 @@
         <w:rPr>
           <w:noProof/>
         </w:rPr>
-        <w:pict w14:anchorId="13B26D4A">
+        <w:pict w14:anchorId="70784719">
           <v:rect id="_x0000_i1025" alt="" style="width:451.3pt;height:.05pt;mso-width-percent:0;mso-height-percent:0;mso-width-percent:0;mso-height-percent:0" o:hralign="center" o:hrstd="t" o:hr="t"/>
         </w:pict>
       </w:r>
